--- a/docs/assets/documents/ConditionList_Testprotocol_Receive.docx
+++ b/docs/assets/documents/ConditionList_Testprotocol_Receive.docx
@@ -94,11 +94,20 @@
         <w:pStyle w:val="Titel"/>
         <w:jc w:val="center"/>
       </w:pPr>
-      <w:fldSimple w:instr=" DOCPROPERTY  &quot;Dato for udgivelse&quot;  \* MERGEFORMAT ">
+      <w:fldSimple w:instr="DOCPROPERTY  &quot;Dato for udgivelse&quot;  \* MERGEFORMAT">
         <w:r>
-          <w:t>2025-06-01</w:t>
+          <w:t>202</w:t>
+        </w:r>
+        <w:r>
+          <w:t>6</w:t>
+        </w:r>
+        <w:r>
+          <w:t>-01</w:t>
         </w:r>
       </w:fldSimple>
+      <w:r>
+        <w:t>-23</w:t>
+      </w:r>
     </w:p>
     <w:p/>
     <w:p/>
@@ -1084,6 +1093,7 @@
               <w:t>Removed word “only” from test steps that must display condition contents and added text: “</w:t>
             </w:r>
             <w:proofErr w:type="spellStart"/>
+            <w:proofErr w:type="gramStart"/>
             <w:r>
               <w:rPr>
                 <w:rFonts w:cstheme="minorBidi"/>
@@ -1091,6 +1101,7 @@
               <w:t>code.display</w:t>
             </w:r>
             <w:proofErr w:type="spellEnd"/>
+            <w:proofErr w:type="gramEnd"/>
             <w:r>
               <w:rPr>
                 <w:rFonts w:cstheme="minorBidi"/>
@@ -1122,6 +1133,163 @@
                 <w:rFonts w:cstheme="minorBidi"/>
               </w:rPr>
               <w:t>Added optional test step 3.2.1.2</w:t>
+            </w:r>
+          </w:p>
+        </w:tc>
+      </w:tr>
+      <w:tr>
+        <w:tc>
+          <w:tcPr>
+            <w:tcW w:w="468" w:type="pct"/>
+            <w:vAlign w:val="center"/>
+          </w:tcPr>
+          <w:p>
+            <w:pPr>
+              <w:jc w:val="center"/>
+            </w:pPr>
+            <w:r>
+              <w:t>1.0.</w:t>
+            </w:r>
+            <w:r>
+              <w:t>2</w:t>
+            </w:r>
+          </w:p>
+        </w:tc>
+        <w:tc>
+          <w:tcPr>
+            <w:tcW w:w="887" w:type="pct"/>
+            <w:vAlign w:val="center"/>
+          </w:tcPr>
+          <w:p>
+            <w:pPr>
+              <w:rPr>
+                <w:rFonts w:cstheme="minorHAnsi"/>
+              </w:rPr>
+            </w:pPr>
+            <w:r>
+              <w:rPr>
+                <w:rFonts w:cstheme="minorHAnsi"/>
+              </w:rPr>
+              <w:t>TRI, RCH</w:t>
+            </w:r>
+          </w:p>
+        </w:tc>
+        <w:tc>
+          <w:tcPr>
+            <w:tcW w:w="455" w:type="pct"/>
+          </w:tcPr>
+          <w:p>
+            <w:pPr>
+              <w:rPr>
+                <w:rFonts w:cstheme="minorHAnsi"/>
+              </w:rPr>
+            </w:pPr>
+            <w:r>
+              <w:rPr>
+                <w:rFonts w:cstheme="minorHAnsi"/>
+              </w:rPr>
+              <w:t>2025-08-</w:t>
+            </w:r>
+            <w:r>
+              <w:rPr>
+                <w:rFonts w:cstheme="minorHAnsi"/>
+              </w:rPr>
+              <w:t>12</w:t>
+            </w:r>
+          </w:p>
+        </w:tc>
+        <w:tc>
+          <w:tcPr>
+            <w:tcW w:w="3190" w:type="pct"/>
+            <w:vAlign w:val="center"/>
+          </w:tcPr>
+          <w:p>
+            <w:r>
+              <w:t>Added test</w:t>
+            </w:r>
+            <w:r>
+              <w:t xml:space="preserve"> </w:t>
+            </w:r>
+            <w:r>
+              <w:t xml:space="preserve">step </w:t>
+            </w:r>
+            <w:r>
+              <w:t xml:space="preserve">3.2.6.3 </w:t>
+            </w:r>
+            <w:proofErr w:type="spellStart"/>
+            <w:r>
+              <w:t>og</w:t>
+            </w:r>
+            <w:proofErr w:type="spellEnd"/>
+            <w:r>
+              <w:t xml:space="preserve"> 3.2.6.4 </w:t>
+            </w:r>
+            <w:r>
+              <w:t>– load patient with a deleted diagnosis card and previous (historical) diagnosis card.</w:t>
+            </w:r>
+          </w:p>
+        </w:tc>
+      </w:tr>
+      <w:tr>
+        <w:tc>
+          <w:tcPr>
+            <w:tcW w:w="468" w:type="pct"/>
+            <w:vAlign w:val="center"/>
+          </w:tcPr>
+          <w:p>
+            <w:pPr>
+              <w:jc w:val="center"/>
+            </w:pPr>
+            <w:r>
+              <w:t>1.0.3</w:t>
+            </w:r>
+          </w:p>
+        </w:tc>
+        <w:tc>
+          <w:tcPr>
+            <w:tcW w:w="887" w:type="pct"/>
+            <w:vAlign w:val="center"/>
+          </w:tcPr>
+          <w:p>
+            <w:pPr>
+              <w:rPr>
+                <w:rFonts w:cstheme="minorHAnsi"/>
+              </w:rPr>
+            </w:pPr>
+            <w:r>
+              <w:rPr>
+                <w:rFonts w:cstheme="minorHAnsi"/>
+              </w:rPr>
+              <w:t>TRI, SKS</w:t>
+            </w:r>
+          </w:p>
+        </w:tc>
+        <w:tc>
+          <w:tcPr>
+            <w:tcW w:w="455" w:type="pct"/>
+          </w:tcPr>
+          <w:p>
+            <w:pPr>
+              <w:rPr>
+                <w:rFonts w:cstheme="minorHAnsi"/>
+              </w:rPr>
+            </w:pPr>
+            <w:r>
+              <w:rPr>
+                <w:rFonts w:cstheme="minorHAnsi"/>
+              </w:rPr>
+              <w:t>2026-01-23</w:t>
+            </w:r>
+          </w:p>
+        </w:tc>
+        <w:tc>
+          <w:tcPr>
+            <w:tcW w:w="3190" w:type="pct"/>
+            <w:vAlign w:val="center"/>
+          </w:tcPr>
+          <w:p>
+            <w:r>
+              <w:t xml:space="preserve">Removed test step regarding showing ‘last updated date’. The sections 1.3 and 3.1 have been updated with relevant text. </w:t>
             </w:r>
           </w:p>
         </w:tc>
@@ -1214,8 +1382,13 @@
           <w:pPr>
             <w:pStyle w:val="Overskrift"/>
           </w:pPr>
+          <w:proofErr w:type="gramStart"/>
           <w:r>
-            <w:t>Tabel of contents</w:t>
+            <w:t>Tabel</w:t>
+          </w:r>
+          <w:proofErr w:type="gramEnd"/>
+          <w:r>
+            <w:t xml:space="preserve"> of contents</w:t>
           </w:r>
         </w:p>
         <w:p>
@@ -3730,13 +3903,13 @@
         <w:t>.</w:t>
       </w:r>
     </w:p>
-    <w:bookmarkStart w:id="5" w:name="_Dokumentation_af_egentest"/>
-    <w:bookmarkStart w:id="6" w:name="_Toc198733262"/>
-    <w:bookmarkEnd w:id="5"/>
     <w:p>
       <w:pPr>
         <w:pStyle w:val="Overskrift2"/>
       </w:pPr>
+      <w:bookmarkStart w:id="5" w:name="_Dokumentation_af_egentest"/>
+      <w:bookmarkStart w:id="6" w:name="_Toc198733262"/>
+      <w:bookmarkEnd w:id="5"/>
       <w:r>
         <w:rPr>
           <w:noProof/>
@@ -3744,16 +3917,16 @@
         <mc:AlternateContent>
           <mc:Choice Requires="wps">
             <w:drawing>
-              <wp:anchor distT="45720" distB="45720" distL="114300" distR="114300" simplePos="0" relativeHeight="251658240" behindDoc="0" locked="0" layoutInCell="1" allowOverlap="1" wp14:anchorId="6B5EC958" wp14:editId="31770A6F">
+              <wp:anchor distT="45720" distB="45720" distL="114300" distR="114300" simplePos="0" relativeHeight="251658240" behindDoc="0" locked="0" layoutInCell="1" allowOverlap="1" wp14:anchorId="6B5EC958" wp14:editId="24804C0A">
                 <wp:simplePos x="0" y="0"/>
                 <wp:positionH relativeFrom="column">
-                  <wp:posOffset>36195</wp:posOffset>
+                  <wp:posOffset>32385</wp:posOffset>
                 </wp:positionH>
                 <wp:positionV relativeFrom="paragraph">
-                  <wp:posOffset>353060</wp:posOffset>
+                  <wp:posOffset>355600</wp:posOffset>
                 </wp:positionV>
-                <wp:extent cx="8442960" cy="4210050"/>
-                <wp:effectExtent l="0" t="0" r="15240" b="19050"/>
+                <wp:extent cx="8442960" cy="4416425"/>
+                <wp:effectExtent l="0" t="0" r="15240" b="22225"/>
                 <wp:wrapTopAndBottom/>
                 <wp:docPr id="217" name="Tekstfelt 2"/>
                 <wp:cNvGraphicFramePr>
@@ -3768,7 +3941,7 @@
                       <wps:spPr bwMode="auto">
                         <a:xfrm>
                           <a:off x="0" y="0"/>
-                          <a:ext cx="8442960" cy="4210050"/>
+                          <a:ext cx="8442960" cy="4416425"/>
                         </a:xfrm>
                         <a:prstGeom prst="rect">
                           <a:avLst/>
@@ -3804,6 +3977,7 @@
                               </w:rPr>
                             </w:pPr>
                             <w:bookmarkStart w:id="7" w:name="Egentest"/>
+                            <w:proofErr w:type="spellStart"/>
                             <w:r>
                               <w:rPr>
                                 <w:b/>
@@ -3811,10 +3985,29 @@
                                 <w:sz w:val="32"/>
                                 <w:szCs w:val="32"/>
                               </w:rPr>
-                              <w:t>Self-test</w:t>
+                              <w:t>Self</w:t>
                             </w:r>
+                            <w:r>
+                              <w:rPr>
+                                <w:b/>
+                                <w:bCs/>
+                                <w:sz w:val="32"/>
+                                <w:szCs w:val="32"/>
+                              </w:rPr>
+                              <w:t xml:space="preserve"> </w:t>
+                            </w:r>
+                            <w:r>
+                              <w:rPr>
+                                <w:b/>
+                                <w:bCs/>
+                                <w:sz w:val="32"/>
+                                <w:szCs w:val="32"/>
+                              </w:rPr>
+                              <w:t>test</w:t>
+                            </w:r>
+                            <w:bookmarkEnd w:id="7"/>
+                            <w:proofErr w:type="spellEnd"/>
                           </w:p>
-                          <w:bookmarkEnd w:id="7"/>
                           <w:p>
                             <w:pPr>
                               <w:rPr>
@@ -3827,44 +4020,196 @@
                                 <w:b/>
                                 <w:bCs/>
                               </w:rPr>
-                              <w:t>Prior to the test, the vendor must have performed self-test, including successfully completed TouchStone self-tests, which are approved by MedCom.</w:t>
-                            </w:r>
-                          </w:p>
-                          <w:p>
-                            <w:r>
-                              <w:t>The self-test is documented by the vendor completing this test protocol</w:t>
+                              <w:t>Prior to the test</w:t>
                             </w:r>
                             <w:r>
-                              <w:t>.</w:t>
-                            </w:r>
-                          </w:p>
-                          <w:p>
-                            <w:r>
-                              <w:t xml:space="preserve">For self-tests, only the following column </w:t>
+                              <w:rPr>
+                                <w:b/>
+                                <w:bCs/>
+                              </w:rPr>
+                              <w:t xml:space="preserve"> with MedCom</w:t>
                             </w:r>
                             <w:r>
-                              <w:t>must be completed by the vendor:</w:t>
+                              <w:rPr>
+                                <w:b/>
+                                <w:bCs/>
+                              </w:rPr>
+                              <w:t xml:space="preserve">, the vendor must </w:t>
+                            </w:r>
+                            <w:r>
+                              <w:rPr>
+                                <w:b/>
+                                <w:bCs/>
+                              </w:rPr>
+                              <w:t>perform</w:t>
+                            </w:r>
+                            <w:r>
+                              <w:rPr>
+                                <w:b/>
+                                <w:bCs/>
+                              </w:rPr>
+                              <w:t xml:space="preserve"> </w:t>
+                            </w:r>
+                            <w:r>
+                              <w:rPr>
+                                <w:b/>
+                                <w:bCs/>
+                              </w:rPr>
+                              <w:t xml:space="preserve">a </w:t>
+                            </w:r>
+                            <w:proofErr w:type="spellStart"/>
+                            <w:r>
+                              <w:rPr>
+                                <w:b/>
+                                <w:bCs/>
+                              </w:rPr>
+                              <w:t>self</w:t>
+                            </w:r>
+                            <w:r>
+                              <w:rPr>
+                                <w:b/>
+                                <w:bCs/>
+                              </w:rPr>
+                              <w:t xml:space="preserve"> </w:t>
+                            </w:r>
+                            <w:r>
+                              <w:rPr>
+                                <w:b/>
+                                <w:bCs/>
+                              </w:rPr>
+                              <w:t>test</w:t>
+                            </w:r>
+                            <w:proofErr w:type="spellEnd"/>
+                            <w:r>
+                              <w:rPr>
+                                <w:b/>
+                                <w:bCs/>
+                              </w:rPr>
+                              <w:t xml:space="preserve"> by completing</w:t>
+                            </w:r>
+                            <w:r>
+                              <w:rPr>
+                                <w:b/>
+                                <w:bCs/>
+                              </w:rPr>
+                              <w:t xml:space="preserve"> the steps in the test</w:t>
+                            </w:r>
+                            <w:r>
+                              <w:rPr>
+                                <w:b/>
+                                <w:bCs/>
+                              </w:rPr>
+                              <w:t xml:space="preserve"> </w:t>
+                            </w:r>
+                            <w:r>
+                              <w:rPr>
+                                <w:b/>
+                                <w:bCs/>
+                              </w:rPr>
+                              <w:t>protocol</w:t>
+                            </w:r>
+                            <w:r>
+                              <w:rPr>
+                                <w:b/>
+                                <w:bCs/>
+                              </w:rPr>
+                              <w:t xml:space="preserve">. </w:t>
+                            </w:r>
+                            <w:r>
+                              <w:rPr>
+                                <w:b/>
+                                <w:bCs/>
+                              </w:rPr>
+                              <w:t xml:space="preserve"> The </w:t>
+                            </w:r>
+                            <w:proofErr w:type="spellStart"/>
+                            <w:r>
+                              <w:rPr>
+                                <w:b/>
+                                <w:bCs/>
+                              </w:rPr>
+                              <w:t>self</w:t>
+                            </w:r>
+                            <w:r>
+                              <w:rPr>
+                                <w:b/>
+                                <w:bCs/>
+                              </w:rPr>
+                              <w:t xml:space="preserve"> </w:t>
+                            </w:r>
+                            <w:r>
+                              <w:rPr>
+                                <w:b/>
+                                <w:bCs/>
+                              </w:rPr>
+                              <w:t>test</w:t>
+                            </w:r>
+                            <w:proofErr w:type="spellEnd"/>
+                            <w:r>
+                              <w:rPr>
+                                <w:b/>
+                                <w:bCs/>
+                              </w:rPr>
+                              <w:t xml:space="preserve"> must be approved by MedCom before the live</w:t>
+                            </w:r>
+                            <w:r>
+                              <w:rPr>
+                                <w:b/>
+                                <w:bCs/>
+                              </w:rPr>
+                              <w:t xml:space="preserve"> </w:t>
+                            </w:r>
+                            <w:r>
+                              <w:rPr>
+                                <w:b/>
+                                <w:bCs/>
+                              </w:rPr>
+                              <w:t>test</w:t>
+                            </w:r>
+                            <w:r>
+                              <w:rPr>
+                                <w:b/>
+                                <w:bCs/>
+                              </w:rPr>
+                              <w:t xml:space="preserve">. </w:t>
                             </w:r>
                           </w:p>
                           <w:p>
                             <w:pPr>
-                              <w:pStyle w:val="Listeafsnit"/>
-                              <w:numPr>
-                                <w:ilvl w:val="0"/>
-                                <w:numId w:val="7"/>
-                              </w:numPr>
+                              <w:rPr>
+                                <w:b/>
+                                <w:bCs/>
+                              </w:rPr>
                             </w:pPr>
                             <w:r>
-                              <w:t>[</w:t>
+                              <w:t xml:space="preserve">The self-test is documented by </w:t>
                             </w:r>
                             <w:r>
-                              <w:t>Current</w:t>
+                              <w:t xml:space="preserve">filling out the </w:t>
                             </w:r>
                             <w:r>
-                              <w:t xml:space="preserve"> result]:</w:t>
+                              <w:t>‘</w:t>
                             </w:r>
                             <w:r>
-                              <w:t xml:space="preserve"> is filled in with the results of the self-test and relevant descriptions</w:t>
+                              <w:t>Actual</w:t>
+                            </w:r>
+                            <w:r>
+                              <w:t xml:space="preserve"> </w:t>
+                            </w:r>
+                            <w:r>
+                              <w:t>result</w:t>
+                            </w:r>
+                            <w:r>
+                              <w:t>’</w:t>
+                            </w:r>
+                            <w:r>
+                              <w:t xml:space="preserve"> column for each test-step</w:t>
+                            </w:r>
+                            <w:r>
+                              <w:t xml:space="preserve"> </w:t>
+                            </w:r>
+                            <w:r>
+                              <w:t>with the results of the self-test and relevant descriptions</w:t>
                             </w:r>
                             <w:r>
                               <w:t>.</w:t>
@@ -3876,6 +4221,9 @@
                             </w:r>
                             <w:r>
                               <w:t>.</w:t>
+                            </w:r>
+                            <w:r>
+                              <w:br/>
                             </w:r>
                           </w:p>
                           <w:p>
@@ -3890,7 +4238,107 @@
                                 <w:b/>
                                 <w:bCs/>
                               </w:rPr>
-                              <w:t xml:space="preserve">During the self-test the vendor must document the test results by saving relevant files and screen dumps, and subsequently send these in a combined ZIP file (together with the completed test protocol) to </w:t>
+                              <w:t>In t</w:t>
+                            </w:r>
+                            <w:r>
+                              <w:rPr>
+                                <w:b/>
+                                <w:bCs/>
+                              </w:rPr>
+                              <w:t>he</w:t>
+                            </w:r>
+                            <w:r>
+                              <w:rPr>
+                                <w:b/>
+                                <w:bCs/>
+                              </w:rPr>
+                              <w:t xml:space="preserve"> </w:t>
+                            </w:r>
+                            <w:proofErr w:type="spellStart"/>
+                            <w:r>
+                              <w:rPr>
+                                <w:b/>
+                                <w:bCs/>
+                              </w:rPr>
+                              <w:t>self</w:t>
+                            </w:r>
+                            <w:r>
+                              <w:rPr>
+                                <w:b/>
+                                <w:bCs/>
+                              </w:rPr>
+                              <w:t xml:space="preserve"> </w:t>
+                            </w:r>
+                            <w:r>
+                              <w:rPr>
+                                <w:b/>
+                                <w:bCs/>
+                              </w:rPr>
+                              <w:t>test</w:t>
+                            </w:r>
+                            <w:proofErr w:type="spellEnd"/>
+                            <w:r>
+                              <w:rPr>
+                                <w:b/>
+                                <w:bCs/>
+                              </w:rPr>
+                              <w:t xml:space="preserve"> the test results </w:t>
+                            </w:r>
+                            <w:r>
+                              <w:rPr>
+                                <w:b/>
+                                <w:bCs/>
+                              </w:rPr>
+                              <w:t xml:space="preserve">are also documented </w:t>
+                            </w:r>
+                            <w:r>
+                              <w:rPr>
+                                <w:b/>
+                                <w:bCs/>
+                              </w:rPr>
+                              <w:t>by saving relevant files and screen dumps</w:t>
+                            </w:r>
+                            <w:r>
+                              <w:rPr>
+                                <w:b/>
+                                <w:bCs/>
+                              </w:rPr>
+                              <w:t xml:space="preserve"> for each test</w:t>
+                            </w:r>
+                            <w:r>
+                              <w:rPr>
+                                <w:b/>
+                                <w:bCs/>
+                              </w:rPr>
+                              <w:t xml:space="preserve"> </w:t>
+                            </w:r>
+                            <w:r>
+                              <w:rPr>
+                                <w:b/>
+                                <w:bCs/>
+                              </w:rPr>
+                              <w:t xml:space="preserve">step. These files </w:t>
+                            </w:r>
+                            <w:r>
+                              <w:rPr>
+                                <w:b/>
+                                <w:bCs/>
+                              </w:rPr>
+                              <w:t>must be packed in a</w:t>
+                            </w:r>
+                            <w:r>
+                              <w:rPr>
+                                <w:b/>
+                                <w:bCs/>
+                              </w:rPr>
+                              <w:t xml:space="preserve"> ZIP file </w:t>
+                            </w:r>
+                            <w:r>
+                              <w:rPr>
+                                <w:b/>
+                                <w:bCs/>
+                              </w:rPr>
+                              <w:t xml:space="preserve">and send to </w:t>
                             </w:r>
                             <w:hyperlink r:id="rId13" w:history="1">
                               <w:r>
@@ -3911,6 +4359,20 @@
                                 <w:b/>
                                 <w:bCs/>
                               </w:rPr>
+                              <w:t xml:space="preserve"> </w:t>
+                            </w:r>
+                            <w:r>
+                              <w:rPr>
+                                <w:b/>
+                                <w:bCs/>
+                              </w:rPr>
+                              <w:t>with the completed test protocol to</w:t>
+                            </w:r>
+                            <w:r>
+                              <w:rPr>
+                                <w:b/>
+                                <w:bCs/>
+                              </w:rPr>
                               <w:t>.</w:t>
                             </w:r>
                             <w:r>
@@ -3922,28 +4384,11 @@
                             </w:r>
                           </w:p>
                           <w:p>
-                            <w:pPr>
-                              <w:rPr>
-                                <w:lang w:val="da-DK"/>
-                              </w:rPr>
-                            </w:pPr>
                             <w:r>
-                              <w:rPr>
-                                <w:lang w:val="da-DK"/>
-                              </w:rPr>
-                              <w:t>Alle filer og skærmdumps skal</w:t>
+                              <w:t>All files are named with</w:t>
                             </w:r>
                             <w:r>
-                              <w:rPr>
-                                <w:lang w:val="da-DK"/>
-                              </w:rPr>
-                              <w:t xml:space="preserve"> </w:t>
-                            </w:r>
-                            <w:r>
-                              <w:rPr>
-                                <w:lang w:val="da-DK"/>
-                              </w:rPr>
-                              <w:t>navngives med:</w:t>
+                              <w:t>:</w:t>
                             </w:r>
                           </w:p>
                           <w:p>
@@ -3955,7 +4400,10 @@
                               </w:numPr>
                             </w:pPr>
                             <w:r>
-                              <w:t>Standard name</w:t>
+                              <w:t xml:space="preserve">Name of MedCom </w:t>
+                            </w:r>
+                            <w:r>
+                              <w:t>Standard</w:t>
                             </w:r>
                           </w:p>
                           <w:p>
@@ -3967,7 +4415,13 @@
                               </w:numPr>
                             </w:pPr>
                             <w:r>
-                              <w:t>The number of the relevant test step</w:t>
+                              <w:t>T</w:t>
+                            </w:r>
+                            <w:r>
+                              <w:t>est step</w:t>
+                            </w:r>
+                            <w:r>
+                              <w:t xml:space="preserve"> number</w:t>
                             </w:r>
                           </w:p>
                           <w:p>
@@ -3981,6 +4435,28 @@
                             <w:r>
                               <w:t>Consecutive letter</w:t>
                             </w:r>
+                            <w:r>
+                              <w:t xml:space="preserve"> for </w:t>
+                            </w:r>
+                            <w:r>
+                              <w:t xml:space="preserve">the </w:t>
+                            </w:r>
+                            <w:proofErr w:type="gramStart"/>
+                            <w:r>
+                              <w:t>particular test-step</w:t>
+                            </w:r>
+                            <w:proofErr w:type="gramEnd"/>
+                            <w:r>
+                              <w:t xml:space="preserve"> files (</w:t>
+                            </w:r>
+                            <w:proofErr w:type="spellStart"/>
+                            <w:r>
+                              <w:t>ie</w:t>
+                            </w:r>
+                            <w:proofErr w:type="spellEnd"/>
+                            <w:r>
+                              <w:t>. a test-step with three files have a file A, B and C)</w:t>
+                            </w:r>
                           </w:p>
                           <w:p>
                             <w:pPr>
@@ -3990,8 +4466,16 @@
                                 <w:numId w:val="8"/>
                               </w:numPr>
                             </w:pPr>
+                            <w:proofErr w:type="gramStart"/>
                             <w:r>
-                              <w:t>File type</w:t>
+                              <w:t>.</w:t>
+                            </w:r>
+                            <w:r>
+                              <w:t>File</w:t>
+                            </w:r>
+                            <w:proofErr w:type="gramEnd"/>
+                            <w:r>
+                              <w:t xml:space="preserve"> type</w:t>
                             </w:r>
                           </w:p>
                           <w:p>
@@ -4021,12 +4505,14 @@
                               </w:rPr>
                               <w:fldChar w:fldCharType="separate"/>
                             </w:r>
+                            <w:proofErr w:type="spellStart"/>
                             <w:r>
                               <w:rPr>
                                 <w:rFonts w:cs="Calibri"/>
                               </w:rPr>
                               <w:t>ConditionList</w:t>
                             </w:r>
+                            <w:proofErr w:type="spellEnd"/>
                             <w:r>
                               <w:rPr>
                                 <w:rFonts w:cs="Calibri"/>
@@ -4114,7 +4600,7 @@
                 <v:stroke joinstyle="miter"/>
                 <v:path gradientshapeok="t" o:connecttype="rect"/>
               </v:shapetype>
-              <v:shape id="Tekstfelt 2" o:spid="_x0000_s1026" type="#_x0000_t202" style="position:absolute;left:0;text-align:left;margin-left:2.85pt;margin-top:27.8pt;width:664.8pt;height:331.5pt;z-index:251658240;visibility:visible;mso-wrap-style:square;mso-width-percent:0;mso-height-percent:0;mso-wrap-distance-left:9pt;mso-wrap-distance-top:3.6pt;mso-wrap-distance-right:9pt;mso-wrap-distance-bottom:3.6pt;mso-position-horizontal:absolute;mso-position-horizontal-relative:text;mso-position-vertical:absolute;mso-position-vertical-relative:text;mso-width-percent:0;mso-height-percent:0;mso-width-relative:margin;mso-height-relative:margin;v-text-anchor:top" o:gfxdata="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" fillcolor="#82a0d7 [2168]" strokecolor="#4472c4 [3208]" strokeweight=".5pt">
+              <v:shape id="_x0000_s1026" type="#_x0000_t202" style="position:absolute;left:0;text-align:left;margin-left:2.55pt;margin-top:28pt;width:664.8pt;height:347.75pt;z-index:251658240;visibility:visible;mso-wrap-style:square;mso-width-percent:0;mso-height-percent:0;mso-wrap-distance-left:9pt;mso-wrap-distance-top:3.6pt;mso-wrap-distance-right:9pt;mso-wrap-distance-bottom:3.6pt;mso-position-horizontal:absolute;mso-position-horizontal-relative:text;mso-position-vertical:absolute;mso-position-vertical-relative:text;mso-width-percent:0;mso-height-percent:0;mso-width-relative:margin;mso-height-relative:margin;v-text-anchor:top" o:gfxdata="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" fillcolor="#82a0d7 [2168]" strokecolor="#4472c4 [3208]" strokeweight=".5pt">
                 <v:fill color2="#678ccf [2616]" rotate="t" colors="0 #a8b7df;.5 #9aabd9;1 #879ed7" focus="100%" type="gradient">
                   <o:fill v:ext="view" type="gradientUnscaled"/>
                 </v:fill>
@@ -4130,6 +4616,7 @@
                         </w:rPr>
                       </w:pPr>
                       <w:bookmarkStart w:id="8" w:name="Egentest"/>
+                      <w:proofErr w:type="spellStart"/>
                       <w:r>
                         <w:rPr>
                           <w:b/>
@@ -4137,10 +4624,29 @@
                           <w:sz w:val="32"/>
                           <w:szCs w:val="32"/>
                         </w:rPr>
-                        <w:t>Self-test</w:t>
+                        <w:t>Self</w:t>
                       </w:r>
+                      <w:r>
+                        <w:rPr>
+                          <w:b/>
+                          <w:bCs/>
+                          <w:sz w:val="32"/>
+                          <w:szCs w:val="32"/>
+                        </w:rPr>
+                        <w:t xml:space="preserve"> </w:t>
+                      </w:r>
+                      <w:r>
+                        <w:rPr>
+                          <w:b/>
+                          <w:bCs/>
+                          <w:sz w:val="32"/>
+                          <w:szCs w:val="32"/>
+                        </w:rPr>
+                        <w:t>test</w:t>
+                      </w:r>
+                      <w:bookmarkEnd w:id="8"/>
+                      <w:proofErr w:type="spellEnd"/>
                     </w:p>
-                    <w:bookmarkEnd w:id="8"/>
                     <w:p>
                       <w:pPr>
                         <w:rPr>
@@ -4153,44 +4659,196 @@
                           <w:b/>
                           <w:bCs/>
                         </w:rPr>
-                        <w:t>Prior to the test, the vendor must have performed self-test, including successfully completed TouchStone self-tests, which are approved by MedCom.</w:t>
-                      </w:r>
-                    </w:p>
-                    <w:p>
-                      <w:r>
-                        <w:t>The self-test is documented by the vendor completing this test protocol</w:t>
+                        <w:t>Prior to the test</w:t>
                       </w:r>
                       <w:r>
-                        <w:t>.</w:t>
-                      </w:r>
-                    </w:p>
-                    <w:p>
-                      <w:r>
-                        <w:t xml:space="preserve">For self-tests, only the following column </w:t>
+                        <w:rPr>
+                          <w:b/>
+                          <w:bCs/>
+                        </w:rPr>
+                        <w:t xml:space="preserve"> with MedCom</w:t>
                       </w:r>
                       <w:r>
-                        <w:t>must be completed by the vendor:</w:t>
+                        <w:rPr>
+                          <w:b/>
+                          <w:bCs/>
+                        </w:rPr>
+                        <w:t xml:space="preserve">, the vendor must </w:t>
+                      </w:r>
+                      <w:r>
+                        <w:rPr>
+                          <w:b/>
+                          <w:bCs/>
+                        </w:rPr>
+                        <w:t>perform</w:t>
+                      </w:r>
+                      <w:r>
+                        <w:rPr>
+                          <w:b/>
+                          <w:bCs/>
+                        </w:rPr>
+                        <w:t xml:space="preserve"> </w:t>
+                      </w:r>
+                      <w:r>
+                        <w:rPr>
+                          <w:b/>
+                          <w:bCs/>
+                        </w:rPr>
+                        <w:t xml:space="preserve">a </w:t>
+                      </w:r>
+                      <w:proofErr w:type="spellStart"/>
+                      <w:r>
+                        <w:rPr>
+                          <w:b/>
+                          <w:bCs/>
+                        </w:rPr>
+                        <w:t>self</w:t>
+                      </w:r>
+                      <w:r>
+                        <w:rPr>
+                          <w:b/>
+                          <w:bCs/>
+                        </w:rPr>
+                        <w:t xml:space="preserve"> </w:t>
+                      </w:r>
+                      <w:r>
+                        <w:rPr>
+                          <w:b/>
+                          <w:bCs/>
+                        </w:rPr>
+                        <w:t>test</w:t>
+                      </w:r>
+                      <w:proofErr w:type="spellEnd"/>
+                      <w:r>
+                        <w:rPr>
+                          <w:b/>
+                          <w:bCs/>
+                        </w:rPr>
+                        <w:t xml:space="preserve"> by completing</w:t>
+                      </w:r>
+                      <w:r>
+                        <w:rPr>
+                          <w:b/>
+                          <w:bCs/>
+                        </w:rPr>
+                        <w:t xml:space="preserve"> the steps in the test</w:t>
+                      </w:r>
+                      <w:r>
+                        <w:rPr>
+                          <w:b/>
+                          <w:bCs/>
+                        </w:rPr>
+                        <w:t xml:space="preserve"> </w:t>
+                      </w:r>
+                      <w:r>
+                        <w:rPr>
+                          <w:b/>
+                          <w:bCs/>
+                        </w:rPr>
+                        <w:t>protocol</w:t>
+                      </w:r>
+                      <w:r>
+                        <w:rPr>
+                          <w:b/>
+                          <w:bCs/>
+                        </w:rPr>
+                        <w:t xml:space="preserve">. </w:t>
+                      </w:r>
+                      <w:r>
+                        <w:rPr>
+                          <w:b/>
+                          <w:bCs/>
+                        </w:rPr>
+                        <w:t xml:space="preserve"> The </w:t>
+                      </w:r>
+                      <w:proofErr w:type="spellStart"/>
+                      <w:r>
+                        <w:rPr>
+                          <w:b/>
+                          <w:bCs/>
+                        </w:rPr>
+                        <w:t>self</w:t>
+                      </w:r>
+                      <w:r>
+                        <w:rPr>
+                          <w:b/>
+                          <w:bCs/>
+                        </w:rPr>
+                        <w:t xml:space="preserve"> </w:t>
+                      </w:r>
+                      <w:r>
+                        <w:rPr>
+                          <w:b/>
+                          <w:bCs/>
+                        </w:rPr>
+                        <w:t>test</w:t>
+                      </w:r>
+                      <w:proofErr w:type="spellEnd"/>
+                      <w:r>
+                        <w:rPr>
+                          <w:b/>
+                          <w:bCs/>
+                        </w:rPr>
+                        <w:t xml:space="preserve"> must be approved by MedCom before the live</w:t>
+                      </w:r>
+                      <w:r>
+                        <w:rPr>
+                          <w:b/>
+                          <w:bCs/>
+                        </w:rPr>
+                        <w:t xml:space="preserve"> </w:t>
+                      </w:r>
+                      <w:r>
+                        <w:rPr>
+                          <w:b/>
+                          <w:bCs/>
+                        </w:rPr>
+                        <w:t>test</w:t>
+                      </w:r>
+                      <w:r>
+                        <w:rPr>
+                          <w:b/>
+                          <w:bCs/>
+                        </w:rPr>
+                        <w:t xml:space="preserve">. </w:t>
                       </w:r>
                     </w:p>
                     <w:p>
                       <w:pPr>
-                        <w:pStyle w:val="Listeafsnit"/>
-                        <w:numPr>
-                          <w:ilvl w:val="0"/>
-                          <w:numId w:val="7"/>
-                        </w:numPr>
+                        <w:rPr>
+                          <w:b/>
+                          <w:bCs/>
+                        </w:rPr>
                       </w:pPr>
                       <w:r>
-                        <w:t>[</w:t>
+                        <w:t xml:space="preserve">The self-test is documented by </w:t>
                       </w:r>
                       <w:r>
-                        <w:t>Current</w:t>
+                        <w:t xml:space="preserve">filling out the </w:t>
                       </w:r>
                       <w:r>
-                        <w:t xml:space="preserve"> result]:</w:t>
+                        <w:t>‘</w:t>
                       </w:r>
                       <w:r>
-                        <w:t xml:space="preserve"> is filled in with the results of the self-test and relevant descriptions</w:t>
+                        <w:t>Actual</w:t>
+                      </w:r>
+                      <w:r>
+                        <w:t xml:space="preserve"> </w:t>
+                      </w:r>
+                      <w:r>
+                        <w:t>result</w:t>
+                      </w:r>
+                      <w:r>
+                        <w:t>’</w:t>
+                      </w:r>
+                      <w:r>
+                        <w:t xml:space="preserve"> column for each test-step</w:t>
+                      </w:r>
+                      <w:r>
+                        <w:t xml:space="preserve"> </w:t>
+                      </w:r>
+                      <w:r>
+                        <w:t>with the results of the self-test and relevant descriptions</w:t>
                       </w:r>
                       <w:r>
                         <w:t>.</w:t>
@@ -4202,6 +4860,9 @@
                       </w:r>
                       <w:r>
                         <w:t>.</w:t>
+                      </w:r>
+                      <w:r>
+                        <w:br/>
                       </w:r>
                     </w:p>
                     <w:p>
@@ -4216,23 +4877,107 @@
                           <w:b/>
                           <w:bCs/>
                         </w:rPr>
-                        <w:t xml:space="preserve">During the self-test the vendor must document the test results by saving relevant files and screen </w:t>
+                        <w:t>In t</w:t>
                       </w:r>
-                      <w:proofErr w:type="gramStart"/>
                       <w:r>
                         <w:rPr>
                           <w:b/>
                           <w:bCs/>
                         </w:rPr>
-                        <w:t>dumps, and</w:t>
+                        <w:t>he</w:t>
                       </w:r>
-                      <w:proofErr w:type="gramEnd"/>
                       <w:r>
                         <w:rPr>
                           <w:b/>
                           <w:bCs/>
                         </w:rPr>
-                        <w:t xml:space="preserve"> subsequently send these in a combined ZIP file (together with the completed test protocol) to </w:t>
+                        <w:t xml:space="preserve"> </w:t>
+                      </w:r>
+                      <w:proofErr w:type="spellStart"/>
+                      <w:r>
+                        <w:rPr>
+                          <w:b/>
+                          <w:bCs/>
+                        </w:rPr>
+                        <w:t>self</w:t>
+                      </w:r>
+                      <w:r>
+                        <w:rPr>
+                          <w:b/>
+                          <w:bCs/>
+                        </w:rPr>
+                        <w:t xml:space="preserve"> </w:t>
+                      </w:r>
+                      <w:r>
+                        <w:rPr>
+                          <w:b/>
+                          <w:bCs/>
+                        </w:rPr>
+                        <w:t>test</w:t>
+                      </w:r>
+                      <w:proofErr w:type="spellEnd"/>
+                      <w:r>
+                        <w:rPr>
+                          <w:b/>
+                          <w:bCs/>
+                        </w:rPr>
+                        <w:t xml:space="preserve"> the test results </w:t>
+                      </w:r>
+                      <w:r>
+                        <w:rPr>
+                          <w:b/>
+                          <w:bCs/>
+                        </w:rPr>
+                        <w:t xml:space="preserve">are also documented </w:t>
+                      </w:r>
+                      <w:r>
+                        <w:rPr>
+                          <w:b/>
+                          <w:bCs/>
+                        </w:rPr>
+                        <w:t>by saving relevant files and screen dumps</w:t>
+                      </w:r>
+                      <w:r>
+                        <w:rPr>
+                          <w:b/>
+                          <w:bCs/>
+                        </w:rPr>
+                        <w:t xml:space="preserve"> for each test</w:t>
+                      </w:r>
+                      <w:r>
+                        <w:rPr>
+                          <w:b/>
+                          <w:bCs/>
+                        </w:rPr>
+                        <w:t xml:space="preserve"> </w:t>
+                      </w:r>
+                      <w:r>
+                        <w:rPr>
+                          <w:b/>
+                          <w:bCs/>
+                        </w:rPr>
+                        <w:t xml:space="preserve">step. These files </w:t>
+                      </w:r>
+                      <w:r>
+                        <w:rPr>
+                          <w:b/>
+                          <w:bCs/>
+                        </w:rPr>
+                        <w:t>must be packed in a</w:t>
+                      </w:r>
+                      <w:r>
+                        <w:rPr>
+                          <w:b/>
+                          <w:bCs/>
+                        </w:rPr>
+                        <w:t xml:space="preserve"> ZIP file </w:t>
+                      </w:r>
+                      <w:r>
+                        <w:rPr>
+                          <w:b/>
+                          <w:bCs/>
+                        </w:rPr>
+                        <w:t xml:space="preserve">and send to </w:t>
                       </w:r>
                       <w:hyperlink r:id="rId14" w:history="1">
                         <w:r>
@@ -4253,6 +4998,20 @@
                           <w:b/>
                           <w:bCs/>
                         </w:rPr>
+                        <w:t xml:space="preserve"> </w:t>
+                      </w:r>
+                      <w:r>
+                        <w:rPr>
+                          <w:b/>
+                          <w:bCs/>
+                        </w:rPr>
+                        <w:t>with the completed test protocol to</w:t>
+                      </w:r>
+                      <w:r>
+                        <w:rPr>
+                          <w:b/>
+                          <w:bCs/>
+                        </w:rPr>
                         <w:t>.</w:t>
                       </w:r>
                       <w:r>
@@ -4264,28 +5023,11 @@
                       </w:r>
                     </w:p>
                     <w:p>
-                      <w:pPr>
-                        <w:rPr>
-                          <w:lang w:val="da-DK"/>
-                        </w:rPr>
-                      </w:pPr>
                       <w:r>
-                        <w:rPr>
-                          <w:lang w:val="da-DK"/>
-                        </w:rPr>
-                        <w:t>Alle filer og skærmdumps skal</w:t>
+                        <w:t>All files are named with</w:t>
                       </w:r>
                       <w:r>
-                        <w:rPr>
-                          <w:lang w:val="da-DK"/>
-                        </w:rPr>
-                        <w:t xml:space="preserve"> </w:t>
-                      </w:r>
-                      <w:r>
-                        <w:rPr>
-                          <w:lang w:val="da-DK"/>
-                        </w:rPr>
-                        <w:t>navngives med:</w:t>
+                        <w:t>:</w:t>
                       </w:r>
                     </w:p>
                     <w:p>
@@ -4297,7 +5039,10 @@
                         </w:numPr>
                       </w:pPr>
                       <w:r>
-                        <w:t>Standard name</w:t>
+                        <w:t xml:space="preserve">Name of MedCom </w:t>
+                      </w:r>
+                      <w:r>
+                        <w:t>Standard</w:t>
                       </w:r>
                     </w:p>
                     <w:p>
@@ -4309,7 +5054,13 @@
                         </w:numPr>
                       </w:pPr>
                       <w:r>
-                        <w:t>The number of the relevant test step</w:t>
+                        <w:t>T</w:t>
+                      </w:r>
+                      <w:r>
+                        <w:t>est step</w:t>
+                      </w:r>
+                      <w:r>
+                        <w:t xml:space="preserve"> number</w:t>
                       </w:r>
                     </w:p>
                     <w:p>
@@ -4323,6 +5074,28 @@
                       <w:r>
                         <w:t>Consecutive letter</w:t>
                       </w:r>
+                      <w:r>
+                        <w:t xml:space="preserve"> for </w:t>
+                      </w:r>
+                      <w:r>
+                        <w:t xml:space="preserve">the </w:t>
+                      </w:r>
+                      <w:proofErr w:type="gramStart"/>
+                      <w:r>
+                        <w:t>particular test-step</w:t>
+                      </w:r>
+                      <w:proofErr w:type="gramEnd"/>
+                      <w:r>
+                        <w:t xml:space="preserve"> files (</w:t>
+                      </w:r>
+                      <w:proofErr w:type="spellStart"/>
+                      <w:r>
+                        <w:t>ie</w:t>
+                      </w:r>
+                      <w:proofErr w:type="spellEnd"/>
+                      <w:r>
+                        <w:t>. a test-step with three files have a file A, B and C)</w:t>
+                      </w:r>
                     </w:p>
                     <w:p>
                       <w:pPr>
@@ -4332,8 +5105,16 @@
                           <w:numId w:val="8"/>
                         </w:numPr>
                       </w:pPr>
+                      <w:proofErr w:type="gramStart"/>
                       <w:r>
-                        <w:t>File type</w:t>
+                        <w:t>.</w:t>
+                      </w:r>
+                      <w:r>
+                        <w:t>File</w:t>
+                      </w:r>
+                      <w:proofErr w:type="gramEnd"/>
+                      <w:r>
+                        <w:t xml:space="preserve"> type</w:t>
                       </w:r>
                     </w:p>
                     <w:p>
@@ -4363,12 +5144,14 @@
                         </w:rPr>
                         <w:fldChar w:fldCharType="separate"/>
                       </w:r>
+                      <w:proofErr w:type="spellStart"/>
                       <w:r>
                         <w:rPr>
                           <w:rFonts w:cs="Calibri"/>
                         </w:rPr>
                         <w:t>ConditionList</w:t>
                       </w:r>
+                      <w:proofErr w:type="spellEnd"/>
                       <w:r>
                         <w:rPr>
                           <w:rFonts w:cs="Calibri"/>
@@ -4490,20 +5273,20 @@
       <w:pPr>
         <w:pStyle w:val="Overskrift2"/>
       </w:pPr>
-      <w:bookmarkStart w:id="8" w:name="_Baggrundsmaterialer_1"/>
-      <w:bookmarkStart w:id="9" w:name="_Baggrundsmaterialer_2"/>
-      <w:bookmarkStart w:id="10" w:name="_Background_materials"/>
-      <w:bookmarkStart w:id="11" w:name="_Ref144466925"/>
-      <w:bookmarkStart w:id="12" w:name="_Toc198733263"/>
-      <w:bookmarkEnd w:id="8"/>
+      <w:bookmarkStart w:id="9" w:name="_Baggrundsmaterialer_1"/>
+      <w:bookmarkStart w:id="10" w:name="_Baggrundsmaterialer_2"/>
+      <w:bookmarkStart w:id="11" w:name="_Background_materials"/>
+      <w:bookmarkStart w:id="12" w:name="_Ref144466925"/>
+      <w:bookmarkStart w:id="13" w:name="_Toc198733263"/>
       <w:bookmarkEnd w:id="9"/>
       <w:bookmarkEnd w:id="10"/>
+      <w:bookmarkEnd w:id="11"/>
       <w:r>
         <w:lastRenderedPageBreak/>
         <w:t>Background materials</w:t>
       </w:r>
-      <w:bookmarkEnd w:id="11"/>
       <w:bookmarkEnd w:id="12"/>
+      <w:bookmarkEnd w:id="13"/>
       <w:r>
         <w:t xml:space="preserve"> </w:t>
       </w:r>
@@ -5041,7 +5824,21 @@
               <w:rPr>
                 <w:rFonts w:asciiTheme="minorHAnsi" w:hAnsiTheme="minorHAnsi" w:cstheme="minorHAnsi"/>
               </w:rPr>
-              <w:t>Description of test and certification of MedCom standards and other tests courses.</w:t>
+              <w:t xml:space="preserve">Description of </w:t>
+            </w:r>
+            <w:proofErr w:type="gramStart"/>
+            <w:r>
+              <w:rPr>
+                <w:rFonts w:asciiTheme="minorHAnsi" w:hAnsiTheme="minorHAnsi" w:cstheme="minorHAnsi"/>
+              </w:rPr>
+              <w:t>test</w:t>
+            </w:r>
+            <w:proofErr w:type="gramEnd"/>
+            <w:r>
+              <w:rPr>
+                <w:rFonts w:asciiTheme="minorHAnsi" w:hAnsiTheme="minorHAnsi" w:cstheme="minorHAnsi"/>
+              </w:rPr>
+              <w:t xml:space="preserve"> and certification of MedCom standards and other tests courses.</w:t>
             </w:r>
           </w:p>
         </w:tc>
@@ -5065,17 +5862,22 @@
       <w:pPr>
         <w:pStyle w:val="Overskrift2"/>
       </w:pPr>
-      <w:bookmarkStart w:id="13" w:name="_Testeksempler_og_testpersoner"/>
-      <w:bookmarkStart w:id="14" w:name="_Toc198733264"/>
-      <w:bookmarkEnd w:id="13"/>
+      <w:bookmarkStart w:id="14" w:name="_Testeksempler_og_testpersoner"/>
+      <w:bookmarkStart w:id="15" w:name="_Toc198733264"/>
+      <w:bookmarkEnd w:id="14"/>
       <w:r>
         <w:lastRenderedPageBreak/>
         <w:t>Test</w:t>
       </w:r>
       <w:r>
-        <w:t xml:space="preserve"> examples and test persons</w:t>
+        <w:t xml:space="preserve"> examples and test </w:t>
       </w:r>
-      <w:bookmarkEnd w:id="14"/>
+      <w:proofErr w:type="gramStart"/>
+      <w:r>
+        <w:t>persons</w:t>
+      </w:r>
+      <w:bookmarkEnd w:id="15"/>
+      <w:proofErr w:type="gramEnd"/>
     </w:p>
     <w:tbl>
       <w:tblPr>
@@ -5330,14 +6132,14 @@
       <w:pPr>
         <w:pStyle w:val="Overskrift2"/>
       </w:pPr>
-      <w:bookmarkStart w:id="15" w:name="_Toc198733265"/>
+      <w:bookmarkStart w:id="16" w:name="_Toc198733265"/>
       <w:r>
         <w:t>Test</w:t>
       </w:r>
       <w:r>
         <w:t xml:space="preserve"> tool</w:t>
       </w:r>
-      <w:bookmarkEnd w:id="15"/>
+      <w:bookmarkEnd w:id="16"/>
     </w:p>
     <w:tbl>
       <w:tblPr>
@@ -5487,7 +6289,21 @@
               <w:rPr>
                 <w:rFonts w:asciiTheme="minorHAnsi" w:hAnsiTheme="minorHAnsi" w:cstheme="minorHAnsi"/>
               </w:rPr>
-              <w:t xml:space="preserve">Public server that validates against </w:t>
+              <w:t xml:space="preserve">Public server that </w:t>
+            </w:r>
+            <w:proofErr w:type="gramStart"/>
+            <w:r>
+              <w:rPr>
+                <w:rFonts w:asciiTheme="minorHAnsi" w:hAnsiTheme="minorHAnsi" w:cstheme="minorHAnsi"/>
+              </w:rPr>
+              <w:t>validates against</w:t>
+            </w:r>
+            <w:proofErr w:type="gramEnd"/>
+            <w:r>
+              <w:rPr>
+                <w:rFonts w:asciiTheme="minorHAnsi" w:hAnsiTheme="minorHAnsi" w:cstheme="minorHAnsi"/>
+              </w:rPr>
+              <w:t xml:space="preserve"> </w:t>
             </w:r>
             <w:proofErr w:type="spellStart"/>
             <w:r>
@@ -5517,12 +6333,12 @@
       <w:pPr>
         <w:pStyle w:val="Overskrift2"/>
       </w:pPr>
-      <w:bookmarkStart w:id="16" w:name="_Toc198733266"/>
+      <w:bookmarkStart w:id="17" w:name="_Toc198733266"/>
       <w:r>
         <w:lastRenderedPageBreak/>
         <w:t>Test Result</w:t>
       </w:r>
-      <w:bookmarkEnd w:id="16"/>
+      <w:bookmarkEnd w:id="17"/>
     </w:p>
     <w:p>
       <w:pPr>
@@ -6013,8 +6829,8 @@
           <w:rFonts w:asciiTheme="minorHAnsi" w:hAnsiTheme="minorHAnsi" w:cstheme="minorHAnsi"/>
         </w:rPr>
       </w:pPr>
-      <w:bookmarkStart w:id="17" w:name="_Toc142386109"/>
-      <w:bookmarkStart w:id="18" w:name="_Toc198733267"/>
+      <w:bookmarkStart w:id="18" w:name="_Toc142386109"/>
+      <w:bookmarkStart w:id="19" w:name="_Toc198733267"/>
       <w:r>
         <w:rPr>
           <w:rFonts w:asciiTheme="minorHAnsi" w:hAnsiTheme="minorHAnsi" w:cstheme="minorHAnsi"/>
@@ -6022,8 +6838,8 @@
         <w:lastRenderedPageBreak/>
         <w:t>Vendor, system under test (SUT) and test result information</w:t>
       </w:r>
-      <w:bookmarkEnd w:id="17"/>
       <w:bookmarkEnd w:id="18"/>
+      <w:bookmarkEnd w:id="19"/>
       <w:r>
         <w:rPr>
           <w:rFonts w:asciiTheme="minorHAnsi" w:hAnsiTheme="minorHAnsi" w:cstheme="minorHAnsi"/>
@@ -6038,16 +6854,16 @@
           <w:rFonts w:asciiTheme="minorHAnsi" w:hAnsiTheme="minorHAnsi" w:cstheme="minorHAnsi"/>
         </w:rPr>
       </w:pPr>
-      <w:bookmarkStart w:id="19" w:name="_Toc142386110"/>
-      <w:bookmarkStart w:id="20" w:name="_Toc198733268"/>
+      <w:bookmarkStart w:id="20" w:name="_Toc142386110"/>
+      <w:bookmarkStart w:id="21" w:name="_Toc198733268"/>
       <w:r>
         <w:rPr>
           <w:rFonts w:asciiTheme="minorHAnsi" w:hAnsiTheme="minorHAnsi" w:cstheme="minorHAnsi"/>
         </w:rPr>
         <w:t>Information about the vendor</w:t>
       </w:r>
-      <w:bookmarkEnd w:id="19"/>
       <w:bookmarkEnd w:id="20"/>
+      <w:bookmarkEnd w:id="21"/>
       <w:r>
         <w:rPr>
           <w:rFonts w:asciiTheme="minorHAnsi" w:hAnsiTheme="minorHAnsi" w:cstheme="minorHAnsi"/>
@@ -6131,7 +6947,6 @@
                 <w:showingPlcHdr/>
                 <w:text w:multiLine="1"/>
               </w:sdtPr>
-              <w:sdtEndPr/>
               <w:sdtContent>
                 <w:r>
                   <w:rPr>
@@ -6184,7 +6999,6 @@
                 <w:showingPlcHdr/>
                 <w:text w:multiLine="1"/>
               </w:sdtPr>
-              <w:sdtEndPr/>
               <w:sdtContent>
                 <w:r>
                   <w:rPr>
@@ -6237,7 +7051,6 @@
                 <w:showingPlcHdr/>
                 <w:text w:multiLine="1"/>
               </w:sdtPr>
-              <w:sdtEndPr/>
               <w:sdtContent>
                 <w:r>
                   <w:rPr>
@@ -6290,7 +7103,6 @@
                 <w:showingPlcHdr/>
                 <w:text w:multiLine="1"/>
               </w:sdtPr>
-              <w:sdtEndPr/>
               <w:sdtContent>
                 <w:r>
                   <w:rPr>
@@ -6343,7 +7155,6 @@
                 <w:showingPlcHdr/>
                 <w:text w:multiLine="1"/>
               </w:sdtPr>
-              <w:sdtEndPr/>
               <w:sdtContent>
                 <w:r>
                   <w:rPr>
@@ -6372,16 +7183,16 @@
           <w:rFonts w:asciiTheme="minorHAnsi" w:hAnsiTheme="minorHAnsi" w:cstheme="minorHAnsi"/>
         </w:rPr>
       </w:pPr>
-      <w:bookmarkStart w:id="21" w:name="_Toc142386111"/>
-      <w:bookmarkStart w:id="22" w:name="_Toc198733269"/>
+      <w:bookmarkStart w:id="22" w:name="_Toc142386111"/>
+      <w:bookmarkStart w:id="23" w:name="_Toc198733269"/>
       <w:r>
         <w:rPr>
           <w:rFonts w:asciiTheme="minorHAnsi" w:hAnsiTheme="minorHAnsi" w:cstheme="minorHAnsi"/>
         </w:rPr>
         <w:t>Information about system under test (SUT)</w:t>
       </w:r>
-      <w:bookmarkEnd w:id="21"/>
       <w:bookmarkEnd w:id="22"/>
+      <w:bookmarkEnd w:id="23"/>
       <w:r>
         <w:rPr>
           <w:rFonts w:asciiTheme="minorHAnsi" w:hAnsiTheme="minorHAnsi" w:cstheme="minorHAnsi"/>
@@ -6465,7 +7276,6 @@
                 <w:showingPlcHdr/>
                 <w:text w:multiLine="1"/>
               </w:sdtPr>
-              <w:sdtEndPr/>
               <w:sdtContent>
                 <w:r>
                   <w:rPr>
@@ -6521,7 +7331,6 @@
                 <w:showingPlcHdr/>
                 <w:text w:multiLine="1"/>
               </w:sdtPr>
-              <w:sdtEndPr/>
               <w:sdtContent>
                 <w:r>
                   <w:rPr>
@@ -6574,7 +7383,6 @@
                 <w:showingPlcHdr/>
                 <w:text w:multiLine="1"/>
               </w:sdtPr>
-              <w:sdtEndPr/>
               <w:sdtContent>
                 <w:r>
                   <w:rPr>
@@ -6630,7 +7438,6 @@
                   <w14:uncheckedState w14:val="2610" w14:font="MS Gothic"/>
                 </w14:checkbox>
               </w:sdtPr>
-              <w:sdtEndPr/>
               <w:sdtContent>
                 <w:r>
                   <w:rPr>
@@ -6665,7 +7472,6 @@
                   <w14:uncheckedState w14:val="2610" w14:font="MS Gothic"/>
                 </w14:checkbox>
               </w:sdtPr>
-              <w:sdtEndPr/>
               <w:sdtContent>
                 <w:r>
                   <w:rPr>
@@ -6699,20 +7505,20 @@
           <w:rFonts w:asciiTheme="minorHAnsi" w:hAnsiTheme="minorHAnsi" w:cstheme="minorHAnsi"/>
         </w:rPr>
       </w:pPr>
-      <w:bookmarkStart w:id="23" w:name="_Toc121293033"/>
-      <w:bookmarkStart w:id="24" w:name="_Toc121293047"/>
-      <w:bookmarkStart w:id="25" w:name="_Toc142386112"/>
-      <w:bookmarkStart w:id="26" w:name="_Toc198733270"/>
-      <w:bookmarkEnd w:id="23"/>
+      <w:bookmarkStart w:id="24" w:name="_Toc121293033"/>
+      <w:bookmarkStart w:id="25" w:name="_Toc121293047"/>
+      <w:bookmarkStart w:id="26" w:name="_Toc142386112"/>
+      <w:bookmarkStart w:id="27" w:name="_Toc198733270"/>
       <w:bookmarkEnd w:id="24"/>
+      <w:bookmarkEnd w:id="25"/>
       <w:r>
         <w:rPr>
           <w:rFonts w:asciiTheme="minorHAnsi" w:hAnsiTheme="minorHAnsi" w:cstheme="minorHAnsi"/>
         </w:rPr>
         <w:t>Information about the test result</w:t>
       </w:r>
-      <w:bookmarkEnd w:id="25"/>
       <w:bookmarkEnd w:id="26"/>
+      <w:bookmarkEnd w:id="27"/>
     </w:p>
     <w:p>
       <w:pPr>
@@ -6788,7 +7594,6 @@
                   <w:calendar w:val="gregorian"/>
                 </w:date>
               </w:sdtPr>
-              <w:sdtEndPr/>
               <w:sdtContent>
                 <w:r>
                   <w:rPr>
@@ -6877,7 +7682,6 @@
                   <w14:uncheckedState w14:val="2610" w14:font="MS Gothic"/>
                 </w14:checkbox>
               </w:sdtPr>
-              <w:sdtEndPr/>
               <w:sdtContent>
                 <w:r>
                   <w:rPr>
@@ -6912,7 +7716,6 @@
                   <w14:uncheckedState w14:val="2610" w14:font="MS Gothic"/>
                 </w14:checkbox>
               </w:sdtPr>
-              <w:sdtEndPr/>
               <w:sdtContent>
                 <w:r>
                   <w:rPr>
@@ -6981,7 +7784,6 @@
                 <w:showingPlcHdr/>
                 <w:text w:multiLine="1"/>
               </w:sdtPr>
-              <w:sdtEndPr/>
               <w:sdtContent>
                 <w:r>
                   <w:rPr>
@@ -7045,7 +7847,6 @@
                 <w:showingPlcHdr/>
                 <w:text w:multiLine="1"/>
               </w:sdtPr>
-              <w:sdtEndPr/>
               <w:sdtContent>
                 <w:r>
                   <w:rPr>
@@ -7063,7 +7864,6 @@
         </w:tc>
       </w:tr>
     </w:tbl>
-    <w:p/>
     <w:p>
       <w:pPr>
         <w:pStyle w:val="Overskrift1"/>
@@ -7071,8 +7871,8 @@
           <w:rFonts w:asciiTheme="minorHAnsi" w:hAnsiTheme="minorHAnsi" w:cstheme="minorHAnsi"/>
         </w:rPr>
       </w:pPr>
-      <w:bookmarkStart w:id="27" w:name="_Toc142386113"/>
-      <w:bookmarkStart w:id="28" w:name="_Toc198733271"/>
+      <w:bookmarkStart w:id="28" w:name="_Toc142386113"/>
+      <w:bookmarkStart w:id="29" w:name="_Toc198733271"/>
       <w:r>
         <w:rPr>
           <w:rFonts w:asciiTheme="minorHAnsi" w:hAnsiTheme="minorHAnsi" w:cstheme="minorHAnsi"/>
@@ -7080,8 +7880,8 @@
         <w:lastRenderedPageBreak/>
         <w:t>The test</w:t>
       </w:r>
-      <w:bookmarkEnd w:id="27"/>
       <w:bookmarkEnd w:id="28"/>
+      <w:bookmarkEnd w:id="29"/>
     </w:p>
     <w:p>
       <w:pPr>
@@ -7138,12 +7938,28 @@
           <w:rFonts w:cstheme="minorHAnsi"/>
         </w:rPr>
       </w:pPr>
+      <w:proofErr w:type="gramStart"/>
       <w:r>
         <w:rPr>
           <w:rFonts w:cstheme="minorHAnsi"/>
         </w:rPr>
-        <w:t>Test of technical requirements</w:t>
+        <w:t>Test of technical</w:t>
       </w:r>
+      <w:proofErr w:type="gramEnd"/>
+      <w:r>
+        <w:rPr>
+          <w:rFonts w:cstheme="minorHAnsi"/>
+        </w:rPr>
+        <w:t xml:space="preserve"> </w:t>
+      </w:r>
+      <w:proofErr w:type="gramStart"/>
+      <w:r>
+        <w:rPr>
+          <w:rFonts w:cstheme="minorHAnsi"/>
+        </w:rPr>
+        <w:t>requirements</w:t>
+      </w:r>
+      <w:proofErr w:type="gramEnd"/>
     </w:p>
     <w:p>
       <w:pPr>
@@ -7158,35 +7974,35 @@
         <w:t>Test participants will be asked to complete tests as described in the tables.</w:t>
       </w:r>
     </w:p>
-    <w:bookmarkStart w:id="29" w:name="_Toc142386114"/>
-    <w:bookmarkStart w:id="30" w:name="_Toc198733272"/>
     <w:p>
       <w:pPr>
         <w:pStyle w:val="Overskrift2"/>
         <w:rPr>
-          <w:rFonts w:asciiTheme="minorHAnsi" w:hAnsiTheme="minorHAnsi" w:cstheme="minorHAnsi"/>
+          <w:rFonts w:asciiTheme="minorHAnsi" w:hAnsiTheme="minorHAnsi" w:cstheme="minorBidi"/>
         </w:rPr>
       </w:pPr>
+      <w:bookmarkStart w:id="30" w:name="_Toc142386114"/>
+      <w:bookmarkStart w:id="31" w:name="_Toc198733272"/>
       <w:r>
         <w:rPr>
-          <w:rFonts w:asciiTheme="minorHAnsi" w:hAnsiTheme="minorHAnsi" w:cstheme="minorHAnsi"/>
+          <w:rFonts w:asciiTheme="minorHAnsi" w:hAnsiTheme="minorHAnsi" w:cstheme="minorBidi"/>
+        </w:rPr>
+        <w:lastRenderedPageBreak/>
+        <w:t>Documentation of the test</w:t>
+      </w:r>
+      <w:bookmarkEnd w:id="30"/>
+      <w:bookmarkEnd w:id="31"/>
+      <w:r>
+        <w:rPr>
           <w:noProof/>
         </w:rPr>
         <mc:AlternateContent>
           <mc:Choice Requires="wps">
             <w:drawing>
-              <wp:anchor distT="45720" distB="45720" distL="114300" distR="114300" simplePos="0" relativeHeight="251658241" behindDoc="0" locked="0" layoutInCell="1" allowOverlap="1" wp14:anchorId="57703566" wp14:editId="06BD7595">
-                <wp:simplePos x="0" y="0"/>
-                <wp:positionH relativeFrom="margin">
-                  <wp:align>left</wp:align>
-                </wp:positionH>
-                <wp:positionV relativeFrom="paragraph">
-                  <wp:posOffset>321310</wp:posOffset>
-                </wp:positionV>
-                <wp:extent cx="8442960" cy="3235960"/>
-                <wp:effectExtent l="0" t="0" r="15240" b="21590"/>
-                <wp:wrapTopAndBottom/>
-                <wp:docPr id="2" name="Tekstfelt 2"/>
+              <wp:inline distT="45720" distB="45720" distL="114300" distR="114300" wp14:anchorId="59C194C4" wp14:editId="7CD930EF">
+                <wp:extent cx="8442960" cy="4692770"/>
+                <wp:effectExtent l="0" t="0" r="15240" b="12700"/>
+                <wp:docPr id="1387232153" name="Tekstfelt 2"/>
                 <wp:cNvGraphicFramePr>
                   <a:graphicFrameLocks xmlns:a="http://schemas.openxmlformats.org/drawingml/2006/main"/>
                 </wp:cNvGraphicFramePr>
@@ -7199,7 +8015,7 @@
                       <wps:spPr bwMode="auto">
                         <a:xfrm>
                           <a:off x="0" y="0"/>
-                          <a:ext cx="8442960" cy="3235960"/>
+                          <a:ext cx="8442960" cy="4692770"/>
                         </a:xfrm>
                         <a:prstGeom prst="rect">
                           <a:avLst/>
@@ -7234,7 +8050,7 @@
                                 <w:szCs w:val="32"/>
                               </w:rPr>
                             </w:pPr>
-                            <w:bookmarkStart w:id="31" w:name="Dokumentation"/>
+                            <w:bookmarkStart w:id="32" w:name="Dokumentation"/>
                             <w:r>
                               <w:rPr>
                                 <w:b/>
@@ -7246,15 +8062,144 @@
                             </w:r>
                           </w:p>
                           <w:p>
+                            <w:pPr>
+                              <w:rPr>
+                                <w:b/>
+                                <w:bCs/>
+                              </w:rPr>
+                            </w:pPr>
                             <w:r>
-                              <w:t xml:space="preserve">As valid documentation, the test participant or test manager must document completion by continuous screen dumps (.png/.jpeg) and/or files/log files (.xml/.json). </w:t>
+                              <w:rPr>
+                                <w:b/>
+                                <w:bCs/>
+                              </w:rPr>
+                              <w:t>Before the test</w:t>
                             </w:r>
                             <w:r>
                               <w:rPr>
                                 <w:b/>
                                 <w:bCs/>
                               </w:rPr>
-                              <w:t>Before the test, it is agreed who is responsible for this.</w:t>
+                              <w:t>:</w:t>
+                            </w:r>
+                          </w:p>
+                          <w:p>
+                            <w:pPr>
+                              <w:rPr>
+                                <w:b/>
+                                <w:bCs/>
+                              </w:rPr>
+                            </w:pPr>
+                            <w:r>
+                              <w:rPr>
+                                <w:b/>
+                                <w:bCs/>
+                              </w:rPr>
+                              <w:t>T</w:t>
+                            </w:r>
+                            <w:r>
+                              <w:rPr>
+                                <w:b/>
+                                <w:bCs/>
+                              </w:rPr>
+                              <w:t>he test</w:t>
+                            </w:r>
+                            <w:r>
+                              <w:rPr>
+                                <w:b/>
+                                <w:bCs/>
+                              </w:rPr>
+                              <w:t xml:space="preserve"> </w:t>
+                            </w:r>
+                            <w:r>
+                              <w:rPr>
+                                <w:b/>
+                                <w:bCs/>
+                              </w:rPr>
+                              <w:t xml:space="preserve">manager ensures, that </w:t>
+                            </w:r>
+                            <w:r>
+                              <w:rPr>
+                                <w:b/>
+                                <w:bCs/>
+                              </w:rPr>
+                              <w:t>a person is appointed the responsibility of documenting</w:t>
+                            </w:r>
+                            <w:r>
+                              <w:rPr>
+                                <w:b/>
+                                <w:bCs/>
+                              </w:rPr>
+                              <w:t xml:space="preserve"> the test by creating and saving</w:t>
+                            </w:r>
+                            <w:r>
+                              <w:rPr>
+                                <w:b/>
+                                <w:bCs/>
+                              </w:rPr>
+                              <w:t xml:space="preserve"> </w:t>
+                            </w:r>
+                            <w:r>
+                              <w:rPr>
+                                <w:b/>
+                                <w:bCs/>
+                              </w:rPr>
+                              <w:t>screen dumps (.</w:t>
+                            </w:r>
+                            <w:proofErr w:type="spellStart"/>
+                            <w:r>
+                              <w:rPr>
+                                <w:b/>
+                                <w:bCs/>
+                              </w:rPr>
+                              <w:t>png</w:t>
+                            </w:r>
+                            <w:proofErr w:type="spellEnd"/>
+                            <w:r>
+                              <w:rPr>
+                                <w:b/>
+                                <w:bCs/>
+                              </w:rPr>
+                              <w:t>/.jpeg) and/or files/log files (.xml</w:t>
+                            </w:r>
+                            <w:proofErr w:type="gramStart"/>
+                            <w:r>
+                              <w:rPr>
+                                <w:b/>
+                                <w:bCs/>
+                              </w:rPr>
+                              <w:t>/.</w:t>
+                            </w:r>
+                            <w:proofErr w:type="spellStart"/>
+                            <w:r>
+                              <w:rPr>
+                                <w:b/>
+                                <w:bCs/>
+                              </w:rPr>
+                              <w:t>json</w:t>
+                            </w:r>
+                            <w:proofErr w:type="spellEnd"/>
+                            <w:proofErr w:type="gramEnd"/>
+                            <w:r>
+                              <w:rPr>
+                                <w:b/>
+                                <w:bCs/>
+                              </w:rPr>
+                              <w:t>)</w:t>
+                            </w:r>
+                            <w:r>
+                              <w:rPr>
+                                <w:b/>
+                                <w:bCs/>
+                              </w:rPr>
+                              <w:t xml:space="preserve"> for each test</w:t>
+                            </w:r>
+                            <w:r>
+                              <w:rPr>
+                                <w:b/>
+                                <w:bCs/>
+                              </w:rPr>
+                              <w:t>-step.</w:t>
                             </w:r>
                           </w:p>
                           <w:p>
@@ -7295,7 +8240,10 @@
                               </w:numPr>
                             </w:pPr>
                             <w:r>
-                              <w:t>Standard name</w:t>
+                              <w:t xml:space="preserve">Name of MedCom </w:t>
+                            </w:r>
+                            <w:r>
+                              <w:t>Standard</w:t>
                             </w:r>
                           </w:p>
                           <w:p>
@@ -7307,7 +8255,13 @@
                               </w:numPr>
                             </w:pPr>
                             <w:r>
-                              <w:t>The number of the relevant test step</w:t>
+                              <w:t>T</w:t>
+                            </w:r>
+                            <w:r>
+                              <w:t>est step</w:t>
+                            </w:r>
+                            <w:r>
+                              <w:t xml:space="preserve"> number</w:t>
                             </w:r>
                           </w:p>
                           <w:p>
@@ -7321,6 +8275,25 @@
                             <w:r>
                               <w:t>Consecutive letter</w:t>
                             </w:r>
+                            <w:r>
+                              <w:t xml:space="preserve"> for the </w:t>
+                            </w:r>
+                            <w:proofErr w:type="gramStart"/>
+                            <w:r>
+                              <w:t>particular test-step</w:t>
+                            </w:r>
+                            <w:proofErr w:type="gramEnd"/>
+                            <w:r>
+                              <w:t xml:space="preserve"> files (</w:t>
+                            </w:r>
+                            <w:proofErr w:type="spellStart"/>
+                            <w:r>
+                              <w:t>ie</w:t>
+                            </w:r>
+                            <w:proofErr w:type="spellEnd"/>
+                            <w:r>
+                              <w:t>. a test-step with three files have a file A, B and C)</w:t>
+                            </w:r>
                           </w:p>
                           <w:p>
                             <w:pPr>
@@ -7330,37 +8303,111 @@
                                 <w:numId w:val="9"/>
                               </w:numPr>
                             </w:pPr>
+                            <w:proofErr w:type="gramStart"/>
                             <w:r>
-                              <w:t>File type</w:t>
+                              <w:t>.</w:t>
+                            </w:r>
+                            <w:r>
+                              <w:t>File</w:t>
+                            </w:r>
+                            <w:proofErr w:type="gramEnd"/>
+                            <w:r>
+                              <w:t xml:space="preserve"> type</w:t>
                             </w:r>
                           </w:p>
                           <w:p>
+                            <w:pPr>
+                              <w:rPr>
+                                <w:color w:val="000000" w:themeColor="text1"/>
+                              </w:rPr>
+                            </w:pPr>
                             <w:r>
-                              <w:t xml:space="preserve">Example: </w:t>
-                            </w:r>
-                            <w:fldSimple w:instr="DOCPROPERTY  ENG-navn  \* MERGEFORMAT">
-                              <w:r>
-                                <w:t>ConditionList</w:t>
-                              </w:r>
-                            </w:fldSimple>
-                            <w:r>
-                              <w:t xml:space="preserve">_3.4_A.xml or </w:t>
+                              <w:t xml:space="preserve">Eksempel: </w:t>
                             </w:r>
                             <w:r>
-                              <w:t xml:space="preserve"> </w:t>
+                              <w:rPr>
+                                <w:rFonts w:cs="Calibri"/>
+                              </w:rPr>
+                              <w:fldChar w:fldCharType="begin"/>
                             </w:r>
-                            <w:fldSimple w:instr="DOCPROPERTY  ENG-navn  \* MERGEFORMAT">
-                              <w:r>
-                                <w:t>ConditionList</w:t>
-                              </w:r>
-                            </w:fldSimple>
                             <w:r>
+                              <w:rPr>
+                                <w:rFonts w:cs="Calibri"/>
+                              </w:rPr>
+                              <w:instrText xml:space="preserve"> DOCPROPERTY  ENG-navn  \* MERGEFORMAT </w:instrText>
+                            </w:r>
+                            <w:r>
+                              <w:rPr>
+                                <w:rFonts w:cs="Calibri"/>
+                              </w:rPr>
+                              <w:fldChar w:fldCharType="separate"/>
+                            </w:r>
+                            <w:proofErr w:type="spellStart"/>
+                            <w:r>
+                              <w:rPr>
+                                <w:rFonts w:cs="Calibri"/>
+                              </w:rPr>
+                              <w:t>ConditionList</w:t>
+                            </w:r>
+                            <w:proofErr w:type="spellEnd"/>
+                            <w:r>
+                              <w:rPr>
+                                <w:rFonts w:cs="Calibri"/>
+                              </w:rPr>
+                              <w:fldChar w:fldCharType="end"/>
+                            </w:r>
+                            <w:r>
+                              <w:t xml:space="preserve"> _3.4_A.xml or </w:t>
+                            </w:r>
+                            <w:r>
+                              <w:rPr>
+                                <w:rFonts w:cs="Calibri"/>
+                              </w:rPr>
+                              <w:fldChar w:fldCharType="begin"/>
+                            </w:r>
+                            <w:r>
+                              <w:rPr>
+                                <w:rFonts w:cs="Calibri"/>
+                              </w:rPr>
+                              <w:instrText xml:space="preserve"> DOCPROPERTY  ENG-navn  \* MERGEFORMAT </w:instrText>
+                            </w:r>
+                            <w:r>
+                              <w:rPr>
+                                <w:rFonts w:cs="Calibri"/>
+                              </w:rPr>
+                              <w:fldChar w:fldCharType="separate"/>
+                            </w:r>
+                            <w:r>
+                              <w:rPr>
+                                <w:rFonts w:cs="Calibri"/>
+                              </w:rPr>
+                              <w:t>ConditionList</w:t>
+                            </w:r>
+                            <w:r>
+                              <w:rPr>
+                                <w:rFonts w:cs="Calibri"/>
+                              </w:rPr>
+                              <w:fldChar w:fldCharType="end"/>
+                            </w:r>
+                            <w:r>
+                              <w:rPr>
+                                <w:rFonts w:cs="Calibri"/>
+                              </w:rPr>
                               <w:t>_2.2_B.png</w:t>
                             </w:r>
                           </w:p>
                           <w:p>
                             <w:r>
-                              <w:t xml:space="preserve">If the vendor has documented the test themselves, the files must be sent in a ZIP file to </w:t>
+                              <w:t>If the person responsible for these files is not a</w:t>
+                            </w:r>
+                            <w:r>
+                              <w:t xml:space="preserve"> MedCom employee, </w:t>
+                            </w:r>
+                            <w:r>
+                              <w:t>t</w:t>
+                            </w:r>
+                            <w:r>
+                              <w:t xml:space="preserve">he files must be sent in a ZIP file to </w:t>
                             </w:r>
                             <w:hyperlink r:id="rId23" w:history="1">
                               <w:r>
@@ -7373,10 +8420,22 @@
                               </w:r>
                             </w:hyperlink>
                             <w:r>
+                              <w:t xml:space="preserve"> after the </w:t>
+                            </w:r>
+                            <w:r>
+                              <w:t>live</w:t>
+                            </w:r>
+                            <w:r>
+                              <w:t xml:space="preserve"> </w:t>
+                            </w:r>
+                            <w:r>
+                              <w:t>test</w:t>
+                            </w:r>
+                            <w:r>
                               <w:t xml:space="preserve">. </w:t>
                             </w:r>
                           </w:p>
-                          <w:bookmarkEnd w:id="31"/>
+                          <w:bookmarkEnd w:id="32"/>
                           <w:p/>
                         </w:txbxContent>
                       </wps:txbx>
@@ -7386,18 +8445,12 @@
                     </wps:wsp>
                   </a:graphicData>
                 </a:graphic>
-                <wp14:sizeRelH relativeFrom="margin">
-                  <wp14:pctWidth>0</wp14:pctWidth>
-                </wp14:sizeRelH>
-                <wp14:sizeRelV relativeFrom="margin">
-                  <wp14:pctHeight>0</wp14:pctHeight>
-                </wp14:sizeRelV>
-              </wp:anchor>
+              </wp:inline>
             </w:drawing>
           </mc:Choice>
           <mc:Fallback>
             <w:pict>
-              <v:shape w14:anchorId="57703566" id="_x0000_s1027" type="#_x0000_t202" style="position:absolute;left:0;text-align:left;margin-left:0;margin-top:25.3pt;width:664.8pt;height:254.8pt;z-index:251658241;visibility:visible;mso-wrap-style:square;mso-width-percent:0;mso-height-percent:0;mso-wrap-distance-left:9pt;mso-wrap-distance-top:3.6pt;mso-wrap-distance-right:9pt;mso-wrap-distance-bottom:3.6pt;mso-position-horizontal:left;mso-position-horizontal-relative:margin;mso-position-vertical:absolute;mso-position-vertical-relative:text;mso-width-percent:0;mso-height-percent:0;mso-width-relative:margin;mso-height-relative:margin;v-text-anchor:top" o:gfxdata="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" fillcolor="#82a0d7 [2168]" strokecolor="#4472c4 [3208]" strokeweight=".5pt">
+              <v:shape w14:anchorId="59C194C4" id="Tekstfelt 2" o:spid="_x0000_s1027" type="#_x0000_t202" style="width:664.8pt;height:369.5pt;visibility:visible;mso-wrap-style:square;mso-left-percent:-10001;mso-top-percent:-10001;mso-position-horizontal:absolute;mso-position-horizontal-relative:char;mso-position-vertical:absolute;mso-position-vertical-relative:line;mso-left-percent:-10001;mso-top-percent:-10001;v-text-anchor:top" o:gfxdata="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" fillcolor="#82a0d7 [2168]" strokecolor="#4472c4 [3208]" strokeweight=".5pt">
                 <v:fill color2="#678ccf [2616]" rotate="t" colors="0 #a8b7df;.5 #9aabd9;1 #879ed7" focus="100%" type="gradient">
                   <o:fill v:ext="view" type="gradientUnscaled"/>
                 </v:fill>
@@ -7424,15 +8477,144 @@
                       </w:r>
                     </w:p>
                     <w:p>
+                      <w:pPr>
+                        <w:rPr>
+                          <w:b/>
+                          <w:bCs/>
+                        </w:rPr>
+                      </w:pPr>
                       <w:r>
-                        <w:t xml:space="preserve">As valid documentation, the test participant or test manager must document completion by continuous screen dumps (.png/.jpeg) and/or files/log files (.xml/.json). </w:t>
+                        <w:rPr>
+                          <w:b/>
+                          <w:bCs/>
+                        </w:rPr>
+                        <w:t>Before the test</w:t>
                       </w:r>
                       <w:r>
                         <w:rPr>
                           <w:b/>
                           <w:bCs/>
                         </w:rPr>
-                        <w:t>Before the test, it is agreed who is responsible for this.</w:t>
+                        <w:t>:</w:t>
+                      </w:r>
+                    </w:p>
+                    <w:p>
+                      <w:pPr>
+                        <w:rPr>
+                          <w:b/>
+                          <w:bCs/>
+                        </w:rPr>
+                      </w:pPr>
+                      <w:r>
+                        <w:rPr>
+                          <w:b/>
+                          <w:bCs/>
+                        </w:rPr>
+                        <w:t>T</w:t>
+                      </w:r>
+                      <w:r>
+                        <w:rPr>
+                          <w:b/>
+                          <w:bCs/>
+                        </w:rPr>
+                        <w:t>he test</w:t>
+                      </w:r>
+                      <w:r>
+                        <w:rPr>
+                          <w:b/>
+                          <w:bCs/>
+                        </w:rPr>
+                        <w:t xml:space="preserve"> </w:t>
+                      </w:r>
+                      <w:r>
+                        <w:rPr>
+                          <w:b/>
+                          <w:bCs/>
+                        </w:rPr>
+                        <w:t xml:space="preserve">manager ensures, that </w:t>
+                      </w:r>
+                      <w:r>
+                        <w:rPr>
+                          <w:b/>
+                          <w:bCs/>
+                        </w:rPr>
+                        <w:t>a person is appointed the responsibility of documenting</w:t>
+                      </w:r>
+                      <w:r>
+                        <w:rPr>
+                          <w:b/>
+                          <w:bCs/>
+                        </w:rPr>
+                        <w:t xml:space="preserve"> the test by creating and saving</w:t>
+                      </w:r>
+                      <w:r>
+                        <w:rPr>
+                          <w:b/>
+                          <w:bCs/>
+                        </w:rPr>
+                        <w:t xml:space="preserve"> </w:t>
+                      </w:r>
+                      <w:r>
+                        <w:rPr>
+                          <w:b/>
+                          <w:bCs/>
+                        </w:rPr>
+                        <w:t>screen dumps (.</w:t>
+                      </w:r>
+                      <w:proofErr w:type="spellStart"/>
+                      <w:r>
+                        <w:rPr>
+                          <w:b/>
+                          <w:bCs/>
+                        </w:rPr>
+                        <w:t>png</w:t>
+                      </w:r>
+                      <w:proofErr w:type="spellEnd"/>
+                      <w:r>
+                        <w:rPr>
+                          <w:b/>
+                          <w:bCs/>
+                        </w:rPr>
+                        <w:t>/.jpeg) and/or files/log files (.xml</w:t>
+                      </w:r>
+                      <w:proofErr w:type="gramStart"/>
+                      <w:r>
+                        <w:rPr>
+                          <w:b/>
+                          <w:bCs/>
+                        </w:rPr>
+                        <w:t>/.</w:t>
+                      </w:r>
+                      <w:proofErr w:type="spellStart"/>
+                      <w:r>
+                        <w:rPr>
+                          <w:b/>
+                          <w:bCs/>
+                        </w:rPr>
+                        <w:t>json</w:t>
+                      </w:r>
+                      <w:proofErr w:type="spellEnd"/>
+                      <w:proofErr w:type="gramEnd"/>
+                      <w:r>
+                        <w:rPr>
+                          <w:b/>
+                          <w:bCs/>
+                        </w:rPr>
+                        <w:t>)</w:t>
+                      </w:r>
+                      <w:r>
+                        <w:rPr>
+                          <w:b/>
+                          <w:bCs/>
+                        </w:rPr>
+                        <w:t xml:space="preserve"> for each test</w:t>
+                      </w:r>
+                      <w:r>
+                        <w:rPr>
+                          <w:b/>
+                          <w:bCs/>
+                        </w:rPr>
+                        <w:t>-step.</w:t>
                       </w:r>
                     </w:p>
                     <w:p>
@@ -7473,7 +8655,10 @@
                         </w:numPr>
                       </w:pPr>
                       <w:r>
-                        <w:t>Standard name</w:t>
+                        <w:t xml:space="preserve">Name of MedCom </w:t>
+                      </w:r>
+                      <w:r>
+                        <w:t>Standard</w:t>
                       </w:r>
                     </w:p>
                     <w:p>
@@ -7485,7 +8670,13 @@
                         </w:numPr>
                       </w:pPr>
                       <w:r>
-                        <w:t>The number of the relevant test step</w:t>
+                        <w:t>T</w:t>
+                      </w:r>
+                      <w:r>
+                        <w:t>est step</w:t>
+                      </w:r>
+                      <w:r>
+                        <w:t xml:space="preserve"> number</w:t>
                       </w:r>
                     </w:p>
                     <w:p>
@@ -7499,6 +8690,25 @@
                       <w:r>
                         <w:t>Consecutive letter</w:t>
                       </w:r>
+                      <w:r>
+                        <w:t xml:space="preserve"> for the </w:t>
+                      </w:r>
+                      <w:proofErr w:type="gramStart"/>
+                      <w:r>
+                        <w:t>particular test-step</w:t>
+                      </w:r>
+                      <w:proofErr w:type="gramEnd"/>
+                      <w:r>
+                        <w:t xml:space="preserve"> files (</w:t>
+                      </w:r>
+                      <w:proofErr w:type="spellStart"/>
+                      <w:r>
+                        <w:t>ie</w:t>
+                      </w:r>
+                      <w:proofErr w:type="spellEnd"/>
+                      <w:r>
+                        <w:t>. a test-step with three files have a file A, B and C)</w:t>
+                      </w:r>
                     </w:p>
                     <w:p>
                       <w:pPr>
@@ -7508,37 +8718,111 @@
                           <w:numId w:val="9"/>
                         </w:numPr>
                       </w:pPr>
+                      <w:proofErr w:type="gramStart"/>
                       <w:r>
-                        <w:t>File type</w:t>
+                        <w:t>.</w:t>
+                      </w:r>
+                      <w:r>
+                        <w:t>File</w:t>
+                      </w:r>
+                      <w:proofErr w:type="gramEnd"/>
+                      <w:r>
+                        <w:t xml:space="preserve"> type</w:t>
                       </w:r>
                     </w:p>
                     <w:p>
+                      <w:pPr>
+                        <w:rPr>
+                          <w:color w:val="000000" w:themeColor="text1"/>
+                        </w:rPr>
+                      </w:pPr>
                       <w:r>
-                        <w:t xml:space="preserve">Example: </w:t>
-                      </w:r>
-                      <w:fldSimple w:instr="DOCPROPERTY  ENG-navn  \* MERGEFORMAT">
-                        <w:r>
-                          <w:t>ConditionList</w:t>
-                        </w:r>
-                      </w:fldSimple>
-                      <w:r>
-                        <w:t xml:space="preserve">_3.4_A.xml or </w:t>
+                        <w:t xml:space="preserve">Eksempel: </w:t>
                       </w:r>
                       <w:r>
-                        <w:t xml:space="preserve"> </w:t>
+                        <w:rPr>
+                          <w:rFonts w:cs="Calibri"/>
+                        </w:rPr>
+                        <w:fldChar w:fldCharType="begin"/>
                       </w:r>
-                      <w:fldSimple w:instr="DOCPROPERTY  ENG-navn  \* MERGEFORMAT">
-                        <w:r>
-                          <w:t>ConditionList</w:t>
-                        </w:r>
-                      </w:fldSimple>
                       <w:r>
+                        <w:rPr>
+                          <w:rFonts w:cs="Calibri"/>
+                        </w:rPr>
+                        <w:instrText xml:space="preserve"> DOCPROPERTY  ENG-navn  \* MERGEFORMAT </w:instrText>
+                      </w:r>
+                      <w:r>
+                        <w:rPr>
+                          <w:rFonts w:cs="Calibri"/>
+                        </w:rPr>
+                        <w:fldChar w:fldCharType="separate"/>
+                      </w:r>
+                      <w:proofErr w:type="spellStart"/>
+                      <w:r>
+                        <w:rPr>
+                          <w:rFonts w:cs="Calibri"/>
+                        </w:rPr>
+                        <w:t>ConditionList</w:t>
+                      </w:r>
+                      <w:proofErr w:type="spellEnd"/>
+                      <w:r>
+                        <w:rPr>
+                          <w:rFonts w:cs="Calibri"/>
+                        </w:rPr>
+                        <w:fldChar w:fldCharType="end"/>
+                      </w:r>
+                      <w:r>
+                        <w:t xml:space="preserve"> _3.4_A.xml or </w:t>
+                      </w:r>
+                      <w:r>
+                        <w:rPr>
+                          <w:rFonts w:cs="Calibri"/>
+                        </w:rPr>
+                        <w:fldChar w:fldCharType="begin"/>
+                      </w:r>
+                      <w:r>
+                        <w:rPr>
+                          <w:rFonts w:cs="Calibri"/>
+                        </w:rPr>
+                        <w:instrText xml:space="preserve"> DOCPROPERTY  ENG-navn  \* MERGEFORMAT </w:instrText>
+                      </w:r>
+                      <w:r>
+                        <w:rPr>
+                          <w:rFonts w:cs="Calibri"/>
+                        </w:rPr>
+                        <w:fldChar w:fldCharType="separate"/>
+                      </w:r>
+                      <w:r>
+                        <w:rPr>
+                          <w:rFonts w:cs="Calibri"/>
+                        </w:rPr>
+                        <w:t>ConditionList</w:t>
+                      </w:r>
+                      <w:r>
+                        <w:rPr>
+                          <w:rFonts w:cs="Calibri"/>
+                        </w:rPr>
+                        <w:fldChar w:fldCharType="end"/>
+                      </w:r>
+                      <w:r>
+                        <w:rPr>
+                          <w:rFonts w:cs="Calibri"/>
+                        </w:rPr>
                         <w:t>_2.2_B.png</w:t>
                       </w:r>
                     </w:p>
                     <w:p>
                       <w:r>
-                        <w:t xml:space="preserve">If the vendor has documented the test themselves, the files must be sent in a ZIP file to </w:t>
+                        <w:t>If the person responsible for these files is not a</w:t>
+                      </w:r>
+                      <w:r>
+                        <w:t xml:space="preserve"> MedCom employee, </w:t>
+                      </w:r>
+                      <w:r>
+                        <w:t>t</w:t>
+                      </w:r>
+                      <w:r>
+                        <w:t xml:space="preserve">he files must be sent in a ZIP file to </w:t>
                       </w:r>
                       <w:hyperlink r:id="rId24" w:history="1">
                         <w:r>
@@ -7551,6 +8835,18 @@
                         </w:r>
                       </w:hyperlink>
                       <w:r>
+                        <w:t xml:space="preserve"> after the </w:t>
+                      </w:r>
+                      <w:r>
+                        <w:t>live</w:t>
+                      </w:r>
+                      <w:r>
+                        <w:t xml:space="preserve"> </w:t>
+                      </w:r>
+                      <w:r>
+                        <w:t>test</w:t>
+                      </w:r>
+                      <w:r>
                         <w:t xml:space="preserve">. </w:t>
                       </w:r>
                     </w:p>
@@ -7558,20 +8854,12 @@
                     <w:p/>
                   </w:txbxContent>
                 </v:textbox>
-                <w10:wrap type="topAndBottom" anchorx="margin"/>
+                <w10:anchorlock/>
               </v:shape>
             </w:pict>
           </mc:Fallback>
         </mc:AlternateContent>
       </w:r>
-      <w:r>
-        <w:rPr>
-          <w:rFonts w:asciiTheme="minorHAnsi" w:hAnsiTheme="minorHAnsi" w:cstheme="minorHAnsi"/>
-        </w:rPr>
-        <w:t>Documentation of the test</w:t>
-      </w:r>
-      <w:bookmarkEnd w:id="29"/>
-      <w:bookmarkEnd w:id="30"/>
     </w:p>
     <w:p/>
     <w:p>
@@ -7586,8 +8874,8 @@
           <w:rFonts w:asciiTheme="minorHAnsi" w:hAnsiTheme="minorHAnsi" w:cstheme="minorHAnsi"/>
         </w:rPr>
       </w:pPr>
-      <w:bookmarkStart w:id="32" w:name="_Toc142386116"/>
-      <w:bookmarkStart w:id="33" w:name="_Toc198733273"/>
+      <w:bookmarkStart w:id="34" w:name="_Toc142386116"/>
+      <w:bookmarkStart w:id="35" w:name="_Toc198733273"/>
       <w:r>
         <w:rPr>
           <w:rFonts w:asciiTheme="minorHAnsi" w:hAnsiTheme="minorHAnsi" w:cstheme="minorHAnsi"/>
@@ -7595,8 +8883,8 @@
         <w:lastRenderedPageBreak/>
         <w:t>Test of requirements for content and flow/workflows</w:t>
       </w:r>
-      <w:bookmarkEnd w:id="32"/>
-      <w:bookmarkEnd w:id="33"/>
+      <w:bookmarkEnd w:id="34"/>
+      <w:bookmarkEnd w:id="35"/>
       <w:r>
         <w:rPr>
           <w:rFonts w:asciiTheme="minorHAnsi" w:hAnsiTheme="minorHAnsi" w:cstheme="minorHAnsi"/>
@@ -7622,110 +8910,68 @@
         </w:rPr>
         <w:t xml:space="preserve"> </w:t>
       </w:r>
-      <w:hyperlink w:anchor="_Baggrundsmaterialer" w:history="1">
+      <w:hyperlink r:id="rId25" w:history="1">
         <w:r>
           <w:rPr>
             <w:rStyle w:val="Hyperlink"/>
             <w:rFonts w:eastAsiaTheme="minorEastAsia"/>
-            <w:color w:val="315A7A"/>
           </w:rPr>
-          <w:t xml:space="preserve">clinical guidelines for application </w:t>
+          <w:t>use case-materials</w:t>
         </w:r>
       </w:hyperlink>
       <w:r>
         <w:rPr>
           <w:rFonts w:asciiTheme="minorHAnsi" w:hAnsiTheme="minorHAnsi" w:cstheme="minorHAnsi"/>
         </w:rPr>
-        <w:t xml:space="preserve"> and </w:t>
+        <w:t xml:space="preserve">. </w:t>
       </w:r>
-      <w:hyperlink w:anchor="_Baggrundsmaterialer" w:history="1">
-        <w:r>
-          <w:rPr>
-            <w:rStyle w:val="Hyperlink"/>
-            <w:rFonts w:eastAsiaTheme="minorEastAsia"/>
-            <w:color w:val="315A7A"/>
-          </w:rPr>
-          <w:t>use case-material</w:t>
-        </w:r>
-      </w:hyperlink>
+    </w:p>
+    <w:p>
+      <w:pPr>
+        <w:rPr>
+          <w:rFonts w:asciiTheme="minorHAnsi" w:hAnsiTheme="minorHAnsi" w:cstheme="minorHAnsi"/>
+          <w:color w:val="0000FF"/>
+          <w:u w:val="single"/>
+        </w:rPr>
+      </w:pPr>
       <w:r>
         <w:rPr>
-          <w:rStyle w:val="Hyperlink"/>
-          <w:rFonts w:eastAsiaTheme="minorEastAsia"/>
-          <w:color w:val="315A7A"/>
+          <w:rFonts w:asciiTheme="minorHAnsi" w:hAnsiTheme="minorHAnsi" w:cstheme="minorHAnsi"/>
         </w:rPr>
-        <w:t>s</w:t>
+        <w:t xml:space="preserve">The table below reflects the use cases that are tested in relation to content and flow/workflows. </w:t>
       </w:r>
       <w:r>
         <w:rPr>
           <w:rFonts w:asciiTheme="minorHAnsi" w:hAnsiTheme="minorHAnsi" w:cstheme="minorHAnsi"/>
         </w:rPr>
-        <w:t xml:space="preserve">. These test steps are predominantly targeted testing of the user interface. </w:t>
+        <w:t xml:space="preserve">The test-steps in each </w:t>
       </w:r>
-    </w:p>
-    <w:p>
-      <w:pPr>
-        <w:rPr>
-          <w:rStyle w:val="Hyperlink"/>
-          <w:rFonts w:cstheme="minorHAnsi"/>
-        </w:rPr>
-      </w:pPr>
+      <w:proofErr w:type="gramStart"/>
       <w:r>
         <w:rPr>
           <w:rFonts w:asciiTheme="minorHAnsi" w:hAnsiTheme="minorHAnsi" w:cstheme="minorHAnsi"/>
         </w:rPr>
-        <w:t xml:space="preserve">The table below reflects the use cases that are tested in relation to content and flow/workflows. The table also shows which example files must be loaded in connection with each test step. An overview of the </w:t>
-      </w:r>
-      <w:hyperlink w:anchor="_Testeksempler_og_testpersoner" w:history="1">
-        <w:r>
-          <w:rPr>
-            <w:rStyle w:val="Hyperlink"/>
-            <w:rFonts w:eastAsiaTheme="minorEastAsia"/>
-            <w:color w:val="315A7A"/>
-          </w:rPr>
-          <w:t>example fil</w:t>
-        </w:r>
-      </w:hyperlink>
-      <w:r>
-        <w:rPr>
-          <w:rStyle w:val="Hyperlink"/>
-          <w:rFonts w:eastAsiaTheme="minorEastAsia"/>
-          <w:color w:val="315A7A"/>
-        </w:rPr>
-        <w:t>es</w:t>
+        <w:t xml:space="preserve">section </w:t>
       </w:r>
       <w:r>
         <w:rPr>
           <w:rFonts w:asciiTheme="minorHAnsi" w:hAnsiTheme="minorHAnsi" w:cstheme="minorHAnsi"/>
         </w:rPr>
-        <w:t xml:space="preserve"> can be found in </w:t>
+        <w:t>are</w:t>
       </w:r>
-      <w:hyperlink w:anchor="BilagI" w:history="1">
-        <w:r>
-          <w:rPr>
-            <w:rStyle w:val="Hyperlink"/>
-            <w:rFonts w:eastAsiaTheme="minorEastAsia"/>
-            <w:color w:val="315A7A"/>
-          </w:rPr>
-          <w:t>Appendix I</w:t>
-        </w:r>
-      </w:hyperlink>
+      <w:proofErr w:type="gramEnd"/>
       <w:r>
         <w:rPr>
-          <w:rStyle w:val="Hyperlink"/>
-          <w:rFonts w:cstheme="minorHAnsi"/>
+          <w:rFonts w:asciiTheme="minorHAnsi" w:hAnsiTheme="minorHAnsi" w:cstheme="minorHAnsi"/>
         </w:rPr>
-        <w:t>.</w:t>
+        <w:t xml:space="preserve"> primarily testing the user interface. </w:t>
       </w:r>
-    </w:p>
-    <w:p>
-      <w:pPr>
+      <w:r>
         <w:rPr>
           <w:rFonts w:asciiTheme="minorHAnsi" w:hAnsiTheme="minorHAnsi" w:cstheme="minorHAnsi"/>
-          <w:color w:val="0000FF"/>
-          <w:u w:val="single"/>
         </w:rPr>
-      </w:pPr>
+        <w:t xml:space="preserve">The table also shows which example files must be loaded in connection with each test step. </w:t>
+      </w:r>
     </w:p>
     <w:tbl>
       <w:tblPr>
@@ -8341,7 +9587,15 @@
           </w:tcPr>
           <w:p>
             <w:r>
-              <w:t>R1.A1</w:t>
+              <w:t>R</w:t>
+            </w:r>
+            <w:proofErr w:type="gramStart"/>
+            <w:r>
+              <w:t>1.A</w:t>
+            </w:r>
+            <w:proofErr w:type="gramEnd"/>
+            <w:r>
+              <w:t>1</w:t>
             </w:r>
           </w:p>
         </w:tc>
@@ -8416,7 +9670,7 @@
           <w:szCs w:val="18"/>
         </w:rPr>
       </w:pPr>
-      <w:bookmarkStart w:id="34" w:name="_Ref117164734"/>
+      <w:bookmarkStart w:id="36" w:name="_Ref117164734"/>
       <w:r>
         <w:rPr>
           <w:b w:val="0"/>
@@ -8582,9 +9836,9 @@
       <w:pPr>
         <w:pStyle w:val="Overskrift3"/>
       </w:pPr>
-      <w:bookmarkStart w:id="35" w:name="_R1(1):_See_diagnosis"/>
-      <w:bookmarkStart w:id="36" w:name="_Ref197084283"/>
-      <w:bookmarkEnd w:id="35"/>
+      <w:bookmarkStart w:id="37" w:name="_R1(1):_See_diagnosis"/>
+      <w:bookmarkStart w:id="38" w:name="_Ref197084283"/>
+      <w:bookmarkEnd w:id="37"/>
       <w:r>
         <w:lastRenderedPageBreak/>
         <w:t>R1</w:t>
@@ -8595,7 +9849,7 @@
       <w:r>
         <w:t xml:space="preserve">: </w:t>
       </w:r>
-      <w:bookmarkEnd w:id="34"/>
+      <w:bookmarkEnd w:id="36"/>
       <w:r>
         <w:t>See diagnosis overview</w:t>
       </w:r>
@@ -8614,7 +9868,7 @@
       <w:r>
         <w:t>)</w:t>
       </w:r>
-      <w:bookmarkEnd w:id="36"/>
+      <w:bookmarkEnd w:id="38"/>
     </w:p>
     <w:tbl>
       <w:tblPr>
@@ -8879,10 +10133,10 @@
                 <w:rFonts w:eastAsia="Calibri"/>
               </w:rPr>
             </w:pPr>
-            <w:bookmarkStart w:id="37" w:name="_Ref117164662"/>
-          </w:p>
-        </w:tc>
-        <w:bookmarkEnd w:id="37"/>
+            <w:bookmarkStart w:id="39" w:name="_Ref117164662"/>
+          </w:p>
+        </w:tc>
+        <w:bookmarkEnd w:id="39"/>
         <w:tc>
           <w:tcPr>
             <w:tcW w:w="1400" w:type="pct"/>
@@ -8952,7 +10206,6 @@
             <w15:color w:val="FFFFFF"/>
             <w:text w:multiLine="1"/>
           </w:sdtPr>
-          <w:sdtEndPr/>
           <w:sdtContent>
             <w:tc>
               <w:tcPr>
@@ -9036,7 +10289,6 @@
                   <w:listItem w:displayText="Not relevant" w:value="Not relevant"/>
                 </w:dropDownList>
               </w:sdtPr>
-              <w:sdtEndPr/>
               <w:sdtContent>
                 <w:r>
                   <w:rPr>
@@ -9071,27 +10323,6 @@
           <w:tcPr>
             <w:tcW w:w="1400" w:type="pct"/>
           </w:tcPr>
-          <w:p>
-            <w:pPr>
-              <w:keepNext/>
-              <w:spacing w:before="60" w:after="120"/>
-              <w:rPr>
-                <w:rFonts w:eastAsia="Times New Roman" w:cs="Calibri"/>
-                <w:i/>
-                <w:iCs/>
-                <w:szCs w:val="24"/>
-              </w:rPr>
-            </w:pPr>
-            <w:r>
-              <w:rPr>
-                <w:rFonts w:eastAsia="Times New Roman" w:cs="Calibri"/>
-                <w:i/>
-                <w:iCs/>
-                <w:szCs w:val="24"/>
-              </w:rPr>
-              <w:t>Optional test step:</w:t>
-            </w:r>
-          </w:p>
           <w:p>
             <w:pPr>
               <w:keepNext/>
@@ -9230,7 +10461,6 @@
                   <w:listItem w:displayText="Not relevant" w:value="Not relevant"/>
                 </w:dropDownList>
               </w:sdtPr>
-              <w:sdtEndPr/>
               <w:sdtContent>
                 <w:r>
                   <w:rPr>
@@ -9260,10 +10490,10 @@
                 <w:rFonts w:eastAsia="Calibri"/>
               </w:rPr>
             </w:pPr>
-            <w:bookmarkStart w:id="38" w:name="_Ref117164679"/>
-          </w:p>
-        </w:tc>
-        <w:bookmarkEnd w:id="38"/>
+            <w:bookmarkStart w:id="40" w:name="_Ref117164679"/>
+          </w:p>
+        </w:tc>
+        <w:bookmarkEnd w:id="40"/>
         <w:tc>
           <w:tcPr>
             <w:tcW w:w="1400" w:type="pct"/>
@@ -9395,7 +10625,6 @@
                   <w:listItem w:displayText="Not relevant" w:value="Not relevant"/>
                 </w:dropDownList>
               </w:sdtPr>
-              <w:sdtEndPr/>
               <w:sdtContent>
                 <w:r>
                   <w:rPr>
@@ -9547,7 +10776,6 @@
                   <w:listItem w:displayText="Not relevant" w:value="Not relevant"/>
                 </w:dropDownList>
               </w:sdtPr>
-              <w:sdtEndPr/>
               <w:sdtContent>
                 <w:r>
                   <w:rPr>
@@ -9601,7 +10829,7 @@
               <w:rPr>
                 <w:rFonts w:eastAsia="Times New Roman" w:cs="Calibri"/>
               </w:rPr>
-              <w:t>and date</w:t>
+              <w:t>is</w:t>
             </w:r>
             <w:r>
               <w:rPr>
@@ -9613,57 +10841,7 @@
               <w:rPr>
                 <w:rFonts w:eastAsia="Times New Roman" w:cs="Calibri"/>
               </w:rPr>
-              <w:t xml:space="preserve">for </w:t>
-            </w:r>
-            <w:r>
-              <w:rPr>
-                <w:rFonts w:eastAsia="Times New Roman" w:cs="Calibri"/>
-              </w:rPr>
-              <w:t>the last</w:t>
-            </w:r>
-            <w:r>
-              <w:rPr>
-                <w:rFonts w:eastAsia="Times New Roman" w:cs="Calibri"/>
-              </w:rPr>
-              <w:t xml:space="preserve"> </w:t>
-            </w:r>
-            <w:r>
-              <w:rPr>
-                <w:rFonts w:eastAsia="Times New Roman" w:cs="Calibri"/>
-              </w:rPr>
-              <w:t xml:space="preserve">registration </w:t>
-            </w:r>
-            <w:r>
-              <w:rPr>
-                <w:rFonts w:eastAsia="Times New Roman" w:cs="Calibri"/>
-              </w:rPr>
-              <w:t>(</w:t>
-            </w:r>
-            <w:proofErr w:type="spellStart"/>
-            <w:r>
-              <w:rPr>
-                <w:rFonts w:eastAsia="Times New Roman" w:cs="Calibri"/>
-              </w:rPr>
-              <w:t>Composition.Date</w:t>
-            </w:r>
-            <w:proofErr w:type="spellEnd"/>
-            <w:r>
-              <w:rPr>
-                <w:rFonts w:eastAsia="Times New Roman" w:cs="Calibri"/>
-              </w:rPr>
-              <w:t xml:space="preserve">) </w:t>
-            </w:r>
-            <w:r>
-              <w:rPr>
-                <w:rFonts w:eastAsia="Times New Roman" w:cs="Calibri"/>
-              </w:rPr>
-              <w:t>are</w:t>
-            </w:r>
-            <w:r>
-              <w:rPr>
-                <w:rFonts w:eastAsia="Times New Roman" w:cs="Calibri"/>
-              </w:rPr>
-              <w:t xml:space="preserve"> displayed in the user interface</w:t>
+              <w:t>displayed in the user interface</w:t>
             </w:r>
             <w:r>
               <w:rPr>
@@ -9710,19 +10888,13 @@
               <w:t xml:space="preserve"> </w:t>
             </w:r>
             <w:r>
-              <w:t xml:space="preserve">with the correct date </w:t>
-            </w:r>
-            <w:r>
-              <w:t xml:space="preserve">for the last </w:t>
-            </w:r>
-            <w:r>
-              <w:t>regis</w:t>
-            </w:r>
-            <w:r>
-              <w:t>tration</w:t>
-            </w:r>
-            <w:r>
-              <w:t xml:space="preserve"> on the patients Diagnosis Card</w:t>
+              <w:t>on the patient</w:t>
+            </w:r>
+            <w:r>
+              <w:t>’</w:t>
+            </w:r>
+            <w:r>
+              <w:t>s Diagnosis Card</w:t>
             </w:r>
             <w:r>
               <w:t>.</w:t>
@@ -9779,7 +10951,6 @@
                   <w:listItem w:displayText="Not relevant" w:value="Not relevant"/>
                 </w:dropDownList>
               </w:sdtPr>
-              <w:sdtEndPr/>
               <w:sdtContent>
                 <w:r>
                   <w:rPr>
@@ -10136,6 +11307,7 @@
               </w:rPr>
             </w:pPr>
             <w:proofErr w:type="spellStart"/>
+            <w:proofErr w:type="gramStart"/>
             <w:r>
               <w:rPr>
                 <w:rFonts w:eastAsia="Times New Roman" w:cs="Calibri"/>
@@ -10144,6 +11316,7 @@
               <w:t>code.display</w:t>
             </w:r>
             <w:proofErr w:type="spellEnd"/>
+            <w:proofErr w:type="gramEnd"/>
             <w:r>
               <w:rPr>
                 <w:rFonts w:eastAsia="Times New Roman" w:cs="Calibri"/>
@@ -10238,7 +11411,6 @@
                   <w:listItem w:displayText="Not relevant" w:value="Not relevant"/>
                 </w:dropDownList>
               </w:sdtPr>
-              <w:sdtEndPr/>
               <w:sdtContent>
                 <w:r>
                   <w:rPr>
@@ -10414,6 +11586,153 @@
                 <w:rFonts w:eastAsia="Times New Roman" w:cs="Calibri"/>
               </w:rPr>
               <w:t>r.</w:t>
+            </w:r>
+          </w:p>
+        </w:tc>
+        <w:tc>
+          <w:tcPr>
+            <w:tcW w:w="830" w:type="pct"/>
+          </w:tcPr>
+          <w:p>
+            <w:pPr>
+              <w:widowControl w:val="0"/>
+              <w:spacing w:before="60"/>
+              <w:rPr>
+                <w:rFonts w:eastAsia="Times New Roman" w:cs="Calibri"/>
+                <w:szCs w:val="24"/>
+              </w:rPr>
+            </w:pPr>
+          </w:p>
+        </w:tc>
+        <w:tc>
+          <w:tcPr>
+            <w:tcW w:w="488" w:type="pct"/>
+          </w:tcPr>
+          <w:p>
+            <w:pPr>
+              <w:widowControl w:val="0"/>
+              <w:spacing w:before="60"/>
+              <w:jc w:val="center"/>
+              <w:rPr>
+                <w:rFonts w:cstheme="minorHAnsi"/>
+              </w:rPr>
+            </w:pPr>
+          </w:p>
+        </w:tc>
+      </w:tr>
+      <w:tr>
+        <w:trPr>
+          <w:cantSplit/>
+        </w:trPr>
+        <w:tc>
+          <w:tcPr>
+            <w:tcW w:w="332" w:type="pct"/>
+          </w:tcPr>
+          <w:p>
+            <w:pPr>
+              <w:pStyle w:val="Overskrift4"/>
+              <w:keepNext w:val="0"/>
+              <w:widowControl w:val="0"/>
+              <w:rPr>
+                <w:rFonts w:eastAsia="Calibri"/>
+              </w:rPr>
+            </w:pPr>
+          </w:p>
+        </w:tc>
+        <w:tc>
+          <w:tcPr>
+            <w:tcW w:w="1400" w:type="pct"/>
+          </w:tcPr>
+          <w:p>
+            <w:pPr>
+              <w:widowControl w:val="0"/>
+              <w:spacing w:before="60"/>
+              <w:rPr>
+                <w:rFonts w:eastAsia="Times New Roman" w:cs="Calibri"/>
+              </w:rPr>
+            </w:pPr>
+            <w:r>
+              <w:rPr>
+                <w:rFonts w:eastAsia="Times New Roman" w:cs="Calibri"/>
+              </w:rPr>
+              <w:t xml:space="preserve">Demonstrate that </w:t>
+            </w:r>
+            <w:proofErr w:type="spellStart"/>
+            <w:r>
+              <w:rPr>
+                <w:rFonts w:eastAsia="Times New Roman" w:cs="Calibri"/>
+              </w:rPr>
+              <w:t>Composition.Date</w:t>
+            </w:r>
+            <w:proofErr w:type="spellEnd"/>
+            <w:r>
+              <w:rPr>
+                <w:rFonts w:eastAsia="Times New Roman" w:cs="Calibri"/>
+              </w:rPr>
+              <w:t xml:space="preserve"> is not displayed. </w:t>
+            </w:r>
+          </w:p>
+        </w:tc>
+        <w:tc>
+          <w:tcPr>
+            <w:tcW w:w="601" w:type="pct"/>
+          </w:tcPr>
+          <w:p>
+            <w:pPr>
+              <w:widowControl w:val="0"/>
+              <w:spacing w:before="60"/>
+              <w:rPr>
+                <w:rFonts w:ascii="Courier New" w:eastAsia="Times New Roman" w:hAnsi="Courier New" w:cs="Courier New"/>
+                <w:shd w:val="clear" w:color="auto" w:fill="FFFFFF"/>
+              </w:rPr>
+            </w:pPr>
+          </w:p>
+        </w:tc>
+        <w:tc>
+          <w:tcPr>
+            <w:tcW w:w="1349" w:type="pct"/>
+          </w:tcPr>
+          <w:p>
+            <w:pPr>
+              <w:widowControl w:val="0"/>
+              <w:spacing w:before="60"/>
+              <w:rPr>
+                <w:rFonts w:eastAsia="Times New Roman" w:cs="Calibri"/>
+              </w:rPr>
+            </w:pPr>
+            <w:r>
+              <w:rPr>
+                <w:rFonts w:eastAsia="Times New Roman" w:cs="Calibri"/>
+              </w:rPr>
+              <w:t xml:space="preserve">Even though the </w:t>
+            </w:r>
+            <w:proofErr w:type="spellStart"/>
+            <w:r>
+              <w:rPr>
+                <w:rFonts w:eastAsia="Times New Roman" w:cs="Calibri"/>
+              </w:rPr>
+              <w:t>Composition.Date</w:t>
+            </w:r>
+            <w:proofErr w:type="spellEnd"/>
+            <w:r>
+              <w:rPr>
+                <w:rFonts w:eastAsia="Times New Roman" w:cs="Calibri"/>
+              </w:rPr>
+              <w:t xml:space="preserve"> is present in the </w:t>
+            </w:r>
+            <w:proofErr w:type="spellStart"/>
+            <w:r>
+              <w:rPr>
+                <w:rFonts w:eastAsia="Times New Roman" w:cs="Calibri"/>
+              </w:rPr>
+              <w:t>ConditionList</w:t>
+            </w:r>
+            <w:proofErr w:type="spellEnd"/>
+            <w:r>
+              <w:rPr>
+                <w:rFonts w:eastAsia="Times New Roman" w:cs="Calibri"/>
+              </w:rPr>
+              <w:t xml:space="preserve">, it is not displayed to the user. </w:t>
             </w:r>
           </w:p>
         </w:tc>
@@ -10584,7 +11903,6 @@
                   <w:listItem w:displayText="Not relevant" w:value="Not relevant"/>
                 </w:dropDownList>
               </w:sdtPr>
-              <w:sdtEndPr/>
               <w:sdtContent>
                 <w:r>
                   <w:rPr>
@@ -10602,9 +11920,9 @@
       <w:pPr>
         <w:pStyle w:val="Overskrift3"/>
       </w:pPr>
-      <w:bookmarkStart w:id="39" w:name="_R1(2):_See_diagnosis"/>
-      <w:bookmarkStart w:id="40" w:name="_Ref197084298"/>
-      <w:bookmarkEnd w:id="39"/>
+      <w:bookmarkStart w:id="41" w:name="_R1(2):_See_diagnosis"/>
+      <w:bookmarkStart w:id="42" w:name="_Ref197084298"/>
+      <w:bookmarkEnd w:id="41"/>
       <w:r>
         <w:lastRenderedPageBreak/>
         <w:t>R1</w:t>
@@ -10613,7 +11931,13 @@
         <w:t>(2)</w:t>
       </w:r>
       <w:r>
-        <w:t>: See diagnosis overview</w:t>
+        <w:t>: See diagnosis</w:t>
+      </w:r>
+      <w:r>
+        <w:t xml:space="preserve"> </w:t>
+      </w:r>
+      <w:r>
+        <w:t>overview</w:t>
       </w:r>
       <w:r>
         <w:t xml:space="preserve"> (Loads multiple </w:t>
@@ -10627,11 +11951,12 @@
       <w:r>
         <w:t>)</w:t>
       </w:r>
-      <w:bookmarkEnd w:id="40"/>
+      <w:bookmarkEnd w:id="42"/>
     </w:p>
     <w:tbl>
       <w:tblPr>
         <w:tblStyle w:val="Tabel-Gitter2"/>
+        <w:tblpPr w:leftFromText="141" w:rightFromText="141" w:horzAnchor="margin" w:tblpY="-255"/>
         <w:tblW w:w="5088" w:type="pct"/>
         <w:tblLayout w:type="fixed"/>
         <w:tblLook w:val="04A0" w:firstRow="1" w:lastRow="0" w:firstColumn="1" w:lastColumn="0" w:noHBand="0" w:noVBand="1"/>
@@ -10950,7 +12275,6 @@
             <w15:color w:val="FFFFFF"/>
             <w:text w:multiLine="1"/>
           </w:sdtPr>
-          <w:sdtEndPr/>
           <w:sdtContent>
             <w:tc>
               <w:tcPr>
@@ -11031,7 +12355,6 @@
                   <w:listItem w:displayText="Not relevant" w:value="Not relevant"/>
                 </w:dropDownList>
               </w:sdtPr>
-              <w:sdtEndPr/>
               <w:sdtContent>
                 <w:r>
                   <w:rPr>
@@ -11179,7 +12502,6 @@
                   <w:listItem w:displayText="Not relevant" w:value="Not relevant"/>
                 </w:dropDownList>
               </w:sdtPr>
-              <w:sdtEndPr/>
               <w:sdtContent>
                 <w:r>
                   <w:rPr>
@@ -11323,7 +12645,6 @@
                   <w:listItem w:displayText="Not relevant" w:value="Not relevant"/>
                 </w:dropDownList>
               </w:sdtPr>
-              <w:sdtEndPr/>
               <w:sdtContent>
                 <w:r>
                   <w:rPr>
@@ -11353,6 +12674,7 @@
               </w:rPr>
             </w:pPr>
           </w:p>
+          <w:p/>
         </w:tc>
         <w:tc>
           <w:tcPr>
@@ -11370,45 +12692,13 @@
               <w:rPr>
                 <w:rFonts w:eastAsia="Times New Roman" w:cs="Calibri"/>
               </w:rPr>
-              <w:t xml:space="preserve">Demonstrate that the correct organization and date for the last </w:t>
-            </w:r>
-            <w:r>
-              <w:rPr>
-                <w:rFonts w:eastAsia="Times New Roman" w:cs="Calibri"/>
-              </w:rPr>
-              <w:t>registration</w:t>
-            </w:r>
-            <w:r>
-              <w:rPr>
-                <w:rFonts w:eastAsia="Times New Roman" w:cs="Calibri"/>
-              </w:rPr>
-              <w:t xml:space="preserve"> (</w:t>
-            </w:r>
-            <w:proofErr w:type="spellStart"/>
-            <w:r>
-              <w:rPr>
-                <w:rFonts w:eastAsia="Times New Roman" w:cs="Calibri"/>
-              </w:rPr>
-              <w:t>Composition.Date</w:t>
-            </w:r>
-            <w:proofErr w:type="spellEnd"/>
-            <w:r>
-              <w:rPr>
-                <w:rFonts w:eastAsia="Times New Roman" w:cs="Calibri"/>
-              </w:rPr>
-              <w:t xml:space="preserve">) </w:t>
-            </w:r>
-            <w:r>
-              <w:rPr>
-                <w:rFonts w:eastAsia="Times New Roman" w:cs="Calibri"/>
-              </w:rPr>
-              <w:t>a</w:t>
-            </w:r>
-            <w:r>
-              <w:rPr>
-                <w:rFonts w:eastAsia="Times New Roman" w:cs="Calibri"/>
-              </w:rPr>
-              <w:t>re</w:t>
+              <w:t xml:space="preserve">Demonstrate that the correct organization </w:t>
+            </w:r>
+            <w:r>
+              <w:rPr>
+                <w:rFonts w:eastAsia="Times New Roman" w:cs="Calibri"/>
+              </w:rPr>
+              <w:t>is</w:t>
             </w:r>
             <w:r>
               <w:rPr>
@@ -11452,16 +12742,7 @@
               <w:contextualSpacing/>
             </w:pPr>
             <w:r>
-              <w:t xml:space="preserve">The correct organization is displayed with the correct date for the last </w:t>
-            </w:r>
-            <w:r>
-              <w:rPr>
-                <w:rFonts w:eastAsia="Times New Roman" w:cs="Calibri"/>
-              </w:rPr>
-              <w:t>registration</w:t>
-            </w:r>
-            <w:r>
-              <w:t xml:space="preserve"> on the patients Diagnosis Card</w:t>
+              <w:t>The correct organization is displayed on the patients Diagnosis Card</w:t>
             </w:r>
             <w:r>
               <w:t>.</w:t>
@@ -11520,7 +12801,6 @@
                   <w:listItem w:displayText="Not relevant" w:value="Not relevant"/>
                 </w:dropDownList>
               </w:sdtPr>
-              <w:sdtEndPr/>
               <w:sdtContent>
                 <w:r>
                   <w:rPr>
@@ -11871,6 +13151,7 @@
               </w:rPr>
             </w:pPr>
             <w:proofErr w:type="spellStart"/>
+            <w:proofErr w:type="gramStart"/>
             <w:r>
               <w:rPr>
                 <w:rFonts w:eastAsia="Times New Roman" w:cs="Calibri"/>
@@ -11879,6 +13160,7 @@
               <w:t>code.display</w:t>
             </w:r>
             <w:proofErr w:type="spellEnd"/>
+            <w:proofErr w:type="gramEnd"/>
             <w:r>
               <w:rPr>
                 <w:rFonts w:eastAsia="Times New Roman" w:cs="Calibri"/>
@@ -11993,7 +13275,6 @@
                   <w:listItem w:displayText="Not relevant" w:value="Not relevant"/>
                 </w:dropDownList>
               </w:sdtPr>
-              <w:sdtEndPr/>
               <w:sdtContent>
                 <w:r>
                   <w:rPr>
@@ -12043,6 +13324,7 @@
               </w:rPr>
               <w:t>TestExample_R1(</w:t>
             </w:r>
+            <w:proofErr w:type="gramStart"/>
             <w:r>
               <w:rPr>
                 <w:rFonts w:ascii="Courier New" w:eastAsia="Times New Roman" w:hAnsi="Courier New" w:cs="Courier New"/>
@@ -12061,7 +13343,14 @@
               <w:rPr>
                 <w:rFonts w:eastAsia="Times New Roman" w:cs="Calibri"/>
               </w:rPr>
-              <w:t xml:space="preserve">contains the element </w:t>
+              <w:t>contains</w:t>
+            </w:r>
+            <w:proofErr w:type="gramEnd"/>
+            <w:r>
+              <w:rPr>
+                <w:rFonts w:eastAsia="Times New Roman" w:cs="Calibri"/>
+              </w:rPr>
+              <w:t xml:space="preserve"> the element </w:t>
             </w:r>
             <w:proofErr w:type="spellStart"/>
             <w:r>
@@ -12075,7 +13364,19 @@
               <w:rPr>
                 <w:rFonts w:eastAsia="Times New Roman" w:cs="Calibri"/>
               </w:rPr>
-              <w:t xml:space="preserve">. Explain how the SUT handles elements that are not Must Support </w:t>
+              <w:t>. Explain how the SUT handles elements that are not Must Support</w:t>
+            </w:r>
+            <w:r>
+              <w:rPr>
+                <w:rFonts w:eastAsia="Times New Roman" w:cs="Calibri"/>
+              </w:rPr>
+              <w:t>*</w:t>
+            </w:r>
+            <w:r>
+              <w:rPr>
+                <w:rFonts w:eastAsia="Times New Roman" w:cs="Calibri"/>
+              </w:rPr>
+              <w:t xml:space="preserve"> </w:t>
             </w:r>
             <w:r>
               <w:rPr>
@@ -12088,6 +13389,49 @@
                 <w:rFonts w:eastAsia="Times New Roman" w:cs="Calibri"/>
               </w:rPr>
               <w:t>the standard.</w:t>
+            </w:r>
+          </w:p>
+          <w:p>
+            <w:pPr>
+              <w:keepNext/>
+              <w:spacing w:before="60" w:after="120"/>
+              <w:rPr>
+                <w:rFonts w:eastAsia="Times New Roman" w:cs="Calibri"/>
+              </w:rPr>
+            </w:pPr>
+            <w:r>
+              <w:rPr>
+                <w:rFonts w:eastAsia="Times New Roman" w:cs="Calibri"/>
+              </w:rPr>
+              <w:t>*</w:t>
+            </w:r>
+            <w:r>
+              <w:t xml:space="preserve"> </w:t>
+            </w:r>
+            <w:r>
+              <w:rPr>
+                <w:rFonts w:eastAsia="Times New Roman" w:cs="Calibri"/>
+              </w:rPr>
+              <w:t xml:space="preserve">Non–Must Support elements may be present in a </w:t>
+            </w:r>
+            <w:r>
+              <w:rPr>
+                <w:rFonts w:eastAsia="Times New Roman" w:cs="Calibri"/>
+              </w:rPr>
+              <w:t>document</w:t>
+            </w:r>
+            <w:r>
+              <w:rPr>
+                <w:rFonts w:eastAsia="Times New Roman" w:cs="Calibri"/>
+              </w:rPr>
+              <w:t xml:space="preserve">, but the system is </w:t>
+            </w:r>
+            <w:r>
+              <w:rPr>
+                <w:rFonts w:eastAsia="Times New Roman" w:cs="Calibri"/>
+              </w:rPr>
+              <w:lastRenderedPageBreak/>
+              <w:t>only required to tolerate them (i.e. not fail). Depending on its design, the system may ignore these elements, store them without processing, or display them.</w:t>
             </w:r>
           </w:p>
         </w:tc>
@@ -12155,7 +13499,23 @@
                 <w:i/>
                 <w:iCs/>
               </w:rPr>
-              <w:t>upport in the user interface, but displays it as part of the narrative text</w:t>
+              <w:t xml:space="preserve">upport in the user </w:t>
+            </w:r>
+            <w:proofErr w:type="gramStart"/>
+            <w:r>
+              <w:rPr>
+                <w:i/>
+                <w:iCs/>
+              </w:rPr>
+              <w:t>interface, but</w:t>
+            </w:r>
+            <w:proofErr w:type="gramEnd"/>
+            <w:r>
+              <w:rPr>
+                <w:i/>
+                <w:iCs/>
+              </w:rPr>
+              <w:t xml:space="preserve"> displays it as part of the narrative text</w:t>
             </w:r>
             <w:r>
               <w:rPr>
@@ -12225,7 +13585,6 @@
                   <w:listItem w:displayText="Not relevant" w:value="Not relevant"/>
                 </w:dropDownList>
               </w:sdtPr>
-              <w:sdtEndPr/>
               <w:sdtContent>
                 <w:r>
                   <w:rPr>
@@ -12378,7 +13737,6 @@
                   <w:listItem w:displayText="Not relevant" w:value="Not relevant"/>
                 </w:dropDownList>
               </w:sdtPr>
-              <w:sdtEndPr/>
               <w:sdtContent>
                 <w:r>
                   <w:rPr>
@@ -12400,11 +13758,11 @@
           <w:numId w:val="0"/>
         </w:numPr>
       </w:pPr>
-      <w:bookmarkStart w:id="41" w:name="_R1:_See_diagnosis_1"/>
-      <w:bookmarkStart w:id="42" w:name="_R1(3):_See_diagnosis"/>
-      <w:bookmarkStart w:id="43" w:name="_Ref197084257"/>
-      <w:bookmarkEnd w:id="41"/>
-      <w:bookmarkEnd w:id="42"/>
+      <w:bookmarkStart w:id="43" w:name="_R1:_See_diagnosis_1"/>
+      <w:bookmarkStart w:id="44" w:name="_R1(3):_See_diagnosis"/>
+      <w:bookmarkStart w:id="45" w:name="_Ref197084257"/>
+      <w:bookmarkEnd w:id="43"/>
+      <w:bookmarkEnd w:id="44"/>
     </w:p>
     <w:p>
       <w:pPr>
@@ -12423,7 +13781,7 @@
       <w:pPr>
         <w:pStyle w:val="Overskrift3"/>
       </w:pPr>
-      <w:bookmarkStart w:id="44" w:name="_Ref197085022"/>
+      <w:bookmarkStart w:id="46" w:name="_Ref197085022"/>
       <w:r>
         <w:lastRenderedPageBreak/>
         <w:t>R1</w:t>
@@ -12449,8 +13807,8 @@
       <w:r>
         <w:t>)</w:t>
       </w:r>
-      <w:bookmarkEnd w:id="43"/>
-      <w:bookmarkEnd w:id="44"/>
+      <w:bookmarkEnd w:id="45"/>
+      <w:bookmarkEnd w:id="46"/>
     </w:p>
     <w:tbl>
       <w:tblPr>
@@ -12730,12 +14088,21 @@
                 <w:rFonts w:ascii="Courier New" w:eastAsia="Times New Roman" w:hAnsi="Courier New" w:cs="Courier New"/>
               </w:rPr>
             </w:pPr>
+            <w:proofErr w:type="gramStart"/>
             <w:r>
               <w:rPr>
                 <w:rFonts w:ascii="Courier New" w:eastAsia="Times New Roman" w:hAnsi="Courier New" w:cs="Courier New"/>
                 <w:shd w:val="clear" w:color="auto" w:fill="FFFFFF"/>
               </w:rPr>
-              <w:t>TestExample_R1(</w:t>
+              <w:t>TestExample</w:t>
+            </w:r>
+            <w:proofErr w:type="gramEnd"/>
+            <w:r>
+              <w:rPr>
+                <w:rFonts w:ascii="Courier New" w:eastAsia="Times New Roman" w:hAnsi="Courier New" w:cs="Courier New"/>
+                <w:shd w:val="clear" w:color="auto" w:fill="FFFFFF"/>
+              </w:rPr>
+              <w:t>_R1(</w:t>
             </w:r>
             <w:r>
               <w:rPr>
@@ -12762,7 +14129,6 @@
             <w15:color w:val="FFFFFF"/>
             <w:text w:multiLine="1"/>
           </w:sdtPr>
-          <w:sdtEndPr/>
           <w:sdtContent>
             <w:tc>
               <w:tcPr>
@@ -12843,7 +14209,6 @@
                   <w:listItem w:displayText="Not relevant" w:value="Not relevant"/>
                 </w:dropDownList>
               </w:sdtPr>
-              <w:sdtEndPr/>
               <w:sdtContent>
                 <w:r>
                   <w:rPr>
@@ -12991,7 +14356,6 @@
                   <w:listItem w:displayText="Not relevant" w:value="Not relevant"/>
                 </w:dropDownList>
               </w:sdtPr>
-              <w:sdtEndPr/>
               <w:sdtContent>
                 <w:r>
                   <w:rPr>
@@ -13135,7 +14499,6 @@
                   <w:listItem w:displayText="Not relevant" w:value="Not relevant"/>
                 </w:dropDownList>
               </w:sdtPr>
-              <w:sdtEndPr/>
               <w:sdtContent>
                 <w:r>
                   <w:rPr>
@@ -13182,21 +14545,19 @@
               <w:rPr>
                 <w:rFonts w:eastAsia="Times New Roman" w:cs="Calibri"/>
               </w:rPr>
-              <w:t>Demonstrate that the correct organization and date for the last update (</w:t>
-            </w:r>
-            <w:proofErr w:type="spellStart"/>
-            <w:r>
-              <w:rPr>
-                <w:rFonts w:eastAsia="Times New Roman" w:cs="Calibri"/>
-              </w:rPr>
-              <w:t>Composition.Date</w:t>
-            </w:r>
-            <w:proofErr w:type="spellEnd"/>
-            <w:r>
-              <w:rPr>
-                <w:rFonts w:eastAsia="Times New Roman" w:cs="Calibri"/>
-              </w:rPr>
-              <w:t>) are displayed in the user interface</w:t>
+              <w:t xml:space="preserve">Demonstrate that the correct organization </w:t>
+            </w:r>
+            <w:r>
+              <w:rPr>
+                <w:rFonts w:eastAsia="Times New Roman" w:cs="Calibri"/>
+              </w:rPr>
+              <w:t xml:space="preserve">is </w:t>
+            </w:r>
+            <w:r>
+              <w:rPr>
+                <w:rFonts w:eastAsia="Times New Roman" w:cs="Calibri"/>
+              </w:rPr>
+              <w:t>displayed in the user interface</w:t>
             </w:r>
             <w:r>
               <w:rPr>
@@ -13234,7 +14595,10 @@
               <w:contextualSpacing/>
             </w:pPr>
             <w:r>
-              <w:t>The correct organization is displayed with the correct date for the last update on the patients Diagnosis Card</w:t>
+              <w:t xml:space="preserve">The correct organization is displayed </w:t>
+            </w:r>
+            <w:r>
+              <w:t>on the patients Diagnosis Card</w:t>
             </w:r>
             <w:r>
               <w:t>.</w:t>
@@ -13293,7 +14657,6 @@
                   <w:listItem w:displayText="Not relevant" w:value="Not relevant"/>
                 </w:dropDownList>
               </w:sdtPr>
-              <w:sdtEndPr/>
               <w:sdtContent>
                 <w:r>
                   <w:rPr>
@@ -13632,6 +14995,7 @@
               </w:rPr>
             </w:pPr>
             <w:proofErr w:type="spellStart"/>
+            <w:proofErr w:type="gramStart"/>
             <w:r>
               <w:rPr>
                 <w:rFonts w:eastAsia="Times New Roman" w:cs="Calibri"/>
@@ -13640,6 +15004,7 @@
               <w:t>code.display</w:t>
             </w:r>
             <w:proofErr w:type="spellEnd"/>
+            <w:proofErr w:type="gramEnd"/>
             <w:r>
               <w:rPr>
                 <w:rFonts w:eastAsia="Times New Roman" w:cs="Calibri"/>
@@ -13736,7 +15101,6 @@
                   <w:listItem w:displayText="Not relevant" w:value="Not relevant"/>
                 </w:dropDownList>
               </w:sdtPr>
-              <w:sdtEndPr/>
               <w:sdtContent>
                 <w:r>
                   <w:rPr>
@@ -13886,7 +15250,6 @@
                   <w:listItem w:displayText="Not relevant" w:value="Not relevant"/>
                 </w:dropDownList>
               </w:sdtPr>
-              <w:sdtEndPr/>
               <w:sdtContent>
                 <w:r>
                   <w:rPr>
@@ -13905,11 +15268,11 @@
       <w:pPr>
         <w:pStyle w:val="Overskrift3"/>
       </w:pPr>
-      <w:bookmarkStart w:id="45" w:name="_R1:_See_diagnosis"/>
-      <w:bookmarkStart w:id="46" w:name="_R1(4):_See_diagnosis"/>
-      <w:bookmarkStart w:id="47" w:name="_Ref197084316"/>
-      <w:bookmarkEnd w:id="45"/>
-      <w:bookmarkEnd w:id="46"/>
+      <w:bookmarkStart w:id="47" w:name="_R1:_See_diagnosis"/>
+      <w:bookmarkStart w:id="48" w:name="_R1(4):_See_diagnosis"/>
+      <w:bookmarkStart w:id="49" w:name="_Ref197084316"/>
+      <w:bookmarkEnd w:id="47"/>
+      <w:bookmarkEnd w:id="48"/>
       <w:r>
         <w:lastRenderedPageBreak/>
         <w:t>R1</w:t>
@@ -13932,7 +15295,7 @@
       <w:r>
         <w:t>)</w:t>
       </w:r>
-      <w:bookmarkEnd w:id="47"/>
+      <w:bookmarkEnd w:id="49"/>
     </w:p>
     <w:tbl>
       <w:tblPr>
@@ -14157,10 +15520,10 @@
                 <w:rFonts w:eastAsia="Calibri"/>
               </w:rPr>
             </w:pPr>
-            <w:bookmarkStart w:id="48" w:name="_Ref196916527"/>
-          </w:p>
-        </w:tc>
-        <w:bookmarkEnd w:id="48"/>
+            <w:bookmarkStart w:id="50" w:name="_Ref196916527"/>
+          </w:p>
+        </w:tc>
+        <w:bookmarkEnd w:id="50"/>
         <w:tc>
           <w:tcPr>
             <w:tcW w:w="1400" w:type="pct"/>
@@ -14246,7 +15609,6 @@
             <w15:color w:val="FFFFFF"/>
             <w:text w:multiLine="1"/>
           </w:sdtPr>
-          <w:sdtEndPr/>
           <w:sdtContent>
             <w:tc>
               <w:tcPr>
@@ -14327,7 +15689,6 @@
                   <w:listItem w:displayText="Not relevant" w:value="Not relevant"/>
                 </w:dropDownList>
               </w:sdtPr>
-              <w:sdtEndPr/>
               <w:sdtContent>
                 <w:r>
                   <w:rPr>
@@ -14475,7 +15836,6 @@
                   <w:listItem w:displayText="Not relevant" w:value="Not relevant"/>
                 </w:dropDownList>
               </w:sdtPr>
-              <w:sdtEndPr/>
               <w:sdtContent>
                 <w:r>
                   <w:rPr>
@@ -14634,21 +15994,25 @@
               <w:rPr>
                 <w:rFonts w:eastAsia="Times New Roman" w:cs="Calibri"/>
               </w:rPr>
-              <w:t>Demonstrate that the correct organization and date for the last update (</w:t>
-            </w:r>
-            <w:proofErr w:type="spellStart"/>
-            <w:r>
-              <w:rPr>
-                <w:rFonts w:eastAsia="Times New Roman" w:cs="Calibri"/>
-              </w:rPr>
-              <w:t>Composition.Date</w:t>
-            </w:r>
-            <w:proofErr w:type="spellEnd"/>
-            <w:r>
-              <w:rPr>
-                <w:rFonts w:eastAsia="Times New Roman" w:cs="Calibri"/>
-              </w:rPr>
-              <w:t>) are displayed in the user interface</w:t>
+              <w:t xml:space="preserve">Demonstrate that the correct organization </w:t>
+            </w:r>
+            <w:r>
+              <w:rPr>
+                <w:rFonts w:eastAsia="Times New Roman" w:cs="Calibri"/>
+              </w:rPr>
+              <w:t xml:space="preserve">is </w:t>
+            </w:r>
+            <w:r>
+              <w:rPr>
+                <w:rFonts w:eastAsia="Times New Roman" w:cs="Calibri"/>
+              </w:rPr>
+              <w:t>displayed</w:t>
+            </w:r>
+            <w:r>
+              <w:rPr>
+                <w:rFonts w:eastAsia="Times New Roman" w:cs="Calibri"/>
+              </w:rPr>
+              <w:t xml:space="preserve"> in the user interface</w:t>
             </w:r>
             <w:r>
               <w:rPr>
@@ -14689,7 +16053,13 @@
               </w:rPr>
             </w:pPr>
             <w:r>
-              <w:t>The correct organization is displayed with the correct date for the last update on the patients Diagnosis Card</w:t>
+              <w:t xml:space="preserve">The correct organization is displayed </w:t>
+            </w:r>
+            <w:r>
+              <w:t>on the</w:t>
+            </w:r>
+            <w:r>
+              <w:t xml:space="preserve"> patients Diagnosis Card</w:t>
             </w:r>
             <w:r>
               <w:t>.</w:t>
@@ -15056,6 +16426,7 @@
               </w:rPr>
             </w:pPr>
             <w:proofErr w:type="spellStart"/>
+            <w:proofErr w:type="gramStart"/>
             <w:r>
               <w:rPr>
                 <w:rFonts w:eastAsia="Times New Roman" w:cs="Calibri"/>
@@ -15064,6 +16435,7 @@
               <w:t>code.display</w:t>
             </w:r>
             <w:proofErr w:type="spellEnd"/>
+            <w:proofErr w:type="gramEnd"/>
             <w:r>
               <w:rPr>
                 <w:rFonts w:eastAsia="Times New Roman" w:cs="Calibri"/>
@@ -15160,7 +16532,6 @@
                   <w:listItem w:displayText="Not relevant" w:value="Not relevant"/>
                 </w:dropDownList>
               </w:sdtPr>
-              <w:sdtEndPr/>
               <w:sdtContent>
                 <w:r>
                   <w:rPr>
@@ -15297,7 +16668,6 @@
                   <w:listItem w:displayText="Not relevant" w:value="Not relevant"/>
                 </w:dropDownList>
               </w:sdtPr>
-              <w:sdtEndPr/>
               <w:sdtContent>
                 <w:r>
                   <w:rPr>
@@ -15316,9 +16686,9 @@
       <w:pPr>
         <w:pStyle w:val="Overskrift3"/>
       </w:pPr>
-      <w:bookmarkStart w:id="49" w:name="_R1(5):_See_diagnosis"/>
-      <w:bookmarkStart w:id="50" w:name="_Ref197084339"/>
-      <w:bookmarkEnd w:id="49"/>
+      <w:bookmarkStart w:id="51" w:name="_R1(5):_See_diagnosis"/>
+      <w:bookmarkStart w:id="52" w:name="_Ref197084339"/>
+      <w:bookmarkEnd w:id="51"/>
       <w:r>
         <w:lastRenderedPageBreak/>
         <w:t>R1</w:t>
@@ -15347,7 +16717,7 @@
       <w:r>
         <w:t>deleted)</w:t>
       </w:r>
-      <w:bookmarkEnd w:id="50"/>
+      <w:bookmarkEnd w:id="52"/>
     </w:p>
     <w:tbl>
       <w:tblPr>
@@ -15659,7 +17029,6 @@
             <w15:color w:val="FFFFFF"/>
             <w:text w:multiLine="1"/>
           </w:sdtPr>
-          <w:sdtEndPr/>
           <w:sdtContent>
             <w:tc>
               <w:tcPr>
@@ -15740,7 +17109,6 @@
                   <w:listItem w:displayText="Not relevant" w:value="Not relevant"/>
                 </w:dropDownList>
               </w:sdtPr>
-              <w:sdtEndPr/>
               <w:sdtContent>
                 <w:r>
                   <w:rPr>
@@ -15888,7 +17256,6 @@
                   <w:listItem w:displayText="Not relevant" w:value="Not relevant"/>
                 </w:dropDownList>
               </w:sdtPr>
-              <w:sdtEndPr/>
               <w:sdtContent>
                 <w:r>
                   <w:rPr>
@@ -16111,7 +17478,6 @@
                   <w:listItem w:displayText="Not relevant" w:value="Not relevant"/>
                 </w:dropDownList>
               </w:sdtPr>
-              <w:sdtEndPr/>
               <w:sdtContent>
                 <w:r>
                   <w:rPr>
@@ -16248,7 +17614,6 @@
                   <w:listItem w:displayText="Not relevant" w:value="Not relevant"/>
                 </w:dropDownList>
               </w:sdtPr>
-              <w:sdtEndPr/>
               <w:sdtContent>
                 <w:r>
                   <w:rPr>
@@ -16267,24 +17632,24 @@
       <w:pPr>
         <w:pStyle w:val="Overskrift3"/>
       </w:pPr>
-      <w:bookmarkStart w:id="51" w:name="_R1.A1:_No_diagnosis"/>
-      <w:bookmarkStart w:id="52" w:name="_Ref117164750"/>
-      <w:bookmarkStart w:id="53" w:name="_Ref197084348"/>
-      <w:bookmarkEnd w:id="51"/>
+      <w:bookmarkStart w:id="53" w:name="_R1.A1:_No_diagnosis"/>
+      <w:bookmarkStart w:id="54" w:name="_Ref117164750"/>
+      <w:bookmarkStart w:id="55" w:name="_Ref197084348"/>
+      <w:bookmarkEnd w:id="53"/>
       <w:r>
         <w:t>R1.A1</w:t>
       </w:r>
       <w:r>
         <w:t xml:space="preserve">: </w:t>
       </w:r>
-      <w:bookmarkEnd w:id="52"/>
+      <w:bookmarkEnd w:id="54"/>
       <w:r>
         <w:t xml:space="preserve">No diagnosis </w:t>
       </w:r>
       <w:r>
         <w:t>in the diagnosis summary</w:t>
       </w:r>
-      <w:bookmarkEnd w:id="53"/>
+      <w:bookmarkEnd w:id="55"/>
     </w:p>
     <w:tbl>
       <w:tblPr>
@@ -16544,6 +17909,15 @@
               <w:t>card.</w:t>
             </w:r>
           </w:p>
+          <w:p>
+            <w:pPr>
+              <w:spacing w:before="60"/>
+              <w:rPr>
+                <w:rFonts w:eastAsia="Times New Roman" w:cs="Calibri"/>
+                <w:color w:val="EE0000"/>
+              </w:rPr>
+            </w:pPr>
+          </w:p>
         </w:tc>
         <w:tc>
           <w:tcPr>
@@ -16575,6 +17949,15 @@
               </w:rPr>
               <w:t>provided by MedCom.</w:t>
             </w:r>
+          </w:p>
+          <w:p>
+            <w:pPr>
+              <w:widowControl w:val="0"/>
+              <w:spacing w:before="60"/>
+              <w:rPr>
+                <w:rFonts w:ascii="Courier New" w:eastAsia="Times New Roman" w:hAnsi="Courier New" w:cs="Courier New"/>
+              </w:rPr>
+            </w:pPr>
           </w:p>
         </w:tc>
         <w:sdt>
@@ -16586,7 +17969,6 @@
             <w15:color w:val="FFFFFF"/>
             <w:text w:multiLine="1"/>
           </w:sdtPr>
-          <w:sdtEndPr/>
           <w:sdtContent>
             <w:tc>
               <w:tcPr>
@@ -16654,7 +18036,6 @@
                   <w:listItem w:displayText="Not relevant" w:value="Not relevant"/>
                 </w:dropDownList>
               </w:sdtPr>
-              <w:sdtEndPr/>
               <w:sdtContent>
                 <w:r>
                   <w:rPr>
@@ -16745,7 +18126,6 @@
             <w15:color w:val="FFFFFF"/>
             <w:text w:multiLine="1"/>
           </w:sdtPr>
-          <w:sdtEndPr/>
           <w:sdtContent>
             <w:tc>
               <w:tcPr>
@@ -16828,7 +18208,6 @@
                   <w:listItem w:displayText="Not relevant" w:value="Not relevant"/>
                 </w:dropDownList>
               </w:sdtPr>
-              <w:sdtEndPr/>
               <w:sdtContent>
                 <w:r>
                   <w:rPr>
@@ -16841,9 +18220,341 @@
           </w:p>
         </w:tc>
       </w:tr>
+      <w:tr>
+        <w:trPr>
+          <w:cantSplit/>
+        </w:trPr>
+        <w:tc>
+          <w:tcPr>
+            <w:tcW w:w="332" w:type="pct"/>
+          </w:tcPr>
+          <w:p>
+            <w:pPr>
+              <w:pStyle w:val="Overskrift4"/>
+              <w:rPr>
+                <w:rFonts w:eastAsia="Calibri"/>
+              </w:rPr>
+            </w:pPr>
+          </w:p>
+        </w:tc>
+        <w:tc>
+          <w:tcPr>
+            <w:tcW w:w="1400" w:type="pct"/>
+          </w:tcPr>
+          <w:p>
+            <w:pPr>
+              <w:spacing w:before="60"/>
+              <w:rPr>
+                <w:rFonts w:eastAsia="Times New Roman" w:cs="Calibri"/>
+                <w:szCs w:val="24"/>
+              </w:rPr>
+            </w:pPr>
+            <w:r>
+              <w:rPr>
+                <w:rFonts w:eastAsia="Times New Roman" w:cs="Calibri"/>
+                <w:color w:val="000000" w:themeColor="text1"/>
+              </w:rPr>
+              <w:t>Load a patient with a previous (historical) diagnosis card and a later diagnosis card with only deleted diagnoses.</w:t>
+            </w:r>
+          </w:p>
+        </w:tc>
+        <w:tc>
+          <w:tcPr>
+            <w:tcW w:w="737" w:type="pct"/>
+          </w:tcPr>
+          <w:p>
+            <w:pPr>
+              <w:spacing w:before="60"/>
+              <w:rPr>
+                <w:rFonts w:ascii="Courier New" w:eastAsia="Times New Roman" w:hAnsi="Courier New" w:cs="Courier New"/>
+                <w:szCs w:val="24"/>
+              </w:rPr>
+            </w:pPr>
+            <w:r>
+              <w:rPr>
+                <w:rFonts w:ascii="Courier New" w:eastAsia="Times New Roman" w:hAnsi="Courier New" w:cs="Courier New"/>
+              </w:rPr>
+              <w:t>Use patient X provided by MedCom.</w:t>
+            </w:r>
+          </w:p>
+        </w:tc>
+        <w:sdt>
+          <w:sdtPr>
+            <w:id w:val="554815743"/>
+            <w:placeholder>
+              <w:docPart w:val="9B5A991D5CBA41AE8C0001D80A9742F9"/>
+            </w:placeholder>
+            <w15:color w:val="FFFFFF"/>
+            <w:text w:multiLine="1"/>
+          </w:sdtPr>
+          <w:sdtContent>
+            <w:tc>
+              <w:tcPr>
+                <w:tcW w:w="1107" w:type="pct"/>
+              </w:tcPr>
+              <w:p>
+                <w:pPr>
+                  <w:spacing w:before="60"/>
+                  <w:rPr>
+                    <w:rFonts w:eastAsia="Times New Roman" w:cs="Calibri"/>
+                  </w:rPr>
+                </w:pPr>
+                <w:r>
+                  <w:t>Patient is loaded.</w:t>
+                </w:r>
+              </w:p>
+            </w:tc>
+          </w:sdtContent>
+        </w:sdt>
+        <w:tc>
+          <w:tcPr>
+            <w:tcW w:w="987" w:type="pct"/>
+          </w:tcPr>
+          <w:p>
+            <w:pPr>
+              <w:spacing w:before="60"/>
+              <w:rPr>
+                <w:rFonts w:eastAsia="Times New Roman" w:cs="Calibri"/>
+                <w:szCs w:val="24"/>
+              </w:rPr>
+            </w:pPr>
+          </w:p>
+        </w:tc>
+        <w:tc>
+          <w:tcPr>
+            <w:tcW w:w="437" w:type="pct"/>
+          </w:tcPr>
+          <w:p>
+            <w:pPr>
+              <w:spacing w:before="60"/>
+              <w:jc w:val="center"/>
+              <w:rPr>
+                <w:rFonts w:cstheme="minorHAnsi"/>
+              </w:rPr>
+            </w:pPr>
+            <w:sdt>
+              <w:sdtPr>
+                <w:rPr>
+                  <w:rFonts w:cstheme="minorHAnsi"/>
+                </w:rPr>
+                <w:alias w:val="MedCom assessment"/>
+                <w:tag w:val="MedCom assessment"/>
+                <w:id w:val="-1647734655"/>
+                <w:placeholder>
+                  <w:docPart w:val="58FCBE564A294B8A913B7CDA7985B93C"/>
+                </w:placeholder>
+                <w:showingPlcHdr/>
+                <w:dropDownList>
+                  <w:listItem w:value="Choose"/>
+                  <w:listItem w:displayText="F1" w:value="F1"/>
+                  <w:listItem w:displayText="F2" w:value="F2"/>
+                  <w:listItem w:displayText="F3" w:value="F3"/>
+                  <w:listItem w:displayText="F4" w:value="F4"/>
+                  <w:listItem w:displayText="OK" w:value="OK"/>
+                  <w:listItem w:displayText="Not relevant" w:value="Not relevant"/>
+                </w:dropDownList>
+              </w:sdtPr>
+              <w:sdtContent>
+                <w:r>
+                  <w:rPr>
+                    <w:rStyle w:val="Pladsholdertekst"/>
+                  </w:rPr>
+                  <w:t>Choose</w:t>
+                </w:r>
+              </w:sdtContent>
+            </w:sdt>
+          </w:p>
+        </w:tc>
+      </w:tr>
+      <w:tr>
+        <w:trPr>
+          <w:cantSplit/>
+        </w:trPr>
+        <w:tc>
+          <w:tcPr>
+            <w:tcW w:w="332" w:type="pct"/>
+          </w:tcPr>
+          <w:p>
+            <w:pPr>
+              <w:pStyle w:val="Overskrift4"/>
+              <w:rPr>
+                <w:rFonts w:eastAsia="Calibri"/>
+              </w:rPr>
+            </w:pPr>
+          </w:p>
+        </w:tc>
+        <w:tc>
+          <w:tcPr>
+            <w:tcW w:w="1400" w:type="pct"/>
+          </w:tcPr>
+          <w:p>
+            <w:pPr>
+              <w:spacing w:before="60"/>
+              <w:rPr>
+                <w:rFonts w:eastAsia="Times New Roman" w:cs="Calibri"/>
+                <w:szCs w:val="24"/>
+              </w:rPr>
+            </w:pPr>
+            <w:r>
+              <w:rPr>
+                <w:rFonts w:eastAsia="Times New Roman" w:cs="Calibri"/>
+                <w:szCs w:val="24"/>
+              </w:rPr>
+              <w:t xml:space="preserve">Demonstrate that the user </w:t>
+            </w:r>
+            <w:r>
+              <w:rPr>
+                <w:rFonts w:eastAsia="Times New Roman" w:cs="Calibri"/>
+                <w:szCs w:val="24"/>
+              </w:rPr>
+              <w:t>does not have</w:t>
+            </w:r>
+            <w:r>
+              <w:rPr>
+                <w:rFonts w:eastAsia="Times New Roman" w:cs="Calibri"/>
+                <w:szCs w:val="24"/>
+              </w:rPr>
+              <w:t xml:space="preserve"> access to the patient’s </w:t>
+            </w:r>
+            <w:r>
+              <w:rPr>
+                <w:rFonts w:eastAsia="Times New Roman" w:cs="Calibri"/>
+                <w:szCs w:val="24"/>
+              </w:rPr>
+              <w:t xml:space="preserve">previous </w:t>
+            </w:r>
+            <w:r>
+              <w:rPr>
+                <w:rFonts w:eastAsia="Times New Roman" w:cs="Calibri"/>
+                <w:szCs w:val="24"/>
+              </w:rPr>
+              <w:t>condition overview.</w:t>
+            </w:r>
+          </w:p>
+        </w:tc>
+        <w:tc>
+          <w:tcPr>
+            <w:tcW w:w="737" w:type="pct"/>
+          </w:tcPr>
+          <w:p>
+            <w:pPr>
+              <w:spacing w:before="60"/>
+              <w:rPr>
+                <w:rFonts w:ascii="Courier New" w:eastAsia="Times New Roman" w:hAnsi="Courier New" w:cs="Courier New"/>
+                <w:szCs w:val="24"/>
+              </w:rPr>
+            </w:pPr>
+          </w:p>
+        </w:tc>
+        <w:sdt>
+          <w:sdtPr>
+            <w:rPr>
+              <w:rFonts w:eastAsia="Times New Roman" w:cs="Calibri"/>
+            </w:rPr>
+            <w:id w:val="700450106"/>
+            <w:placeholder>
+              <w:docPart w:val="4F4B1526E47E41AB9D6AC192FDA99BC9"/>
+            </w:placeholder>
+            <w15:color w:val="FFFFFF"/>
+            <w:text w:multiLine="1"/>
+          </w:sdtPr>
+          <w:sdtContent>
+            <w:tc>
+              <w:tcPr>
+                <w:tcW w:w="1107" w:type="pct"/>
+              </w:tcPr>
+              <w:p>
+                <w:pPr>
+                  <w:spacing w:before="60"/>
+                  <w:rPr>
+                    <w:rFonts w:eastAsia="Times New Roman" w:cs="Calibri"/>
+                  </w:rPr>
+                </w:pPr>
+                <w:r>
+                  <w:rPr>
+                    <w:rFonts w:eastAsia="Times New Roman" w:cs="Calibri"/>
+                  </w:rPr>
+                  <w:t xml:space="preserve">The user does not have access to the patient’s </w:t>
+                </w:r>
+                <w:r>
+                  <w:rPr>
+                    <w:rFonts w:eastAsia="Times New Roman" w:cs="Calibri"/>
+                  </w:rPr>
+                  <w:t xml:space="preserve">previous </w:t>
+                </w:r>
+                <w:r>
+                  <w:rPr>
+                    <w:rFonts w:eastAsia="Times New Roman" w:cs="Calibri"/>
+                  </w:rPr>
+                  <w:t>condition overview.</w:t>
+                </w:r>
+              </w:p>
+            </w:tc>
+          </w:sdtContent>
+        </w:sdt>
+        <w:tc>
+          <w:tcPr>
+            <w:tcW w:w="987" w:type="pct"/>
+          </w:tcPr>
+          <w:p>
+            <w:pPr>
+              <w:spacing w:before="60"/>
+              <w:rPr>
+                <w:rFonts w:eastAsia="Times New Roman" w:cs="Calibri"/>
+                <w:szCs w:val="24"/>
+              </w:rPr>
+            </w:pPr>
+          </w:p>
+        </w:tc>
+        <w:tc>
+          <w:tcPr>
+            <w:tcW w:w="437" w:type="pct"/>
+          </w:tcPr>
+          <w:p>
+            <w:pPr>
+              <w:spacing w:before="60"/>
+              <w:jc w:val="center"/>
+              <w:rPr>
+                <w:rFonts w:cstheme="minorHAnsi"/>
+              </w:rPr>
+            </w:pPr>
+            <w:sdt>
+              <w:sdtPr>
+                <w:rPr>
+                  <w:rFonts w:cstheme="minorHAnsi"/>
+                </w:rPr>
+                <w:alias w:val="MedCom assessment"/>
+                <w:tag w:val="MedCom assessment"/>
+                <w:id w:val="-922408233"/>
+                <w:placeholder>
+                  <w:docPart w:val="0C6D1E825A41431C92CF259CD794C821"/>
+                </w:placeholder>
+                <w:showingPlcHdr/>
+                <w:dropDownList>
+                  <w:listItem w:value="Choose"/>
+                  <w:listItem w:displayText="F1" w:value="F1"/>
+                  <w:listItem w:displayText="F2" w:value="F2"/>
+                  <w:listItem w:displayText="F3" w:value="F3"/>
+                  <w:listItem w:displayText="F4" w:value="F4"/>
+                  <w:listItem w:displayText="OK" w:value="OK"/>
+                  <w:listItem w:displayText="Not relevant" w:value="Not relevant"/>
+                </w:dropDownList>
+              </w:sdtPr>
+              <w:sdtContent>
+                <w:r>
+                  <w:rPr>
+                    <w:rStyle w:val="Pladsholdertekst"/>
+                  </w:rPr>
+                  <w:t>Choose</w:t>
+                </w:r>
+              </w:sdtContent>
+            </w:sdt>
+          </w:p>
+        </w:tc>
+      </w:tr>
     </w:tbl>
     <w:p>
-      <w:bookmarkStart w:id="54" w:name="_Ref117164756"/>
+      <w:bookmarkStart w:id="56" w:name="_Ref117164756"/>
     </w:p>
     <w:p>
       <w:r>
@@ -16857,9 +18568,9 @@
           <w:rFonts w:asciiTheme="minorHAnsi" w:hAnsiTheme="minorHAnsi" w:cstheme="minorHAnsi"/>
         </w:rPr>
       </w:pPr>
-      <w:bookmarkStart w:id="55" w:name="_Toc142386117"/>
-      <w:bookmarkStart w:id="56" w:name="_Toc198733274"/>
-      <w:bookmarkEnd w:id="54"/>
+      <w:bookmarkStart w:id="57" w:name="_Toc142386117"/>
+      <w:bookmarkStart w:id="58" w:name="_Toc198733274"/>
+      <w:bookmarkEnd w:id="56"/>
       <w:r>
         <w:rPr>
           <w:rFonts w:asciiTheme="minorHAnsi" w:hAnsiTheme="minorHAnsi" w:cstheme="minorHAnsi"/>
@@ -16867,8 +18578,8 @@
         <w:lastRenderedPageBreak/>
         <w:t>Test of general technical requirements</w:t>
       </w:r>
-      <w:bookmarkEnd w:id="55"/>
-      <w:bookmarkEnd w:id="56"/>
+      <w:bookmarkEnd w:id="57"/>
+      <w:bookmarkEnd w:id="58"/>
     </w:p>
     <w:p>
       <w:r>
@@ -16893,7 +18604,21 @@
         <w:rPr>
           <w:rFonts w:asciiTheme="minorHAnsi" w:hAnsiTheme="minorHAnsi"/>
         </w:rPr>
-        <w:t>implemented with satisfactory quality, i.e. supports governance</w:t>
+        <w:t xml:space="preserve">implemented with satisfactory quality, i.e. </w:t>
+      </w:r>
+      <w:proofErr w:type="gramStart"/>
+      <w:r>
+        <w:rPr>
+          <w:rFonts w:asciiTheme="minorHAnsi" w:hAnsiTheme="minorHAnsi"/>
+        </w:rPr>
+        <w:t>supports</w:t>
+      </w:r>
+      <w:proofErr w:type="gramEnd"/>
+      <w:r>
+        <w:rPr>
+          <w:rFonts w:asciiTheme="minorHAnsi" w:hAnsiTheme="minorHAnsi"/>
+        </w:rPr>
+        <w:t xml:space="preserve"> governance</w:t>
       </w:r>
       <w:r>
         <w:rPr>
@@ -17162,7 +18887,6 @@
             <w15:color w:val="FFFFFF"/>
             <w:text w:multiLine="1"/>
           </w:sdtPr>
-          <w:sdtEndPr/>
           <w:sdtContent>
             <w:tc>
               <w:tcPr>
@@ -17257,7 +18981,6 @@
                   <w:listItem w:displayText="Not relevant" w:value="Not relevant"/>
                 </w:dropDownList>
               </w:sdtPr>
-              <w:sdtEndPr/>
               <w:sdtContent>
                 <w:r>
                   <w:rPr>
@@ -17313,34 +19036,17 @@
             </w:r>
           </w:p>
         </w:tc>
-        <w:sdt>
-          <w:sdtPr>
-            <w:rPr>
-              <w:rFonts w:ascii="Courier New" w:eastAsia="Times New Roman" w:hAnsi="Courier New" w:cs="Courier New"/>
-              <w:shd w:val="clear" w:color="auto" w:fill="FFFFFF"/>
-            </w:rPr>
-            <w:id w:val="-1689521926"/>
-            <w:placeholder>
-              <w:docPart w:val="24B626E6E46B4DF7B9C05A20FC4C5BB6"/>
-            </w:placeholder>
-            <w15:color w:val="FFFFFF"/>
-            <w:text w:multiLine="1"/>
-          </w:sdtPr>
-          <w:sdtEndPr/>
-          <w:sdtContent>
-            <w:tc>
-              <w:tcPr>
-                <w:tcW w:w="737" w:type="pct"/>
-              </w:tcPr>
-              <w:p>
-                <w:pPr>
-                  <w:widowControl w:val="0"/>
-                  <w:spacing w:before="60"/>
-                </w:pPr>
-              </w:p>
-            </w:tc>
-          </w:sdtContent>
-        </w:sdt>
+        <w:tc>
+          <w:tcPr>
+            <w:tcW w:w="737" w:type="pct"/>
+          </w:tcPr>
+          <w:p>
+            <w:pPr>
+              <w:widowControl w:val="0"/>
+              <w:spacing w:before="60"/>
+            </w:pPr>
+          </w:p>
+        </w:tc>
         <w:sdt>
           <w:sdtPr>
             <w:id w:val="-1870215899"/>
@@ -17350,7 +19056,6 @@
             <w15:color w:val="FFFFFF"/>
             <w:text w:multiLine="1"/>
           </w:sdtPr>
-          <w:sdtEndPr/>
           <w:sdtContent>
             <w:tc>
               <w:tcPr>
@@ -17418,7 +19123,6 @@
                   <w:listItem w:displayText="Not relevant" w:value="Not relevant"/>
                 </w:dropDownList>
               </w:sdtPr>
-              <w:sdtEndPr/>
               <w:sdtContent>
                 <w:r>
                   <w:rPr>
@@ -17690,7 +19394,6 @@
             <w15:color w:val="FFFFFF"/>
             <w:text w:multiLine="1"/>
           </w:sdtPr>
-          <w:sdtEndPr/>
           <w:sdtContent>
             <w:tc>
               <w:tcPr>
@@ -17721,7 +19424,6 @@
             <w15:color w:val="FFFFFF"/>
             <w:text w:multiLine="1"/>
           </w:sdtPr>
-          <w:sdtEndPr/>
           <w:sdtContent>
             <w:tc>
               <w:tcPr>
@@ -17792,7 +19494,6 @@
                   <w:listItem w:displayText="Not relevant" w:value="Not relevant"/>
                 </w:dropDownList>
               </w:sdtPr>
-              <w:sdtEndPr/>
               <w:sdtContent>
                 <w:r>
                   <w:rPr>
@@ -18075,7 +19776,6 @@
             <w15:color w:val="FFFFFF"/>
             <w:text w:multiLine="1"/>
           </w:sdtPr>
-          <w:sdtEndPr/>
           <w:sdtContent>
             <w:tc>
               <w:tcPr>
@@ -18148,7 +19848,6 @@
                   <w:listItem w:displayText="Not relevant" w:value="Not relevant"/>
                 </w:dropDownList>
               </w:sdtPr>
-              <w:sdtEndPr/>
               <w:sdtContent>
                 <w:r>
                   <w:rPr>
@@ -18378,7 +20077,6 @@
                   <w:listItem w:displayText="Not relevant" w:value="Not relevant"/>
                 </w:dropDownList>
               </w:sdtPr>
-              <w:sdtEndPr/>
               <w:sdtContent>
                 <w:r>
                   <w:rPr>
@@ -18505,7 +20203,6 @@
                   <w:listItem w:displayText="Not relevant" w:value="Not relevant"/>
                 </w:dropDownList>
               </w:sdtPr>
-              <w:sdtEndPr/>
               <w:sdtContent>
                 <w:r>
                   <w:rPr>
@@ -18527,6 +20224,9 @@
       <w:r>
         <w:lastRenderedPageBreak/>
         <w:t>Displaying narrative text</w:t>
+      </w:r>
+      <w:r>
+        <w:t xml:space="preserve"> (optional)</w:t>
       </w:r>
     </w:p>
     <w:tbl>
@@ -18787,7 +20487,6 @@
             <w15:color w:val="FFFFFF"/>
             <w:text w:multiLine="1"/>
           </w:sdtPr>
-          <w:sdtEndPr/>
           <w:sdtContent>
             <w:tc>
               <w:tcPr>
@@ -18856,7 +20555,6 @@
                   <w:listItem w:displayText="Not relevant" w:value="Not relevant"/>
                 </w:dropDownList>
               </w:sdtPr>
-              <w:sdtEndPr/>
               <w:sdtContent>
                 <w:r>
                   <w:rPr>
@@ -18902,7 +20600,7 @@
               <w:rPr>
                 <w:rFonts w:eastAsia="Times New Roman" w:cs="Calibri"/>
               </w:rPr>
-              <w:t xml:space="preserve">Demonstrate that the user is able to see the content of all narrative content in the </w:t>
+              <w:t xml:space="preserve">Demonstrate that the content of all narrative content in the </w:t>
             </w:r>
             <w:proofErr w:type="spellStart"/>
             <w:r>
@@ -18930,7 +20628,19 @@
               <w:rPr>
                 <w:rFonts w:eastAsia="Times New Roman" w:cs="Calibri"/>
               </w:rPr>
-              <w:t>*.</w:t>
+              <w:t>*</w:t>
+            </w:r>
+            <w:r>
+              <w:rPr>
+                <w:rFonts w:eastAsia="Times New Roman" w:cs="Calibri"/>
+              </w:rPr>
+              <w:t xml:space="preserve"> is visible for the user</w:t>
+            </w:r>
+            <w:r>
+              <w:rPr>
+                <w:rFonts w:eastAsia="Times New Roman" w:cs="Calibri"/>
+              </w:rPr>
+              <w:t>.</w:t>
             </w:r>
           </w:p>
           <w:p>
@@ -19045,7 +20755,6 @@
                   <w:listItem w:displayText="Not relevant" w:value="Not relevant"/>
                 </w:dropDownList>
               </w:sdtPr>
-              <w:sdtEndPr/>
               <w:sdtContent>
                 <w:r>
                   <w:rPr>
@@ -19168,7 +20877,6 @@
                   <w:listItem w:displayText="Not relevant" w:value="Not relevant"/>
                 </w:dropDownList>
               </w:sdtPr>
-              <w:sdtEndPr/>
               <w:sdtContent>
                 <w:r>
                   <w:rPr>
@@ -19184,10 +20892,10 @@
     </w:tbl>
     <w:p/>
     <w:sectPr>
-      <w:headerReference w:type="even" r:id="rId25"/>
-      <w:headerReference w:type="default" r:id="rId26"/>
-      <w:footerReference w:type="default" r:id="rId27"/>
-      <w:headerReference w:type="first" r:id="rId28"/>
+      <w:headerReference w:type="even" r:id="rId26"/>
+      <w:headerReference w:type="default" r:id="rId27"/>
+      <w:footerReference w:type="default" r:id="rId28"/>
+      <w:headerReference w:type="first" r:id="rId29"/>
       <w:pgSz w:w="16838" w:h="11906" w:orient="landscape"/>
       <w:pgMar w:top="1134" w:right="1701" w:bottom="1134" w:left="1701" w:header="708" w:footer="708" w:gutter="0"/>
       <w:cols w:space="708"/>
@@ -19298,7 +21006,6 @@
         <w:docPartUnique/>
       </w:docPartObj>
     </w:sdtPr>
-    <w:sdtEndPr/>
     <w:sdtContent>
       <w:sdt>
         <w:sdtPr>
@@ -19308,7 +21015,6 @@
             <w:docPartUnique/>
           </w:docPartObj>
         </w:sdtPr>
-        <w:sdtEndPr/>
         <w:sdtContent>
           <w:p>
             <w:pPr>
@@ -19918,7 +21624,7 @@
               <w:sz w:val="16"/>
               <w:szCs w:val="16"/>
             </w:rPr>
-            <w:t>TMS/RCH/SKS</w:t>
+            <w:t>TRI/SKS</w:t>
           </w:r>
         </w:p>
       </w:tc>
@@ -19947,7 +21653,14 @@
               <w:sz w:val="16"/>
               <w:szCs w:val="16"/>
             </w:rPr>
-            <w:t>.0</w:t>
+            <w:t>.</w:t>
+          </w:r>
+          <w:r>
+            <w:rPr>
+              <w:sz w:val="16"/>
+              <w:szCs w:val="16"/>
+            </w:rPr>
+            <w:t>3</w:t>
           </w:r>
         </w:p>
       </w:tc>
@@ -19969,7 +21682,14 @@
               <w:sz w:val="16"/>
               <w:szCs w:val="16"/>
             </w:rPr>
-            <w:t>2024-11-15</w:t>
+            <w:t>202</w:t>
+          </w:r>
+          <w:r>
+            <w:rPr>
+              <w:sz w:val="16"/>
+              <w:szCs w:val="16"/>
+            </w:rPr>
+            <w:t>6-01-23</w:t>
           </w:r>
         </w:p>
         <w:p>
@@ -25532,7 +27252,6 @@
   <w:style w:type="character" w:default="1" w:styleId="Standardskrifttypeiafsnit">
     <w:name w:val="Default Paragraph Font"/>
     <w:uiPriority w:val="1"/>
-    <w:semiHidden/>
     <w:unhideWhenUsed/>
   </w:style>
   <w:style w:type="table" w:default="1" w:styleId="Tabel-Normal">
@@ -28312,38 +30031,6 @@
     </w:docPart>
     <w:docPart>
       <w:docPartPr>
-        <w:name w:val="24B626E6E46B4DF7B9C05A20FC4C5BB6"/>
-        <w:category>
-          <w:name w:val="Generelt"/>
-          <w:gallery w:val="placeholder"/>
-        </w:category>
-        <w:types>
-          <w:type w:val="bbPlcHdr"/>
-        </w:types>
-        <w:behaviors>
-          <w:behavior w:val="content"/>
-        </w:behaviors>
-        <w:guid w:val="{69FF2E42-6C55-4E99-BA82-7F05A2353F18}"/>
-      </w:docPartPr>
-      <w:docPartBody>
-        <w:p>
-          <w:pPr>
-            <w:pStyle w:val="24B626E6E46B4DF7B9C05A20FC4C5BB6"/>
-          </w:pPr>
-          <w:r>
-            <w:rPr>
-              <w:rStyle w:val="Pladsholdertekst"/>
-              <w:rFonts w:ascii="Courier New" w:eastAsia="Calibri" w:hAnsi="Courier New" w:cs="Courier New"/>
-              <w:sz w:val="18"/>
-              <w:szCs w:val="18"/>
-            </w:rPr>
-            <w:t>Indsæt filnavn</w:t>
-          </w:r>
-        </w:p>
-      </w:docPartBody>
-    </w:docPart>
-    <w:docPart>
-      <w:docPartPr>
         <w:name w:val="65C89921F3A7474EAEE65C1B40F3F920"/>
         <w:category>
           <w:name w:val="Generelt"/>
@@ -28922,6 +30609,122 @@
         </w:p>
       </w:docPartBody>
     </w:docPart>
+    <w:docPart>
+      <w:docPartPr>
+        <w:name w:val="58FCBE564A294B8A913B7CDA7985B93C"/>
+        <w:category>
+          <w:name w:val="Generelt"/>
+          <w:gallery w:val="placeholder"/>
+        </w:category>
+        <w:types>
+          <w:type w:val="bbPlcHdr"/>
+        </w:types>
+        <w:behaviors>
+          <w:behavior w:val="content"/>
+        </w:behaviors>
+        <w:guid w:val="{D90279EA-0EEF-4AF8-9CCA-A197F8CBFB5B}"/>
+      </w:docPartPr>
+      <w:docPartBody>
+        <w:p>
+          <w:pPr>
+            <w:pStyle w:val="58FCBE564A294B8A913B7CDA7985B93C"/>
+          </w:pPr>
+          <w:r>
+            <w:rPr>
+              <w:rStyle w:val="Pladsholdertekst"/>
+            </w:rPr>
+            <w:t>Choose</w:t>
+          </w:r>
+        </w:p>
+      </w:docPartBody>
+    </w:docPart>
+    <w:docPart>
+      <w:docPartPr>
+        <w:name w:val="4F4B1526E47E41AB9D6AC192FDA99BC9"/>
+        <w:category>
+          <w:name w:val="Generelt"/>
+          <w:gallery w:val="placeholder"/>
+        </w:category>
+        <w:types>
+          <w:type w:val="bbPlcHdr"/>
+        </w:types>
+        <w:behaviors>
+          <w:behavior w:val="content"/>
+        </w:behaviors>
+        <w:guid w:val="{D398BBF6-4873-4D08-8363-DCE146696483}"/>
+      </w:docPartPr>
+      <w:docPartBody>
+        <w:p>
+          <w:pPr>
+            <w:pStyle w:val="4F4B1526E47E41AB9D6AC192FDA99BC9"/>
+          </w:pPr>
+          <w:r>
+            <w:rPr>
+              <w:rStyle w:val="Pladsholdertekst"/>
+            </w:rPr>
+            <w:t>Insert expected result</w:t>
+          </w:r>
+        </w:p>
+      </w:docPartBody>
+    </w:docPart>
+    <w:docPart>
+      <w:docPartPr>
+        <w:name w:val="0C6D1E825A41431C92CF259CD794C821"/>
+        <w:category>
+          <w:name w:val="Generelt"/>
+          <w:gallery w:val="placeholder"/>
+        </w:category>
+        <w:types>
+          <w:type w:val="bbPlcHdr"/>
+        </w:types>
+        <w:behaviors>
+          <w:behavior w:val="content"/>
+        </w:behaviors>
+        <w:guid w:val="{20ED5430-A63A-48E8-9FE1-0CC72BF631FC}"/>
+      </w:docPartPr>
+      <w:docPartBody>
+        <w:p>
+          <w:pPr>
+            <w:pStyle w:val="0C6D1E825A41431C92CF259CD794C821"/>
+          </w:pPr>
+          <w:r>
+            <w:rPr>
+              <w:rStyle w:val="Pladsholdertekst"/>
+            </w:rPr>
+            <w:t>Choose</w:t>
+          </w:r>
+        </w:p>
+      </w:docPartBody>
+    </w:docPart>
+    <w:docPart>
+      <w:docPartPr>
+        <w:name w:val="9B5A991D5CBA41AE8C0001D80A9742F9"/>
+        <w:category>
+          <w:name w:val="Generelt"/>
+          <w:gallery w:val="placeholder"/>
+        </w:category>
+        <w:types>
+          <w:type w:val="bbPlcHdr"/>
+        </w:types>
+        <w:behaviors>
+          <w:behavior w:val="content"/>
+        </w:behaviors>
+        <w:guid w:val="{A35C5707-C1F9-495E-9DD8-E027B1A31CAD}"/>
+      </w:docPartPr>
+      <w:docPartBody>
+        <w:p>
+          <w:pPr>
+            <w:pStyle w:val="9B5A991D5CBA41AE8C0001D80A9742F9"/>
+          </w:pPr>
+          <w:r>
+            <w:rPr>
+              <w:rStyle w:val="Pladsholdertekst"/>
+            </w:rPr>
+            <w:t>Insert expected result</w:t>
+          </w:r>
+        </w:p>
+      </w:docPartBody>
+    </w:docPart>
   </w:docParts>
 </w:glossaryDocument>
 </file>
@@ -29006,7 +30809,6 @@
     <w:sig w:usb0="E1002EFF" w:usb1="C000605B" w:usb2="00000029" w:usb3="00000000" w:csb0="000101FF" w:csb1="00000000"/>
   </w:font>
   <w:font w:name="Lucida Grande">
-    <w:altName w:val="Segoe UI"/>
     <w:panose1 w:val="00000000000000000000"/>
     <w:charset w:val="00"/>
     <w:family w:val="roman"/>
@@ -29103,8 +30905,11 @@
   <w:rsids>
     <w:rsidRoot w:val="00E06122"/>
     <w:rsid w:val="0000103F"/>
+    <w:rsid w:val="00046B5A"/>
     <w:rsid w:val="0006061E"/>
     <w:rsid w:val="0007510B"/>
+    <w:rsid w:val="000C0D3C"/>
+    <w:rsid w:val="000E4BB8"/>
     <w:rsid w:val="001233B8"/>
     <w:rsid w:val="00137485"/>
     <w:rsid w:val="001657DE"/>
@@ -29114,14 +30919,19 @@
     <w:rsid w:val="001D03BC"/>
     <w:rsid w:val="00211BCE"/>
     <w:rsid w:val="002574E1"/>
+    <w:rsid w:val="00285F64"/>
     <w:rsid w:val="002D03F2"/>
     <w:rsid w:val="00313DD3"/>
+    <w:rsid w:val="00351963"/>
     <w:rsid w:val="00362BE6"/>
     <w:rsid w:val="0036398B"/>
+    <w:rsid w:val="003847CE"/>
     <w:rsid w:val="003A2081"/>
+    <w:rsid w:val="003B2415"/>
     <w:rsid w:val="003D0BB8"/>
     <w:rsid w:val="00412DBA"/>
     <w:rsid w:val="00430B94"/>
+    <w:rsid w:val="004E6C8F"/>
     <w:rsid w:val="0052532C"/>
     <w:rsid w:val="00545EE3"/>
     <w:rsid w:val="0055067B"/>
@@ -29129,6 +30939,7 @@
     <w:rsid w:val="00577611"/>
     <w:rsid w:val="005C1595"/>
     <w:rsid w:val="005D3E6C"/>
+    <w:rsid w:val="00681783"/>
     <w:rsid w:val="00694273"/>
     <w:rsid w:val="006B1D85"/>
     <w:rsid w:val="006D622E"/>
@@ -29136,8 +30947,10 @@
     <w:rsid w:val="00752E8F"/>
     <w:rsid w:val="00772003"/>
     <w:rsid w:val="00773786"/>
+    <w:rsid w:val="00790213"/>
     <w:rsid w:val="007B3258"/>
     <w:rsid w:val="007E61F9"/>
+    <w:rsid w:val="00827E92"/>
     <w:rsid w:val="0083142B"/>
     <w:rsid w:val="00860F64"/>
     <w:rsid w:val="008665FF"/>
@@ -29148,17 +30961,21 @@
     <w:rsid w:val="009607B3"/>
     <w:rsid w:val="0097777F"/>
     <w:rsid w:val="009D36BE"/>
+    <w:rsid w:val="009E00D5"/>
     <w:rsid w:val="009E50F0"/>
     <w:rsid w:val="009F2DDA"/>
     <w:rsid w:val="009F305B"/>
     <w:rsid w:val="009F43EB"/>
     <w:rsid w:val="00A05DD7"/>
     <w:rsid w:val="00A447FE"/>
+    <w:rsid w:val="00A4500F"/>
     <w:rsid w:val="00AA0E4A"/>
     <w:rsid w:val="00AA5103"/>
     <w:rsid w:val="00AF060E"/>
     <w:rsid w:val="00B331F8"/>
     <w:rsid w:val="00B54369"/>
+    <w:rsid w:val="00B87C70"/>
+    <w:rsid w:val="00BC072F"/>
     <w:rsid w:val="00BD4BA9"/>
     <w:rsid w:val="00C031F8"/>
     <w:rsid w:val="00C32CBD"/>
@@ -29170,6 +30987,8 @@
     <w:rsid w:val="00D62E57"/>
     <w:rsid w:val="00D74E82"/>
     <w:rsid w:val="00DB753D"/>
+    <w:rsid w:val="00DD4210"/>
+    <w:rsid w:val="00DF6027"/>
     <w:rsid w:val="00E0506D"/>
     <w:rsid w:val="00E06122"/>
     <w:rsid w:val="00E337EF"/>
@@ -29635,7 +31454,7 @@
     <w:basedOn w:val="Standardskrifttypeiafsnit"/>
     <w:uiPriority w:val="99"/>
     <w:semiHidden/>
-    <w:rsid w:val="006B1D85"/>
+    <w:rsid w:val="00351963"/>
     <w:rPr>
       <w:color w:val="808080"/>
     </w:rPr>
@@ -30103,19 +31922,6 @@
       <w14:ligatures w14:val="standardContextual"/>
     </w:rPr>
   </w:style>
-  <w:style w:type="paragraph" w:customStyle="1" w:styleId="24B626E6E46B4DF7B9C05A20FC4C5BB6">
-    <w:name w:val="24B626E6E46B4DF7B9C05A20FC4C5BB6"/>
-    <w:rsid w:val="006D622E"/>
-    <w:pPr>
-      <w:spacing w:line="278" w:lineRule="auto"/>
-    </w:pPr>
-    <w:rPr>
-      <w:kern w:val="2"/>
-      <w:sz w:val="24"/>
-      <w:szCs w:val="24"/>
-      <w14:ligatures w14:val="standardContextual"/>
-    </w:rPr>
-  </w:style>
   <w:style w:type="paragraph" w:customStyle="1" w:styleId="65C89921F3A7474EAEE65C1B40F3F920">
     <w:name w:val="65C89921F3A7474EAEE65C1B40F3F920"/>
     <w:rsid w:val="00ED6CA7"/>
@@ -30366,6 +32172,266 @@
   <w:style w:type="paragraph" w:customStyle="1" w:styleId="08B527EBA07E42E28C6BF89920A61C16">
     <w:name w:val="08B527EBA07E42E28C6BF89920A61C16"/>
     <w:rsid w:val="006B1D85"/>
+    <w:pPr>
+      <w:spacing w:line="278" w:lineRule="auto"/>
+    </w:pPr>
+    <w:rPr>
+      <w:kern w:val="2"/>
+      <w:sz w:val="24"/>
+      <w:szCs w:val="24"/>
+      <w14:ligatures w14:val="standardContextual"/>
+    </w:rPr>
+  </w:style>
+  <w:style w:type="paragraph" w:customStyle="1" w:styleId="58FCBE564A294B8A913B7CDA7985B93C">
+    <w:name w:val="58FCBE564A294B8A913B7CDA7985B93C"/>
+    <w:rsid w:val="00DF6027"/>
+    <w:pPr>
+      <w:spacing w:line="278" w:lineRule="auto"/>
+    </w:pPr>
+    <w:rPr>
+      <w:kern w:val="2"/>
+      <w:sz w:val="24"/>
+      <w:szCs w:val="24"/>
+      <w14:ligatures w14:val="standardContextual"/>
+    </w:rPr>
+  </w:style>
+  <w:style w:type="paragraph" w:customStyle="1" w:styleId="4F4B1526E47E41AB9D6AC192FDA99BC9">
+    <w:name w:val="4F4B1526E47E41AB9D6AC192FDA99BC9"/>
+    <w:rsid w:val="00DF6027"/>
+    <w:pPr>
+      <w:spacing w:line="278" w:lineRule="auto"/>
+    </w:pPr>
+    <w:rPr>
+      <w:kern w:val="2"/>
+      <w:sz w:val="24"/>
+      <w:szCs w:val="24"/>
+      <w14:ligatures w14:val="standardContextual"/>
+    </w:rPr>
+  </w:style>
+  <w:style w:type="paragraph" w:customStyle="1" w:styleId="0C6D1E825A41431C92CF259CD794C821">
+    <w:name w:val="0C6D1E825A41431C92CF259CD794C821"/>
+    <w:rsid w:val="00DF6027"/>
+    <w:pPr>
+      <w:spacing w:line="278" w:lineRule="auto"/>
+    </w:pPr>
+    <w:rPr>
+      <w:kern w:val="2"/>
+      <w:sz w:val="24"/>
+      <w:szCs w:val="24"/>
+      <w14:ligatures w14:val="standardContextual"/>
+    </w:rPr>
+  </w:style>
+  <w:style w:type="paragraph" w:customStyle="1" w:styleId="9B5A991D5CBA41AE8C0001D80A9742F9">
+    <w:name w:val="9B5A991D5CBA41AE8C0001D80A9742F9"/>
+    <w:rsid w:val="00DF6027"/>
+    <w:pPr>
+      <w:spacing w:line="278" w:lineRule="auto"/>
+    </w:pPr>
+    <w:rPr>
+      <w:kern w:val="2"/>
+      <w:sz w:val="24"/>
+      <w:szCs w:val="24"/>
+      <w14:ligatures w14:val="standardContextual"/>
+    </w:rPr>
+  </w:style>
+  <w:style w:type="paragraph" w:customStyle="1" w:styleId="5486CC040767410A8CFCDBD2D2F7462E">
+    <w:name w:val="5486CC040767410A8CFCDBD2D2F7462E"/>
+    <w:rsid w:val="00351963"/>
+    <w:pPr>
+      <w:spacing w:line="278" w:lineRule="auto"/>
+    </w:pPr>
+    <w:rPr>
+      <w:kern w:val="2"/>
+      <w:sz w:val="24"/>
+      <w:szCs w:val="24"/>
+      <w14:ligatures w14:val="standardContextual"/>
+    </w:rPr>
+  </w:style>
+  <w:style w:type="paragraph" w:customStyle="1" w:styleId="AFC175BB3C6F40E8B7E6186122C25E4D">
+    <w:name w:val="AFC175BB3C6F40E8B7E6186122C25E4D"/>
+    <w:rsid w:val="00351963"/>
+    <w:pPr>
+      <w:spacing w:line="278" w:lineRule="auto"/>
+    </w:pPr>
+    <w:rPr>
+      <w:kern w:val="2"/>
+      <w:sz w:val="24"/>
+      <w:szCs w:val="24"/>
+      <w14:ligatures w14:val="standardContextual"/>
+    </w:rPr>
+  </w:style>
+  <w:style w:type="paragraph" w:customStyle="1" w:styleId="2020CE19C43E4F38AF6E39F7082B171A">
+    <w:name w:val="2020CE19C43E4F38AF6E39F7082B171A"/>
+    <w:rsid w:val="00351963"/>
+    <w:pPr>
+      <w:spacing w:line="278" w:lineRule="auto"/>
+    </w:pPr>
+    <w:rPr>
+      <w:kern w:val="2"/>
+      <w:sz w:val="24"/>
+      <w:szCs w:val="24"/>
+      <w14:ligatures w14:val="standardContextual"/>
+    </w:rPr>
+  </w:style>
+  <w:style w:type="paragraph" w:customStyle="1" w:styleId="3B8BA8B24B2A4A92B6F5FE331C0006F9">
+    <w:name w:val="3B8BA8B24B2A4A92B6F5FE331C0006F9"/>
+    <w:rsid w:val="00351963"/>
+    <w:pPr>
+      <w:spacing w:line="278" w:lineRule="auto"/>
+    </w:pPr>
+    <w:rPr>
+      <w:kern w:val="2"/>
+      <w:sz w:val="24"/>
+      <w:szCs w:val="24"/>
+      <w14:ligatures w14:val="standardContextual"/>
+    </w:rPr>
+  </w:style>
+  <w:style w:type="paragraph" w:customStyle="1" w:styleId="1BCB44C76D354ABDACAD604A302D59EE">
+    <w:name w:val="1BCB44C76D354ABDACAD604A302D59EE"/>
+    <w:rsid w:val="00351963"/>
+    <w:pPr>
+      <w:spacing w:line="278" w:lineRule="auto"/>
+    </w:pPr>
+    <w:rPr>
+      <w:kern w:val="2"/>
+      <w:sz w:val="24"/>
+      <w:szCs w:val="24"/>
+      <w14:ligatures w14:val="standardContextual"/>
+    </w:rPr>
+  </w:style>
+  <w:style w:type="paragraph" w:customStyle="1" w:styleId="B786C8816C1D4CB88604041092CDA011">
+    <w:name w:val="B786C8816C1D4CB88604041092CDA011"/>
+    <w:rsid w:val="00351963"/>
+    <w:pPr>
+      <w:spacing w:line="278" w:lineRule="auto"/>
+    </w:pPr>
+    <w:rPr>
+      <w:kern w:val="2"/>
+      <w:sz w:val="24"/>
+      <w:szCs w:val="24"/>
+      <w14:ligatures w14:val="standardContextual"/>
+    </w:rPr>
+  </w:style>
+  <w:style w:type="paragraph" w:customStyle="1" w:styleId="9E5F061075614B87B1421443C24B027C">
+    <w:name w:val="9E5F061075614B87B1421443C24B027C"/>
+    <w:rsid w:val="00351963"/>
+    <w:pPr>
+      <w:spacing w:line="278" w:lineRule="auto"/>
+    </w:pPr>
+    <w:rPr>
+      <w:kern w:val="2"/>
+      <w:sz w:val="24"/>
+      <w:szCs w:val="24"/>
+      <w14:ligatures w14:val="standardContextual"/>
+    </w:rPr>
+  </w:style>
+  <w:style w:type="paragraph" w:customStyle="1" w:styleId="66C190C70EE7416CBDAEDF703B5FF98E">
+    <w:name w:val="66C190C70EE7416CBDAEDF703B5FF98E"/>
+    <w:rsid w:val="00351963"/>
+    <w:pPr>
+      <w:spacing w:line="278" w:lineRule="auto"/>
+    </w:pPr>
+    <w:rPr>
+      <w:kern w:val="2"/>
+      <w:sz w:val="24"/>
+      <w:szCs w:val="24"/>
+      <w14:ligatures w14:val="standardContextual"/>
+    </w:rPr>
+  </w:style>
+  <w:style w:type="paragraph" w:customStyle="1" w:styleId="0E04CBAF7B814D6388247441C464EA37">
+    <w:name w:val="0E04CBAF7B814D6388247441C464EA37"/>
+    <w:rsid w:val="00351963"/>
+    <w:pPr>
+      <w:spacing w:line="278" w:lineRule="auto"/>
+    </w:pPr>
+    <w:rPr>
+      <w:kern w:val="2"/>
+      <w:sz w:val="24"/>
+      <w:szCs w:val="24"/>
+      <w14:ligatures w14:val="standardContextual"/>
+    </w:rPr>
+  </w:style>
+  <w:style w:type="paragraph" w:customStyle="1" w:styleId="5ABC3478D30E49F1ADA83F5744A581A5">
+    <w:name w:val="5ABC3478D30E49F1ADA83F5744A581A5"/>
+    <w:rsid w:val="00351963"/>
+    <w:pPr>
+      <w:spacing w:line="278" w:lineRule="auto"/>
+    </w:pPr>
+    <w:rPr>
+      <w:kern w:val="2"/>
+      <w:sz w:val="24"/>
+      <w:szCs w:val="24"/>
+      <w14:ligatures w14:val="standardContextual"/>
+    </w:rPr>
+  </w:style>
+  <w:style w:type="paragraph" w:customStyle="1" w:styleId="C03E7BFFB64C4E729D6DCEA4C9ACB633">
+    <w:name w:val="C03E7BFFB64C4E729D6DCEA4C9ACB633"/>
+    <w:rsid w:val="00351963"/>
+    <w:pPr>
+      <w:spacing w:line="278" w:lineRule="auto"/>
+    </w:pPr>
+    <w:rPr>
+      <w:kern w:val="2"/>
+      <w:sz w:val="24"/>
+      <w:szCs w:val="24"/>
+      <w14:ligatures w14:val="standardContextual"/>
+    </w:rPr>
+  </w:style>
+  <w:style w:type="paragraph" w:customStyle="1" w:styleId="7D3A2F94934E4FC3B8B26A45BF4D962D">
+    <w:name w:val="7D3A2F94934E4FC3B8B26A45BF4D962D"/>
+    <w:rsid w:val="00351963"/>
+    <w:pPr>
+      <w:spacing w:line="278" w:lineRule="auto"/>
+    </w:pPr>
+    <w:rPr>
+      <w:kern w:val="2"/>
+      <w:sz w:val="24"/>
+      <w:szCs w:val="24"/>
+      <w14:ligatures w14:val="standardContextual"/>
+    </w:rPr>
+  </w:style>
+  <w:style w:type="paragraph" w:customStyle="1" w:styleId="A3350BC8B4274383A607FA2911AE626E">
+    <w:name w:val="A3350BC8B4274383A607FA2911AE626E"/>
+    <w:rsid w:val="00351963"/>
+    <w:pPr>
+      <w:spacing w:line="278" w:lineRule="auto"/>
+    </w:pPr>
+    <w:rPr>
+      <w:kern w:val="2"/>
+      <w:sz w:val="24"/>
+      <w:szCs w:val="24"/>
+      <w14:ligatures w14:val="standardContextual"/>
+    </w:rPr>
+  </w:style>
+  <w:style w:type="paragraph" w:customStyle="1" w:styleId="2BB3783B93D142958C511CF7F1E5932F">
+    <w:name w:val="2BB3783B93D142958C511CF7F1E5932F"/>
+    <w:rsid w:val="00351963"/>
+    <w:pPr>
+      <w:spacing w:line="278" w:lineRule="auto"/>
+    </w:pPr>
+    <w:rPr>
+      <w:kern w:val="2"/>
+      <w:sz w:val="24"/>
+      <w:szCs w:val="24"/>
+      <w14:ligatures w14:val="standardContextual"/>
+    </w:rPr>
+  </w:style>
+  <w:style w:type="paragraph" w:customStyle="1" w:styleId="21805CA0C53742BF91671EF69244637D">
+    <w:name w:val="21805CA0C53742BF91671EF69244637D"/>
+    <w:rsid w:val="00351963"/>
+    <w:pPr>
+      <w:spacing w:line="278" w:lineRule="auto"/>
+    </w:pPr>
+    <w:rPr>
+      <w:kern w:val="2"/>
+      <w:sz w:val="24"/>
+      <w:szCs w:val="24"/>
+      <w14:ligatures w14:val="standardContextual"/>
+    </w:rPr>
+  </w:style>
+  <w:style w:type="paragraph" w:customStyle="1" w:styleId="502DFD71C67743B5B90FC72AF393A391">
+    <w:name w:val="502DFD71C67743B5B90FC72AF393A391"/>
+    <w:rsid w:val="00351963"/>
     <w:pPr>
       <w:spacing w:line="278" w:lineRule="auto"/>
     </w:pPr>
@@ -30682,21 +32748,6 @@
 </file>
 
 <file path=customXml/item1.xml><?xml version="1.0" encoding="utf-8"?>
-<p:properties xmlns:p="http://schemas.microsoft.com/office/2006/metadata/properties" xmlns:xsi="http://www.w3.org/2001/XMLSchema-instance" xmlns:pc="http://schemas.microsoft.com/office/infopath/2007/PartnerControls">
-  <documentManagement>
-    <TaxCatchAll xmlns="78dd7b72-bcba-44b8-8dd0-6875f12e27e9" xsi:nil="true"/>
-    <lcf76f155ced4ddcb4097134ff3c332f xmlns="f859cfe1-4168-4d9b-8657-bb672b56b037">
-      <Terms xmlns="http://schemas.microsoft.com/office/infopath/2007/PartnerControls"/>
-    </lcf76f155ced4ddcb4097134ff3c332f>
-  </documentManagement>
-</p:properties>
-</file>
-
-<file path=customXml/item2.xml><?xml version="1.0" encoding="utf-8"?>
-<b:Sources xmlns:b="http://schemas.openxmlformats.org/officeDocument/2006/bibliography" xmlns="http://schemas.openxmlformats.org/officeDocument/2006/bibliography" SelectedStyle="\APASixthEditionOfficeOnline.xsl" StyleName="APA" Version="6"/>
-</file>
-
-<file path=customXml/item3.xml><?xml version="1.0" encoding="utf-8"?>
 <ct:contentTypeSchema xmlns:ct="http://schemas.microsoft.com/office/2006/metadata/contentType" xmlns:ma="http://schemas.microsoft.com/office/2006/metadata/properties/metaAttributes" ct:_="" ma:_="" ma:contentTypeName="Dokument" ma:contentTypeID="0x010100864C7C4BFC923C40ABBA7A48CE6AB9B6" ma:contentTypeVersion="10" ma:contentTypeDescription="Opret et nyt dokument." ma:contentTypeScope="" ma:versionID="57930a3fa0bed271c7aa894cc12935d2">
   <xsd:schema xmlns:xsd="http://www.w3.org/2001/XMLSchema" xmlns:xs="http://www.w3.org/2001/XMLSchema" xmlns:p="http://schemas.microsoft.com/office/2006/metadata/properties" xmlns:ns2="f859cfe1-4168-4d9b-8657-bb672b56b037" xmlns:ns3="78dd7b72-bcba-44b8-8dd0-6875f12e27e9" targetNamespace="http://schemas.microsoft.com/office/2006/metadata/properties" ma:root="true" ma:fieldsID="ae7d32612be45810eb9e6554b98c1565" ns2:_="" ns3:_="">
     <xsd:import namespace="f859cfe1-4168-4d9b-8657-bb672b56b037"/>
@@ -30885,7 +32936,7 @@
 </ct:contentTypeSchema>
 </file>
 
-<file path=customXml/item4.xml><?xml version="1.0" encoding="utf-8"?>
+<file path=customXml/item2.xml><?xml version="1.0" encoding="utf-8"?>
 <?mso-contentType ?>
 <FormTemplates xmlns="http://schemas.microsoft.com/sharepoint/v3/contenttype/forms">
   <Display>DocumentLibraryForm</Display>
@@ -30894,32 +32945,22 @@
 </FormTemplates>
 </file>
 
-<file path=customXml/itemProps1.xml><?xml version="1.0" encoding="utf-8"?>
-<ds:datastoreItem xmlns:ds="http://schemas.openxmlformats.org/officeDocument/2006/customXml" ds:itemID="{8D130601-95A1-4E15-BF70-D4BBDE824650}">
-  <ds:schemaRefs>
-    <ds:schemaRef ds:uri="http://www.w3.org/XML/1998/namespace"/>
-    <ds:schemaRef ds:uri="http://purl.org/dc/elements/1.1/"/>
-    <ds:schemaRef ds:uri="http://purl.org/dc/terms/"/>
-    <ds:schemaRef ds:uri="http://schemas.openxmlformats.org/package/2006/metadata/core-properties"/>
-    <ds:schemaRef ds:uri="f859cfe1-4168-4d9b-8657-bb672b56b037"/>
-    <ds:schemaRef ds:uri="http://schemas.microsoft.com/office/2006/metadata/properties"/>
-    <ds:schemaRef ds:uri="http://schemas.microsoft.com/office/2006/documentManagement/types"/>
-    <ds:schemaRef ds:uri="http://schemas.microsoft.com/office/infopath/2007/PartnerControls"/>
-    <ds:schemaRef ds:uri="78dd7b72-bcba-44b8-8dd0-6875f12e27e9"/>
-    <ds:schemaRef ds:uri="http://purl.org/dc/dcmitype/"/>
-  </ds:schemaRefs>
-</ds:datastoreItem>
+<file path=customXml/item3.xml><?xml version="1.0" encoding="utf-8"?>
+<p:properties xmlns:p="http://schemas.microsoft.com/office/2006/metadata/properties" xmlns:xsi="http://www.w3.org/2001/XMLSchema-instance" xmlns:pc="http://schemas.microsoft.com/office/infopath/2007/PartnerControls">
+  <documentManagement>
+    <TaxCatchAll xmlns="78dd7b72-bcba-44b8-8dd0-6875f12e27e9" xsi:nil="true"/>
+    <lcf76f155ced4ddcb4097134ff3c332f xmlns="f859cfe1-4168-4d9b-8657-bb672b56b037">
+      <Terms xmlns="http://schemas.microsoft.com/office/infopath/2007/PartnerControls"/>
+    </lcf76f155ced4ddcb4097134ff3c332f>
+  </documentManagement>
+</p:properties>
 </file>
 
-<file path=customXml/itemProps2.xml><?xml version="1.0" encoding="utf-8"?>
-<ds:datastoreItem xmlns:ds="http://schemas.openxmlformats.org/officeDocument/2006/customXml" ds:itemID="{45DA9F09-C30C-4EB6-9564-B9329971F239}">
-  <ds:schemaRefs>
-    <ds:schemaRef ds:uri="http://schemas.openxmlformats.org/officeDocument/2006/bibliography"/>
-  </ds:schemaRefs>
-</ds:datastoreItem>
+<file path=customXml/item4.xml><?xml version="1.0" encoding="utf-8"?>
+<b:Sources xmlns:b="http://schemas.openxmlformats.org/officeDocument/2006/bibliography" xmlns="http://schemas.openxmlformats.org/officeDocument/2006/bibliography" SelectedStyle="\APASixthEditionOfficeOnline.xsl" StyleName="APA" Version="6"/>
 </file>
 
-<file path=customXml/itemProps3.xml><?xml version="1.0" encoding="utf-8"?>
+<file path=customXml/itemProps1.xml><?xml version="1.0" encoding="utf-8"?>
 <ds:datastoreItem xmlns:ds="http://schemas.openxmlformats.org/officeDocument/2006/customXml" ds:itemID="{62ABAF33-24E3-4BFF-BFA0-B0DDA7EBFDC9}">
   <ds:schemaRefs>
     <ds:schemaRef ds:uri="http://schemas.microsoft.com/office/2006/metadata/contentType"/>
@@ -30938,10 +32979,29 @@
 </ds:datastoreItem>
 </file>
 
-<file path=customXml/itemProps4.xml><?xml version="1.0" encoding="utf-8"?>
+<file path=customXml/itemProps2.xml><?xml version="1.0" encoding="utf-8"?>
 <ds:datastoreItem xmlns:ds="http://schemas.openxmlformats.org/officeDocument/2006/customXml" ds:itemID="{2840DDFD-1BB9-449F-A5C0-0834546E72E6}">
   <ds:schemaRefs>
     <ds:schemaRef ds:uri="http://schemas.microsoft.com/sharepoint/v3/contenttype/forms"/>
   </ds:schemaRefs>
 </ds:datastoreItem>
+</file>
+
+<file path=customXml/itemProps3.xml><?xml version="1.0" encoding="utf-8"?>
+<ds:datastoreItem xmlns:ds="http://schemas.openxmlformats.org/officeDocument/2006/customXml" ds:itemID="{8D130601-95A1-4E15-BF70-D4BBDE824650}">
+  <ds:schemaRefs>
+    <ds:schemaRef ds:uri="http://schemas.microsoft.com/office/2006/metadata/properties"/>
+    <ds:schemaRef ds:uri="http://schemas.microsoft.com/office/infopath/2007/PartnerControls"/>
+    <ds:schemaRef ds:uri="78dd7b72-bcba-44b8-8dd0-6875f12e27e9"/>
+    <ds:schemaRef ds:uri="f859cfe1-4168-4d9b-8657-bb672b56b037"/>
+  </ds:schemaRefs>
+</ds:datastoreItem>
+</file>
+
+<file path=customXml/itemProps4.xml><?xml version="1.0" encoding="utf-8"?>
+<ds:datastoreItem xmlns:ds="http://schemas.openxmlformats.org/officeDocument/2006/customXml" ds:itemID="{45DA9F09-C30C-4EB6-9564-B9329971F239}">
+  <ds:schemaRefs>
+    <ds:schemaRef ds:uri="http://schemas.openxmlformats.org/officeDocument/2006/bibliography"/>
+  </ds:schemaRefs>
+</ds:datastoreItem>
 </file>